--- a/交付成果/第4轮朗读优化版/朗读优化8周版/读书会10_八正道实践_8周资料包（朗读优化版）/Word版/第5周_正精进——四正勤的实践_主持人版.docx
+++ b/交付成果/第4轮朗读优化版/朗读优化8周版/读书会10_八正道实践_8周资料包（朗读优化版）/Word版/第5周_正精进——四正勤的实践_主持人版.docx
@@ -4,53 +4,61 @@
   <w:body>
     <w:p>
       <w:pPr>
-        <w:spacing w:before="160" w:after="80"/>
+        <w:jc w:val="right"/>
       </w:pPr>
       <w:r>
         <w:rPr>
-          <w:rFonts w:ascii="Microsoft YaHei" w:hAnsi="Microsoft YaHei" w:eastAsia="Microsoft YaHei"/>
-          <w:b/>
-          <w:color w:val="1F3864"/>
-          <w:sz w:val="34"/>
-        </w:rPr>
-        <w:t>第5周：正精进——四正勤的实践（主持人版）</w:t>
+          <w:color w:val="888888"/>
+          <w:sz w:val="16"/>
+        </w:rPr>
+        <w:t>📅 最近更新：2026-09-26 13:15　|　第二版修订：六环节120分钟口径（静心10／共读25／分享20／讨论35／禅修15／收尾15）；共读原文标注「本周朗读段」；补心理安全三约定与禅修禁忌；静心增破冰、讨论增分层追问；第4轮朗读优化（2026-09-26）：音频转写来源的共读原文已口语化改写</w:t>
       </w:r>
     </w:p>
     <w:p>
       <w:pPr>
-        <w:spacing w:before="40" w:after="80"/>
-        <w:ind w:left="283"/>
-        <w:shd w:val="clear" w:color="auto" w:fill="EEF2F8"/>
-        <w:pBdr>
-          <w:left w:val="single" w:sz="20" w:space="6" w:color="1F3864"/>
-        </w:pBdr>
+        <w:jc w:val="center"/>
       </w:pPr>
       <w:r>
         <w:rPr>
-          <w:sz w:val="20"/>
-        </w:rPr>
-        <w:t xml:space="preserve">⭐ </w:t>
-      </w:r>
-      <w:r>
-        <w:rPr>
           <w:b/>
-          <w:sz w:val="20"/>
-        </w:rPr>
-        <w:t>本讲主持人速览</w:t>
+          <w:color w:val="1F3864"/>
+          <w:sz w:val="36"/>
+        </w:rPr>
+        <w:t>第5周：正精进——四正勤的实践</w:t>
       </w:r>
     </w:p>
     <w:p>
       <w:pPr>
-        <w:spacing w:before="40" w:after="80"/>
-        <w:ind w:left="283"/>
-        <w:shd w:val="clear" w:color="auto" w:fill="EEF2F8"/>
+        <w:ind w:left="170"/>
         <w:pBdr>
-          <w:left w:val="single" w:sz="20" w:space="6" w:color="1F3864"/>
+          <w:left w:val="single" w:sz="18" w:space="4" w:color="1F3864"/>
         </w:pBdr>
+        <w:shd w:val="clear" w:fill="F2F5FA"/>
       </w:pPr>
       <w:r>
         <w:rPr>
-          <w:sz w:val="20"/>
+          <w:b w:val="0"/>
+        </w:rPr>
+        <w:t xml:space="preserve">⭐ </w:t>
+      </w:r>
+      <w:r>
+        <w:rPr>
+          <w:b/>
+        </w:rPr>
+        <w:t>本讲主持人速览</w:t>
+      </w:r>
+    </w:p>
+    <w:p>
+      <w:pPr>
+        <w:ind w:left="170"/>
+        <w:pBdr>
+          <w:left w:val="single" w:sz="18" w:space="4" w:color="1F3864"/>
+        </w:pBdr>
+        <w:shd w:val="clear" w:fill="F2F5FA"/>
+      </w:pPr>
+      <w:r>
+        <w:rPr>
+          <w:b w:val="0"/>
         </w:rPr>
         <w:t>你不是老师，你是流程的守护者。你的任务不是"讲清楚四正勤"，而是让共读发生、让分享安全、让时间准点。本周主题是八正道的正精进——四正勤：已生恶令断、未生恶令不生、未生善令生、已生善令增长。请始终记得：这一讲最大的暗礁不是"懒惰"，而是"自我苛责"——正精进是平衡的精进（如调弦不松不紧），不以自责驱动。成员不需要"努力汇报"，只需要"看见自己心里那股支持的力量"。</w:t>
       </w:r>
@@ -59,7 +67,6 @@
       <w:tblPr>
         <w:tblStyle w:val="TableGrid"/>
         <w:tblW w:type="auto" w:w="0"/>
-        <w:jc w:val="center"/>
         <w:tblLook w:firstColumn="1" w:firstRow="1" w:lastColumn="0" w:lastRow="0" w:noHBand="0" w:noVBand="1" w:val="04A0"/>
       </w:tblPr>
       <w:tblGrid>
@@ -72,17 +79,20 @@
         <w:tc>
           <w:tcPr>
             <w:tcW w:type="dxa" w:w="2409"/>
-            <w:shd w:val="clear" w:color="auto" w:fill="1F3864"/>
+            <w:shd w:val="clear" w:fill="1F3864"/>
           </w:tcPr>
           <w:p>
-            <w:pPr>
-              <w:spacing w:after="20"/>
-            </w:pPr>
             <w:r>
               <w:rPr>
-                <w:b/>
                 <w:color w:val="FFFFFF"/>
-                <w:sz w:val="19"/>
+                <w:sz w:val="18"/>
+              </w:rPr>
+            </w:r>
+            <w:r>
+              <w:rPr>
+                <w:b w:val="0"/>
+                <w:color w:val="FFFFFF"/>
+                <w:sz w:val="18"/>
               </w:rPr>
               <w:t>环节</w:t>
             </w:r>
@@ -91,17 +101,20 @@
         <w:tc>
           <w:tcPr>
             <w:tcW w:type="dxa" w:w="2409"/>
-            <w:shd w:val="clear" w:color="auto" w:fill="1F3864"/>
+            <w:shd w:val="clear" w:fill="1F3864"/>
           </w:tcPr>
           <w:p>
-            <w:pPr>
-              <w:spacing w:after="20"/>
-            </w:pPr>
             <w:r>
               <w:rPr>
-                <w:b/>
                 <w:color w:val="FFFFFF"/>
-                <w:sz w:val="19"/>
+                <w:sz w:val="18"/>
+              </w:rPr>
+            </w:r>
+            <w:r>
+              <w:rPr>
+                <w:b w:val="0"/>
+                <w:color w:val="FFFFFF"/>
+                <w:sz w:val="18"/>
               </w:rPr>
               <w:t>标准时长</w:t>
             </w:r>
@@ -110,17 +123,20 @@
         <w:tc>
           <w:tcPr>
             <w:tcW w:type="dxa" w:w="2409"/>
-            <w:shd w:val="clear" w:color="auto" w:fill="1F3864"/>
+            <w:shd w:val="clear" w:fill="1F3864"/>
           </w:tcPr>
           <w:p>
-            <w:pPr>
-              <w:spacing w:after="20"/>
-            </w:pPr>
             <w:r>
               <w:rPr>
-                <w:b/>
                 <w:color w:val="FFFFFF"/>
-                <w:sz w:val="19"/>
+                <w:sz w:val="18"/>
+              </w:rPr>
+            </w:r>
+            <w:r>
+              <w:rPr>
+                <w:b w:val="0"/>
+                <w:color w:val="FFFFFF"/>
+                <w:sz w:val="18"/>
               </w:rPr>
               <w:t>时间不够怎么办</w:t>
             </w:r>
@@ -129,17 +145,20 @@
         <w:tc>
           <w:tcPr>
             <w:tcW w:type="dxa" w:w="2409"/>
-            <w:shd w:val="clear" w:color="auto" w:fill="1F3864"/>
+            <w:shd w:val="clear" w:fill="1F3864"/>
           </w:tcPr>
           <w:p>
-            <w:pPr>
-              <w:spacing w:after="20"/>
-            </w:pPr>
             <w:r>
               <w:rPr>
-                <w:b/>
                 <w:color w:val="FFFFFF"/>
-                <w:sz w:val="19"/>
+                <w:sz w:val="18"/>
+              </w:rPr>
+            </w:r>
+            <w:r>
+              <w:rPr>
+                <w:b w:val="0"/>
+                <w:color w:val="FFFFFF"/>
+                <w:sz w:val="18"/>
               </w:rPr>
               <w:t>时间富余怎么办</w:t>
             </w:r>
@@ -152,12 +171,15 @@
             <w:tcW w:type="dxa" w:w="2409"/>
           </w:tcPr>
           <w:p>
-            <w:pPr>
-              <w:spacing w:after="20"/>
-            </w:pPr>
             <w:r>
               <w:rPr>
-                <w:sz w:val="19"/>
+                <w:sz w:val="18"/>
+              </w:rPr>
+            </w:r>
+            <w:r>
+              <w:rPr>
+                <w:b w:val="0"/>
+                <w:sz w:val="18"/>
               </w:rPr>
               <w:t>🧘 静心开场</w:t>
             </w:r>
@@ -168,12 +190,15 @@
             <w:tcW w:type="dxa" w:w="2409"/>
           </w:tcPr>
           <w:p>
-            <w:pPr>
-              <w:spacing w:after="20"/>
-            </w:pPr>
             <w:r>
               <w:rPr>
-                <w:sz w:val="19"/>
+                <w:sz w:val="18"/>
+              </w:rPr>
+            </w:r>
+            <w:r>
+              <w:rPr>
+                <w:b w:val="0"/>
+                <w:sz w:val="18"/>
               </w:rPr>
               <w:t>10 min</w:t>
             </w:r>
@@ -184,12 +209,15 @@
             <w:tcW w:type="dxa" w:w="2409"/>
           </w:tcPr>
           <w:p>
-            <w:pPr>
-              <w:spacing w:after="20"/>
-            </w:pPr>
             <w:r>
               <w:rPr>
-                <w:sz w:val="19"/>
+                <w:sz w:val="18"/>
+              </w:rPr>
+            </w:r>
+            <w:r>
+              <w:rPr>
+                <w:b w:val="0"/>
+                <w:sz w:val="18"/>
               </w:rPr>
               <w:t>引导语读至"让呼吸自然"即收，省去"松紧"省思段</w:t>
             </w:r>
@@ -200,12 +228,15 @@
             <w:tcW w:type="dxa" w:w="2409"/>
           </w:tcPr>
           <w:p>
-            <w:pPr>
-              <w:spacing w:after="20"/>
-            </w:pPr>
             <w:r>
               <w:rPr>
-                <w:sz w:val="19"/>
+                <w:sz w:val="18"/>
+              </w:rPr>
+            </w:r>
+            <w:r>
+              <w:rPr>
+                <w:b w:val="0"/>
+                <w:sz w:val="18"/>
               </w:rPr>
               <w:t>增加"回顾上周戒学三支作业"的一句轮答</w:t>
             </w:r>
@@ -216,15 +247,18 @@
         <w:tc>
           <w:tcPr>
             <w:tcW w:type="dxa" w:w="2409"/>
-            <w:shd w:val="clear" w:color="auto" w:fill="F2F2F2"/>
+            <w:shd w:val="clear" w:fill="F2F5FA"/>
           </w:tcPr>
           <w:p>
-            <w:pPr>
-              <w:spacing w:after="20"/>
-            </w:pPr>
             <w:r>
               <w:rPr>
-                <w:sz w:val="19"/>
+                <w:sz w:val="18"/>
+              </w:rPr>
+            </w:r>
+            <w:r>
+              <w:rPr>
+                <w:b w:val="0"/>
+                <w:sz w:val="18"/>
               </w:rPr>
               <w:t>📖 共读原文</w:t>
             </w:r>
@@ -233,15 +267,18 @@
         <w:tc>
           <w:tcPr>
             <w:tcW w:type="dxa" w:w="2409"/>
-            <w:shd w:val="clear" w:color="auto" w:fill="F2F2F2"/>
+            <w:shd w:val="clear" w:fill="F2F5FA"/>
           </w:tcPr>
           <w:p>
-            <w:pPr>
-              <w:spacing w:after="20"/>
-            </w:pPr>
             <w:r>
               <w:rPr>
-                <w:sz w:val="19"/>
+                <w:sz w:val="18"/>
+              </w:rPr>
+            </w:r>
+            <w:r>
+              <w:rPr>
+                <w:b w:val="0"/>
+                <w:sz w:val="18"/>
               </w:rPr>
               <w:t>25 min</w:t>
             </w:r>
@@ -250,15 +287,18 @@
         <w:tc>
           <w:tcPr>
             <w:tcW w:type="dxa" w:w="2409"/>
-            <w:shd w:val="clear" w:color="auto" w:fill="F2F2F2"/>
+            <w:shd w:val="clear" w:fill="F2F5FA"/>
           </w:tcPr>
           <w:p>
-            <w:pPr>
-              <w:spacing w:after="20"/>
-            </w:pPr>
             <w:r>
               <w:rPr>
-                <w:sz w:val="19"/>
+                <w:sz w:val="18"/>
+              </w:rPr>
+            </w:r>
+            <w:r>
+              <w:rPr>
+                <w:b w:val="0"/>
+                <w:sz w:val="18"/>
               </w:rPr>
               <w:t>材料①只读一、四两节＋材料②三、六、七节＋材料③[00:16:31.140]与[00:18:44.400]两段；◈扩展段全部跳过</w:t>
             </w:r>
@@ -267,15 +307,18 @@
         <w:tc>
           <w:tcPr>
             <w:tcW w:type="dxa" w:w="2409"/>
-            <w:shd w:val="clear" w:color="auto" w:fill="F2F2F2"/>
+            <w:shd w:val="clear" w:fill="F2F5FA"/>
           </w:tcPr>
           <w:p>
-            <w:pPr>
-              <w:spacing w:after="20"/>
-            </w:pPr>
             <w:r>
               <w:rPr>
-                <w:sz w:val="19"/>
+                <w:sz w:val="18"/>
+              </w:rPr>
+            </w:r>
+            <w:r>
+              <w:rPr>
+                <w:b w:val="0"/>
+                <w:sz w:val="18"/>
               </w:rPr>
               <w:t>补读材料①五、七节与材料②四、五、八节</w:t>
             </w:r>
@@ -288,12 +331,15 @@
             <w:tcW w:type="dxa" w:w="2409"/>
           </w:tcPr>
           <w:p>
-            <w:pPr>
-              <w:spacing w:after="20"/>
-            </w:pPr>
             <w:r>
               <w:rPr>
-                <w:sz w:val="19"/>
+                <w:sz w:val="18"/>
+              </w:rPr>
+            </w:r>
+            <w:r>
+              <w:rPr>
+                <w:b w:val="0"/>
+                <w:sz w:val="18"/>
               </w:rPr>
               <w:t>💬 第一轮分享</w:t>
             </w:r>
@@ -304,12 +350,15 @@
             <w:tcW w:type="dxa" w:w="2409"/>
           </w:tcPr>
           <w:p>
-            <w:pPr>
-              <w:spacing w:after="20"/>
-            </w:pPr>
             <w:r>
               <w:rPr>
-                <w:sz w:val="19"/>
+                <w:sz w:val="18"/>
+              </w:rPr>
+            </w:r>
+            <w:r>
+              <w:rPr>
+                <w:b w:val="0"/>
+                <w:sz w:val="18"/>
               </w:rPr>
               <w:t>20 min</w:t>
             </w:r>
@@ -320,12 +369,15 @@
             <w:tcW w:type="dxa" w:w="2409"/>
           </w:tcPr>
           <w:p>
-            <w:pPr>
-              <w:spacing w:after="20"/>
-            </w:pPr>
             <w:r>
               <w:rPr>
-                <w:sz w:val="19"/>
+                <w:sz w:val="18"/>
+              </w:rPr>
+            </w:r>
+            <w:r>
+              <w:rPr>
+                <w:b w:val="0"/>
+                <w:sz w:val="18"/>
               </w:rPr>
               <w:t>每人发言限90秒，起手问题只出第1问</w:t>
             </w:r>
@@ -336,12 +388,15 @@
             <w:tcW w:type="dxa" w:w="2409"/>
           </w:tcPr>
           <w:p>
-            <w:pPr>
-              <w:spacing w:after="20"/>
-            </w:pPr>
             <w:r>
               <w:rPr>
-                <w:sz w:val="19"/>
+                <w:sz w:val="18"/>
+              </w:rPr>
+            </w:r>
+            <w:r>
+              <w:rPr>
+                <w:b w:val="0"/>
+                <w:sz w:val="18"/>
               </w:rPr>
               <w:t>三问全出，允许一轮简短回应</w:t>
             </w:r>
@@ -352,15 +407,18 @@
         <w:tc>
           <w:tcPr>
             <w:tcW w:type="dxa" w:w="2409"/>
-            <w:shd w:val="clear" w:color="auto" w:fill="F2F2F2"/>
+            <w:shd w:val="clear" w:fill="F2F5FA"/>
           </w:tcPr>
           <w:p>
-            <w:pPr>
-              <w:spacing w:after="20"/>
-            </w:pPr>
             <w:r>
               <w:rPr>
-                <w:sz w:val="19"/>
+                <w:sz w:val="18"/>
+              </w:rPr>
+            </w:r>
+            <w:r>
+              <w:rPr>
+                <w:b w:val="0"/>
+                <w:sz w:val="18"/>
               </w:rPr>
               <w:t>🎯 主题讨论</w:t>
             </w:r>
@@ -369,15 +427,18 @@
         <w:tc>
           <w:tcPr>
             <w:tcW w:type="dxa" w:w="2409"/>
-            <w:shd w:val="clear" w:color="auto" w:fill="F2F2F2"/>
+            <w:shd w:val="clear" w:fill="F2F5FA"/>
           </w:tcPr>
           <w:p>
-            <w:pPr>
-              <w:spacing w:after="20"/>
-            </w:pPr>
             <w:r>
               <w:rPr>
-                <w:sz w:val="19"/>
+                <w:sz w:val="18"/>
+              </w:rPr>
+            </w:r>
+            <w:r>
+              <w:rPr>
+                <w:b w:val="0"/>
+                <w:sz w:val="18"/>
               </w:rPr>
               <w:t>35 min</w:t>
             </w:r>
@@ -386,15 +447,18 @@
         <w:tc>
           <w:tcPr>
             <w:tcW w:type="dxa" w:w="2409"/>
-            <w:shd w:val="clear" w:color="auto" w:fill="F2F2F2"/>
+            <w:shd w:val="clear" w:fill="F2F5FA"/>
           </w:tcPr>
           <w:p>
-            <w:pPr>
-              <w:spacing w:after="20"/>
-            </w:pPr>
             <w:r>
               <w:rPr>
-                <w:sz w:val="19"/>
+                <w:sz w:val="18"/>
+              </w:rPr>
+            </w:r>
+            <w:r>
+              <w:rPr>
+                <w:b w:val="0"/>
+                <w:sz w:val="18"/>
               </w:rPr>
               <w:t>三问只讨论问一与问二，问三留作书面作业</w:t>
             </w:r>
@@ -403,15 +467,18 @@
         <w:tc>
           <w:tcPr>
             <w:tcW w:type="dxa" w:w="2409"/>
-            <w:shd w:val="clear" w:color="auto" w:fill="F2F2F2"/>
+            <w:shd w:val="clear" w:fill="F2F5FA"/>
           </w:tcPr>
           <w:p>
-            <w:pPr>
-              <w:spacing w:after="20"/>
-            </w:pPr>
             <w:r>
               <w:rPr>
-                <w:sz w:val="19"/>
+                <w:sz w:val="18"/>
+              </w:rPr>
+            </w:r>
+            <w:r>
+              <w:rPr>
+                <w:b w:val="0"/>
+                <w:sz w:val="18"/>
               </w:rPr>
               <w:t>三问全讨论，问二后加"松紧信号"两两交流</w:t>
             </w:r>
@@ -424,12 +491,15 @@
             <w:tcW w:type="dxa" w:w="2409"/>
           </w:tcPr>
           <w:p>
-            <w:pPr>
-              <w:spacing w:after="20"/>
-            </w:pPr>
             <w:r>
               <w:rPr>
-                <w:sz w:val="19"/>
+                <w:sz w:val="18"/>
+              </w:rPr>
+            </w:r>
+            <w:r>
+              <w:rPr>
+                <w:b w:val="0"/>
+                <w:sz w:val="18"/>
               </w:rPr>
               <w:t>🧘 禅修练习</w:t>
             </w:r>
@@ -440,12 +510,15 @@
             <w:tcW w:type="dxa" w:w="2409"/>
           </w:tcPr>
           <w:p>
-            <w:pPr>
-              <w:spacing w:after="20"/>
-            </w:pPr>
             <w:r>
               <w:rPr>
-                <w:sz w:val="19"/>
+                <w:sz w:val="18"/>
+              </w:rPr>
+            </w:r>
+            <w:r>
+              <w:rPr>
+                <w:b w:val="0"/>
+                <w:sz w:val="18"/>
               </w:rPr>
               <w:t>15 min</w:t>
             </w:r>
@@ -456,12 +529,15 @@
             <w:tcW w:type="dxa" w:w="2409"/>
           </w:tcPr>
           <w:p>
-            <w:pPr>
-              <w:spacing w:after="20"/>
-            </w:pPr>
             <w:r>
               <w:rPr>
-                <w:sz w:val="19"/>
+                <w:sz w:val="18"/>
+              </w:rPr>
+            </w:r>
+            <w:r>
+              <w:rPr>
+                <w:b w:val="0"/>
+                <w:sz w:val="18"/>
               </w:rPr>
               <w:t>省思四句各减至一遍，静默段保留</w:t>
             </w:r>
@@ -472,12 +548,15 @@
             <w:tcW w:type="dxa" w:w="2409"/>
           </w:tcPr>
           <w:p>
-            <w:pPr>
-              <w:spacing w:after="20"/>
-            </w:pPr>
             <w:r>
               <w:rPr>
-                <w:sz w:val="19"/>
+                <w:sz w:val="18"/>
+              </w:rPr>
+            </w:r>
+            <w:r>
+              <w:rPr>
+                <w:b w:val="0"/>
+                <w:sz w:val="18"/>
               </w:rPr>
               <w:t>结束后加2分钟"一句话体会"自愿分享</w:t>
             </w:r>
@@ -488,15 +567,18 @@
         <w:tc>
           <w:tcPr>
             <w:tcW w:type="dxa" w:w="2409"/>
-            <w:shd w:val="clear" w:color="auto" w:fill="F2F2F2"/>
+            <w:shd w:val="clear" w:fill="F2F5FA"/>
           </w:tcPr>
           <w:p>
-            <w:pPr>
-              <w:spacing w:after="20"/>
-            </w:pPr>
             <w:r>
               <w:rPr>
-                <w:sz w:val="19"/>
+                <w:sz w:val="18"/>
+              </w:rPr>
+            </w:r>
+            <w:r>
+              <w:rPr>
+                <w:b w:val="0"/>
+                <w:sz w:val="18"/>
               </w:rPr>
               <w:t>🔚 收尾与回向</w:t>
             </w:r>
@@ -505,15 +587,18 @@
         <w:tc>
           <w:tcPr>
             <w:tcW w:type="dxa" w:w="2409"/>
-            <w:shd w:val="clear" w:color="auto" w:fill="F2F2F2"/>
+            <w:shd w:val="clear" w:fill="F2F5FA"/>
           </w:tcPr>
           <w:p>
-            <w:pPr>
-              <w:spacing w:after="20"/>
-            </w:pPr>
             <w:r>
               <w:rPr>
-                <w:sz w:val="19"/>
+                <w:sz w:val="18"/>
+              </w:rPr>
+            </w:r>
+            <w:r>
+              <w:rPr>
+                <w:b w:val="0"/>
+                <w:sz w:val="18"/>
               </w:rPr>
               <w:t>15 min</w:t>
             </w:r>
@@ -522,15 +607,18 @@
         <w:tc>
           <w:tcPr>
             <w:tcW w:type="dxa" w:w="2409"/>
-            <w:shd w:val="clear" w:color="auto" w:fill="F2F2F2"/>
+            <w:shd w:val="clear" w:fill="F2F5FA"/>
           </w:tcPr>
           <w:p>
-            <w:pPr>
-              <w:spacing w:after="20"/>
-            </w:pPr>
             <w:r>
               <w:rPr>
-                <w:sz w:val="19"/>
+                <w:sz w:val="18"/>
+              </w:rPr>
+            </w:r>
+            <w:r>
+              <w:rPr>
+                <w:b w:val="0"/>
+                <w:sz w:val="18"/>
               </w:rPr>
               <w:t>总结压缩至3分钟，回向词照读不省</w:t>
             </w:r>
@@ -539,15 +627,18 @@
         <w:tc>
           <w:tcPr>
             <w:tcW w:type="dxa" w:w="2409"/>
-            <w:shd w:val="clear" w:color="auto" w:fill="F2F2F2"/>
+            <w:shd w:val="clear" w:fill="F2F5FA"/>
           </w:tcPr>
           <w:p>
-            <w:pPr>
-              <w:spacing w:after="20"/>
-            </w:pPr>
             <w:r>
               <w:rPr>
-                <w:sz w:val="19"/>
+                <w:sz w:val="18"/>
+              </w:rPr>
+            </w:r>
+            <w:r>
+              <w:rPr>
+                <w:b w:val="0"/>
+                <w:sz w:val="18"/>
               </w:rPr>
               <w:t>增加下周预告细节与本周作业逐条说明</w:t>
             </w:r>
@@ -557,264 +648,351 @@
     </w:tbl>
     <w:p>
       <w:pPr>
-        <w:spacing w:before="40" w:after="80"/>
-        <w:ind w:left="283"/>
-        <w:shd w:val="clear" w:color="auto" w:fill="EEF2F8"/>
+        <w:ind w:left="170"/>
         <w:pBdr>
-          <w:left w:val="single" w:sz="20" w:space="6" w:color="1F3864"/>
+          <w:left w:val="single" w:sz="18" w:space="4" w:color="1F3864"/>
         </w:pBdr>
+        <w:shd w:val="clear" w:fill="F2F5FA"/>
       </w:pPr>
       <w:r>
         <w:rPr>
           <w:b/>
-          <w:sz w:val="20"/>
         </w:rPr>
         <w:t>主持人10条守则（精简版）</w:t>
-      </w:r>
-      <w:r>
-        <w:rPr>
-          <w:sz w:val="20"/>
-        </w:rPr>
-        <w:t xml:space="preserve"> 1. 提前15分钟到场，测试设备，把共读材料段落标记好； 2. 开场先声明规则：发言自愿、可以只说"我今天想先听"； 3. 全程用"我们"而不是"你们应该"； 4. 共读时逐段读，读一段停一拍，不打断不插讲； 5. 分享环节不点评对错，只回应感受与发现； 6. 有人发言过长，温和提醒："谢谢，我们把机会留给下一位"； 7. 不用"懈怠""邪精进"等词标签任何成员的状态，尤其不做"你这不叫精进"的裁定； 8. 情绪波动者，提供呼吸放松或暂离选项，不追问原因； 9. 不诊断、不给心理学标签、不替代专业帮助； 10. 准点结束，回向词完整念完，不留"再补充两句"的尾巴。</w:t>
       </w:r>
     </w:p>
     <w:p>
       <w:pPr>
-        <w:spacing w:before="40" w:after="80"/>
-        <w:ind w:left="283"/>
-        <w:shd w:val="clear" w:color="auto" w:fill="EEF2F8"/>
+        <w:ind w:left="170"/>
         <w:pBdr>
-          <w:left w:val="single" w:sz="20" w:space="6" w:color="1F3864"/>
+          <w:left w:val="single" w:sz="18" w:space="4" w:color="1F3864"/>
         </w:pBdr>
+        <w:shd w:val="clear" w:fill="F2F5FA"/>
       </w:pPr>
       <w:r>
         <w:rPr>
-          <w:b/>
-          <w:sz w:val="20"/>
-        </w:rPr>
-        <w:t>读书会10：八正道实践 · 第5周</w:t>
+          <w:b w:val="0"/>
+        </w:rPr>
+        <w:t>1. 提前15分钟到场，测试设备，把共读材料段落标记好；</w:t>
       </w:r>
     </w:p>
     <w:p>
       <w:pPr>
-        <w:spacing w:before="40" w:after="80"/>
-        <w:ind w:left="283"/>
-        <w:shd w:val="clear" w:color="auto" w:fill="EEF2F8"/>
+        <w:ind w:left="170"/>
         <w:pBdr>
-          <w:left w:val="single" w:sz="20" w:space="6" w:color="1F3864"/>
+          <w:left w:val="single" w:sz="18" w:space="4" w:color="1F3864"/>
         </w:pBdr>
+        <w:shd w:val="clear" w:fill="F2F5FA"/>
       </w:pPr>
       <w:r>
         <w:rPr>
-          <w:sz w:val="20"/>
-        </w:rPr>
-        <w:t>上一周我们学习了戒学三支——正语、正业、正命：善心在哪里落地。可是心要日复一日地转向善、守护善，靠的是什么？这一周我们走到八正道的"燃料"跟前：正精进。本周的原文把这支道支讲得非常具体——四正勤四句话：已生的恶令断除，未生的恶令不生，未生的善令生起，已生的善令增长。它也把精进这支心所拆开给我们看：它不是咬牙切齿，而是"支持与稳固"——像给老房子加一根柱子。</w:t>
+          <w:b w:val="0"/>
+        </w:rPr>
+        <w:t>2. 开场先声明规则：发言自愿、可以只说"我今天想先听"；</w:t>
       </w:r>
     </w:p>
     <w:p>
       <w:pPr>
-        <w:spacing w:before="40" w:after="80"/>
-        <w:ind w:left="283"/>
-        <w:shd w:val="clear" w:color="auto" w:fill="EEF2F8"/>
+        <w:ind w:left="170"/>
         <w:pBdr>
-          <w:left w:val="single" w:sz="20" w:space="6" w:color="1F3864"/>
+          <w:left w:val="single" w:sz="18" w:space="4" w:color="1F3864"/>
         </w:pBdr>
+        <w:shd w:val="clear" w:fill="F2F5FA"/>
       </w:pPr>
       <w:r>
         <w:rPr>
-          <w:sz w:val="20"/>
-        </w:rPr>
-        <w:t>本周一句话概括：</w:t>
-      </w:r>
-      <w:r>
-        <w:rPr>
-          <w:b/>
-          <w:sz w:val="20"/>
-        </w:rPr>
-        <w:t>正精进不是鞭打自己，而是像调弦一样，不松不紧地支持善法。</w:t>
+          <w:b w:val="0"/>
+        </w:rPr>
+        <w:t>3. 全程用"我们"而不是"你们应该"；</w:t>
       </w:r>
     </w:p>
     <w:p>
       <w:pPr>
-        <w:spacing w:before="40" w:after="80"/>
-        <w:ind w:left="283"/>
-        <w:shd w:val="clear" w:color="auto" w:fill="EEF2F8"/>
+        <w:ind w:left="170"/>
         <w:pBdr>
-          <w:left w:val="single" w:sz="20" w:space="6" w:color="1F3864"/>
+          <w:left w:val="single" w:sz="18" w:space="4" w:color="1F3864"/>
         </w:pBdr>
+        <w:shd w:val="clear" w:fill="F2F5FA"/>
       </w:pPr>
       <w:r>
         <w:rPr>
-          <w:sz w:val="20"/>
-        </w:rPr>
-        <w:t>本周主题：正精进——用四正勤的四句话看清用力的方向，用"平衡的精进"守住用力的分寸。</w:t>
+          <w:b w:val="0"/>
+        </w:rPr>
+        <w:t>4. 共读时逐段读，读一段停一拍，不打断不插讲；</w:t>
       </w:r>
     </w:p>
     <w:p>
       <w:pPr>
-        <w:spacing w:before="160" w:after="80"/>
+        <w:ind w:left="170"/>
+        <w:pBdr>
+          <w:left w:val="single" w:sz="18" w:space="4" w:color="1F3864"/>
+        </w:pBdr>
+        <w:shd w:val="clear" w:fill="F2F5FA"/>
       </w:pPr>
       <w:r>
         <w:rPr>
-          <w:rFonts w:ascii="Microsoft YaHei" w:hAnsi="Microsoft YaHei" w:eastAsia="Microsoft YaHei"/>
-          <w:b/>
-          <w:color w:val="1F3864"/>
-          <w:sz w:val="28"/>
-        </w:rPr>
-        <w:t>📋 本周信息卡</w:t>
+          <w:b w:val="0"/>
+        </w:rPr>
+        <w:t>5. 分享环节不点评对错，只回应感受与发现；</w:t>
       </w:r>
     </w:p>
     <w:p>
       <w:pPr>
-        <w:ind w:left="340"/>
+        <w:ind w:left="170"/>
+        <w:pBdr>
+          <w:left w:val="single" w:sz="18" w:space="4" w:color="1F3864"/>
+        </w:pBdr>
+        <w:shd w:val="clear" w:fill="F2F5FA"/>
       </w:pPr>
       <w:r>
         <w:rPr>
-          <w:color w:val="1F3864"/>
-          <w:sz w:val="21"/>
-        </w:rPr>
-        <w:t xml:space="preserve">• </w:t>
-      </w:r>
-      <w:r>
-        <w:rPr>
-          <w:b/>
-          <w:sz w:val="21"/>
-        </w:rPr>
-        <w:t>本周时长</w:t>
-      </w:r>
-      <w:r>
-        <w:rPr>
-          <w:sz w:val="21"/>
-        </w:rPr>
-        <w:t>：共120分钟（10/25/20/35/15/15）</w:t>
+          <w:b w:val="0"/>
+        </w:rPr>
+        <w:t>6. 有人发言过长，温和提醒："谢谢，我们把机会留给下一位"；</w:t>
       </w:r>
     </w:p>
     <w:p>
       <w:pPr>
-        <w:ind w:left="340"/>
+        <w:ind w:left="170"/>
+        <w:pBdr>
+          <w:left w:val="single" w:sz="18" w:space="4" w:color="1F3864"/>
+        </w:pBdr>
+        <w:shd w:val="clear" w:fill="F2F5FA"/>
       </w:pPr>
       <w:r>
         <w:rPr>
-          <w:color w:val="1F3864"/>
-          <w:sz w:val="21"/>
-        </w:rPr>
-        <w:t xml:space="preserve">• </w:t>
-      </w:r>
-      <w:r>
-        <w:rPr>
-          <w:b/>
-          <w:sz w:val="21"/>
-        </w:rPr>
-        <w:t>系列位置</w:t>
-      </w:r>
-      <w:r>
-        <w:rPr>
-          <w:sz w:val="21"/>
-        </w:rPr>
-        <w:t>：八支之第六支，定学三支之首；前接戒学三支（第4周），后启正念（第6周）——精进为念与定提供"不放弃"的动力底盘。</w:t>
+          <w:b w:val="0"/>
+        </w:rPr>
+        <w:t>7. 不用"懈怠""邪精进"等词标签任何成员的状态，尤其不做"你这不叫精进"的裁定；</w:t>
       </w:r>
     </w:p>
     <w:p>
       <w:pPr>
-        <w:ind w:left="340"/>
+        <w:ind w:left="170"/>
+        <w:pBdr>
+          <w:left w:val="single" w:sz="18" w:space="4" w:color="1F3864"/>
+        </w:pBdr>
+        <w:shd w:val="clear" w:fill="F2F5FA"/>
       </w:pPr>
       <w:r>
         <w:rPr>
-          <w:color w:val="1F3864"/>
-          <w:sz w:val="21"/>
-        </w:rPr>
-        <w:t xml:space="preserve">• </w:t>
-      </w:r>
-      <w:r>
-        <w:rPr>
-          <w:b/>
-          <w:sz w:val="21"/>
-        </w:rPr>
-        <w:t>核心问题</w:t>
-      </w:r>
-      <w:r>
-        <w:rPr>
-          <w:sz w:val="21"/>
-        </w:rPr>
-        <w:t>：精进与自责的分界线在哪里？同样一件事"我要做得更好"，什么时候是支持的力量，什么时候变成了"我就是没用的人"的自我否定？</w:t>
+          <w:b w:val="0"/>
+        </w:rPr>
+        <w:t>8. 情绪波动者，提供呼吸放松或暂离选项，不追问原因；</w:t>
       </w:r>
     </w:p>
     <w:p>
       <w:pPr>
-        <w:ind w:left="340"/>
+        <w:ind w:left="170"/>
+        <w:pBdr>
+          <w:left w:val="single" w:sz="18" w:space="4" w:color="1F3864"/>
+        </w:pBdr>
+        <w:shd w:val="clear" w:fill="F2F5FA"/>
       </w:pPr>
       <w:r>
         <w:rPr>
-          <w:color w:val="1F3864"/>
-          <w:sz w:val="21"/>
-        </w:rPr>
-        <w:t xml:space="preserve">• </w:t>
-      </w:r>
-      <w:r>
-        <w:rPr>
-          <w:b/>
-          <w:sz w:val="21"/>
-        </w:rPr>
-        <w:t>共读原文提要</w:t>
-      </w:r>
-      <w:r>
-        <w:rPr>
-          <w:sz w:val="21"/>
-        </w:rPr>
-        <w:t>：正勤的定义与"剩皮剩腱剩骨血干肉枯"四相决心；四正勤四句分类；已生恶业与未生恶业（前两支展开）与善业修习（后两支展开）；精进心所的作用（支持稳固相应名法）、现起（不放弃、不退缩）、近因（八种悚惧事与八种精进事）；精进三层次（发勤精进/出离精进/勇猛精进）；平衡的精进（五根平衡）；对着五盖下手；"善欲下的邪精进"——紧绷与自我否定；精进觉知的如理作意与十一种培育方法</w:t>
+          <w:b w:val="0"/>
+        </w:rPr>
+        <w:t>9. 不诊断、不给心理学标签、不替代专业帮助；</w:t>
       </w:r>
     </w:p>
     <w:p>
       <w:pPr>
-        <w:ind w:left="340"/>
+        <w:ind w:left="170"/>
+        <w:pBdr>
+          <w:left w:val="single" w:sz="18" w:space="4" w:color="1F3864"/>
+        </w:pBdr>
+        <w:shd w:val="clear" w:fill="F2F5FA"/>
       </w:pPr>
       <w:r>
         <w:rPr>
-          <w:color w:val="1F3864"/>
-          <w:sz w:val="21"/>
-        </w:rPr>
-        <w:t xml:space="preserve">• </w:t>
-      </w:r>
-      <w:r>
-        <w:rPr>
-          <w:b/>
-          <w:sz w:val="21"/>
-        </w:rPr>
-        <w:t>本周作业</w:t>
-      </w:r>
-      <w:r>
-        <w:rPr>
-          <w:sz w:val="21"/>
-        </w:rPr>
-        <w:t>：每晚睡前挑一个当天的"精进瞬间"记一句——不是"我做到了什么"，而是"哪一刻我看见了想放弃，然后又多撑了一下"；或者只记"今天哪一刻心是松的、哪一刻是紧的"。一条即可，下周自愿分享</w:t>
+          <w:b w:val="0"/>
+        </w:rPr>
+        <w:t>10. 准点结束，回向词完整念完，不留"再补充两句"的尾巴。</w:t>
       </w:r>
     </w:p>
     <w:p>
       <w:pPr>
-        <w:spacing w:before="40" w:after="80"/>
-        <w:ind w:left="283"/>
-        <w:shd w:val="clear" w:color="auto" w:fill="EEF2F8"/>
+        <w:ind w:left="170"/>
         <w:pBdr>
-          <w:left w:val="single" w:sz="20" w:space="6" w:color="1F3864"/>
+          <w:left w:val="single" w:sz="18" w:space="4" w:color="1F3864"/>
         </w:pBdr>
+        <w:shd w:val="clear" w:fill="F2F5FA"/>
       </w:pPr>
       <w:r>
         <w:rPr>
-          <w:sz w:val="20"/>
-        </w:rPr>
-        <w:t>信息卡使用提示：核心问题读一遍即可，不展开——它是给讨论环节埋的种子，不是给开场添的担子；作业强调"一条即可"，新成员听到"每晚"就发怵，主持人在宣读时口头补一句"断一天没关系，想起来再记"。</w:t>
+          <w:b/>
+        </w:rPr>
+        <w:t>读书会10：八正道实践 · 第5周</w:t>
       </w:r>
     </w:p>
     <w:p>
       <w:pPr>
-        <w:spacing w:before="160" w:after="80"/>
+        <w:ind w:left="170"/>
+        <w:pBdr>
+          <w:left w:val="single" w:sz="18" w:space="4" w:color="1F3864"/>
+        </w:pBdr>
+        <w:shd w:val="clear" w:fill="F2F5FA"/>
       </w:pPr>
       <w:r>
         <w:rPr>
-          <w:rFonts w:ascii="Microsoft YaHei" w:hAnsi="Microsoft YaHei" w:eastAsia="Microsoft YaHei"/>
+          <w:b w:val="0"/>
+        </w:rPr>
+        <w:t>上一周我们学习了戒学三支——正语、正业、正命：善心在哪里落地。可是心要日复一日地转向善、守护善，靠的是什么？这一周我们走到八正道的"燃料"跟前：正精进。本周的原文把这支道支讲得非常具体——四正勤四句话：已生的恶令断除，未生的恶令不生，未生的善令生起，已生的善令增长。它也把精进这支心所拆开给我们看：它不是咬牙切齿，而是"支持与稳固"——像给老房子加一根柱子。</w:t>
+      </w:r>
+    </w:p>
+    <w:p>
+      <w:pPr>
+        <w:ind w:left="170"/>
+        <w:pBdr>
+          <w:left w:val="single" w:sz="18" w:space="4" w:color="1F3864"/>
+        </w:pBdr>
+        <w:shd w:val="clear" w:fill="F2F5FA"/>
+      </w:pPr>
+      <w:r>
+        <w:rPr>
+          <w:b w:val="0"/>
+        </w:rPr>
+        <w:t>本周一句话概括：</w:t>
+      </w:r>
+      <w:r>
+        <w:rPr>
+          <w:b/>
+        </w:rPr>
+        <w:t>正精进不是鞭打自己，而是像调弦一样，不松不紧地支持善法。</w:t>
+      </w:r>
+    </w:p>
+    <w:p>
+      <w:pPr>
+        <w:ind w:left="170"/>
+        <w:pBdr>
+          <w:left w:val="single" w:sz="18" w:space="4" w:color="1F3864"/>
+        </w:pBdr>
+        <w:shd w:val="clear" w:fill="F2F5FA"/>
+      </w:pPr>
+      <w:r>
+        <w:rPr>
+          <w:b w:val="0"/>
+        </w:rPr>
+        <w:t>本周主题：正精进——用四正勤的四句话看清用力的方向，用"平衡的精进"守住用力的分寸。</w:t>
+      </w:r>
+    </w:p>
+    <w:p>
+      <w:r>
+        <w:rPr>
           <w:b/>
           <w:color w:val="1F3864"/>
-          <w:sz w:val="28"/>
+          <w:sz w:val="26"/>
+        </w:rPr>
+        <w:t>📋 本周信息卡</w:t>
+      </w:r>
+    </w:p>
+    <w:p>
+      <w:pPr>
+        <w:pStyle w:val="ListBullet"/>
+      </w:pPr>
+      <w:r>
+        <w:rPr>
+          <w:b/>
+        </w:rPr>
+        <w:t>本周时长</w:t>
+      </w:r>
+      <w:r>
+        <w:rPr>
+          <w:b w:val="0"/>
+        </w:rPr>
+        <w:t>：共120分钟（10/25/20/35/15/15）</w:t>
+      </w:r>
+    </w:p>
+    <w:p>
+      <w:pPr>
+        <w:pStyle w:val="ListBullet"/>
+      </w:pPr>
+      <w:r>
+        <w:rPr>
+          <w:b/>
+        </w:rPr>
+        <w:t>系列位置</w:t>
+      </w:r>
+      <w:r>
+        <w:rPr>
+          <w:b w:val="0"/>
+        </w:rPr>
+        <w:t>：八支之第六支，定学三支之首；前接戒学三支（第4周），后启正念（第6周）——精进为念与定提供"不放弃"的动力底盘。</w:t>
+      </w:r>
+    </w:p>
+    <w:p>
+      <w:pPr>
+        <w:pStyle w:val="ListBullet"/>
+      </w:pPr>
+      <w:r>
+        <w:rPr>
+          <w:b/>
+        </w:rPr>
+        <w:t>核心问题</w:t>
+      </w:r>
+      <w:r>
+        <w:rPr>
+          <w:b w:val="0"/>
+        </w:rPr>
+        <w:t>：精进与自责的分界线在哪里？同样一件事"我要做得更好"，什么时候是支持的力量，什么时候变成了"我就是没用的人"的自我否定？</w:t>
+      </w:r>
+    </w:p>
+    <w:p>
+      <w:pPr>
+        <w:pStyle w:val="ListBullet"/>
+      </w:pPr>
+      <w:r>
+        <w:rPr>
+          <w:b/>
+        </w:rPr>
+        <w:t>共读原文提要</w:t>
+      </w:r>
+      <w:r>
+        <w:rPr>
+          <w:b w:val="0"/>
+        </w:rPr>
+        <w:t>：正勤的定义与"剩皮剩腱剩骨血干肉枯"四相决心；四正勤四句分类；已生恶业与未生恶业（前两支展开）与善业修习（后两支展开）；精进心所的作用（支持稳固相应名法）、现起（不放弃、不退缩）、近因（八种悚惧事与八种精进事）；精进三层次（发勤精进/出离精进/勇猛精进）；平衡的精进（五根平衡）；对着五盖下手；"善欲下的邪精进"——紧绷与自我否定；精进觉知的如理作意与十一种培育方法</w:t>
+      </w:r>
+    </w:p>
+    <w:p>
+      <w:pPr>
+        <w:pStyle w:val="ListBullet"/>
+      </w:pPr>
+      <w:r>
+        <w:rPr>
+          <w:b/>
+        </w:rPr>
+        <w:t>本周作业</w:t>
+      </w:r>
+      <w:r>
+        <w:rPr>
+          <w:b w:val="0"/>
+        </w:rPr>
+        <w:t>：每晚睡前挑一个当天的"精进瞬间"记一句——不是"我做到了什么"，而是"哪一刻我看见了想放弃，然后又多撑了一下"；或者只记"今天哪一刻心是松的、哪一刻是紧的"。一条即可，下周自愿分享</w:t>
+      </w:r>
+    </w:p>
+    <w:p>
+      <w:pPr>
+        <w:ind w:left="170"/>
+        <w:pBdr>
+          <w:left w:val="single" w:sz="18" w:space="4" w:color="1F3864"/>
+        </w:pBdr>
+        <w:shd w:val="clear" w:fill="F2F5FA"/>
+      </w:pPr>
+      <w:r>
+        <w:rPr>
+          <w:b w:val="0"/>
+        </w:rPr>
+        <w:t>信息卡使用提示：核心问题读一遍即可，不展开——它是给讨论环节埋的种子，不是给开场添的担子；作业强调"一条即可"，新成员听到"每晚"就发怵，主持人在宣读时口头补一句"断一天没关系，想起来再记"。</w:t>
+      </w:r>
+    </w:p>
+    <w:p>
+      <w:r>
+        <w:rPr>
+          <w:b/>
+          <w:color w:val="1F3864"/>
+          <w:sz w:val="26"/>
         </w:rPr>
         <w:t>⏱ 时间弹性指南（本讲通用）</w:t>
       </w:r>
@@ -823,7 +1001,6 @@
       <w:tblPr>
         <w:tblStyle w:val="TableGrid"/>
         <w:tblW w:type="auto" w:w="0"/>
-        <w:jc w:val="center"/>
         <w:tblLook w:firstColumn="1" w:firstRow="1" w:lastColumn="0" w:lastRow="0" w:noHBand="0" w:noVBand="1" w:val="04A0"/>
       </w:tblPr>
       <w:tblGrid>
@@ -837,17 +1014,20 @@
         <w:tc>
           <w:tcPr>
             <w:tcW w:type="dxa" w:w="1928"/>
-            <w:shd w:val="clear" w:color="auto" w:fill="1F3864"/>
+            <w:shd w:val="clear" w:fill="1F3864"/>
           </w:tcPr>
           <w:p>
-            <w:pPr>
-              <w:spacing w:after="20"/>
-            </w:pPr>
             <w:r>
               <w:rPr>
-                <w:b/>
                 <w:color w:val="FFFFFF"/>
-                <w:sz w:val="19"/>
+                <w:sz w:val="18"/>
+              </w:rPr>
+            </w:r>
+            <w:r>
+              <w:rPr>
+                <w:b w:val="0"/>
+                <w:color w:val="FFFFFF"/>
+                <w:sz w:val="18"/>
               </w:rPr>
               <w:t>分段</w:t>
             </w:r>
@@ -856,17 +1036,20 @@
         <w:tc>
           <w:tcPr>
             <w:tcW w:type="dxa" w:w="1928"/>
-            <w:shd w:val="clear" w:color="auto" w:fill="1F3864"/>
+            <w:shd w:val="clear" w:fill="1F3864"/>
           </w:tcPr>
           <w:p>
-            <w:pPr>
-              <w:spacing w:after="20"/>
-            </w:pPr>
             <w:r>
               <w:rPr>
-                <w:b/>
                 <w:color w:val="FFFFFF"/>
-                <w:sz w:val="19"/>
+                <w:sz w:val="18"/>
+              </w:rPr>
+            </w:r>
+            <w:r>
+              <w:rPr>
+                <w:b w:val="0"/>
+                <w:color w:val="FFFFFF"/>
+                <w:sz w:val="18"/>
               </w:rPr>
               <w:t>标准时长</w:t>
             </w:r>
@@ -875,17 +1058,20 @@
         <w:tc>
           <w:tcPr>
             <w:tcW w:type="dxa" w:w="1928"/>
-            <w:shd w:val="clear" w:color="auto" w:fill="1F3864"/>
+            <w:shd w:val="clear" w:fill="1F3864"/>
           </w:tcPr>
           <w:p>
-            <w:pPr>
-              <w:spacing w:after="20"/>
-            </w:pPr>
             <w:r>
               <w:rPr>
-                <w:b/>
                 <w:color w:val="FFFFFF"/>
-                <w:sz w:val="19"/>
+                <w:sz w:val="18"/>
+              </w:rPr>
+            </w:r>
+            <w:r>
+              <w:rPr>
+                <w:b w:val="0"/>
+                <w:color w:val="FFFFFF"/>
+                <w:sz w:val="18"/>
               </w:rPr>
               <w:t>可压缩至</w:t>
             </w:r>
@@ -894,17 +1080,20 @@
         <w:tc>
           <w:tcPr>
             <w:tcW w:type="dxa" w:w="1928"/>
-            <w:shd w:val="clear" w:color="auto" w:fill="1F3864"/>
+            <w:shd w:val="clear" w:fill="1F3864"/>
           </w:tcPr>
           <w:p>
-            <w:pPr>
-              <w:spacing w:after="20"/>
-            </w:pPr>
             <w:r>
               <w:rPr>
-                <w:b/>
                 <w:color w:val="FFFFFF"/>
-                <w:sz w:val="19"/>
+                <w:sz w:val="18"/>
+              </w:rPr>
+            </w:r>
+            <w:r>
+              <w:rPr>
+                <w:b w:val="0"/>
+                <w:color w:val="FFFFFF"/>
+                <w:sz w:val="18"/>
               </w:rPr>
               <w:t>可扩展至</w:t>
             </w:r>
@@ -913,17 +1102,20 @@
         <w:tc>
           <w:tcPr>
             <w:tcW w:type="dxa" w:w="1928"/>
-            <w:shd w:val="clear" w:color="auto" w:fill="1F3864"/>
+            <w:shd w:val="clear" w:fill="1F3864"/>
           </w:tcPr>
           <w:p>
-            <w:pPr>
-              <w:spacing w:after="20"/>
-            </w:pPr>
             <w:r>
               <w:rPr>
-                <w:b/>
                 <w:color w:val="FFFFFF"/>
-                <w:sz w:val="19"/>
+                <w:sz w:val="18"/>
+              </w:rPr>
+            </w:r>
+            <w:r>
+              <w:rPr>
+                <w:b w:val="0"/>
+                <w:color w:val="FFFFFF"/>
+                <w:sz w:val="18"/>
               </w:rPr>
               <w:t>调整要点</w:t>
             </w:r>
@@ -936,12 +1128,15 @@
             <w:tcW w:type="dxa" w:w="1928"/>
           </w:tcPr>
           <w:p>
-            <w:pPr>
-              <w:spacing w:after="20"/>
-            </w:pPr>
             <w:r>
               <w:rPr>
-                <w:sz w:val="19"/>
+                <w:sz w:val="18"/>
+              </w:rPr>
+            </w:r>
+            <w:r>
+              <w:rPr>
+                <w:b w:val="0"/>
+                <w:sz w:val="18"/>
               </w:rPr>
               <w:t>静心开场</w:t>
             </w:r>
@@ -952,12 +1147,15 @@
             <w:tcW w:type="dxa" w:w="1928"/>
           </w:tcPr>
           <w:p>
-            <w:pPr>
-              <w:spacing w:after="20"/>
-            </w:pPr>
             <w:r>
               <w:rPr>
-                <w:sz w:val="19"/>
+                <w:sz w:val="18"/>
+              </w:rPr>
+            </w:r>
+            <w:r>
+              <w:rPr>
+                <w:b w:val="0"/>
+                <w:sz w:val="18"/>
               </w:rPr>
               <w:t>10 min</w:t>
             </w:r>
@@ -968,12 +1166,15 @@
             <w:tcW w:type="dxa" w:w="1928"/>
           </w:tcPr>
           <w:p>
-            <w:pPr>
-              <w:spacing w:after="20"/>
-            </w:pPr>
             <w:r>
               <w:rPr>
-                <w:sz w:val="19"/>
+                <w:sz w:val="18"/>
+              </w:rPr>
+            </w:r>
+            <w:r>
+              <w:rPr>
+                <w:b w:val="0"/>
+                <w:sz w:val="18"/>
               </w:rPr>
               <w:t>7 min</w:t>
             </w:r>
@@ -984,12 +1185,15 @@
             <w:tcW w:type="dxa" w:w="1928"/>
           </w:tcPr>
           <w:p>
-            <w:pPr>
-              <w:spacing w:after="20"/>
-            </w:pPr>
             <w:r>
               <w:rPr>
-                <w:sz w:val="19"/>
+                <w:sz w:val="18"/>
+              </w:rPr>
+            </w:r>
+            <w:r>
+              <w:rPr>
+                <w:b w:val="0"/>
+                <w:sz w:val="18"/>
               </w:rPr>
               <w:t>12 min</w:t>
             </w:r>
@@ -1000,12 +1204,15 @@
             <w:tcW w:type="dxa" w:w="1928"/>
           </w:tcPr>
           <w:p>
-            <w:pPr>
-              <w:spacing w:after="20"/>
-            </w:pPr>
             <w:r>
               <w:rPr>
-                <w:sz w:val="19"/>
+                <w:sz w:val="18"/>
+              </w:rPr>
+            </w:r>
+            <w:r>
+              <w:rPr>
+                <w:b w:val="0"/>
+                <w:sz w:val="18"/>
               </w:rPr>
               <w:t>宁少勿多，静心不足可在禅修环节补</w:t>
             </w:r>
@@ -1016,15 +1223,18 @@
         <w:tc>
           <w:tcPr>
             <w:tcW w:type="dxa" w:w="1928"/>
-            <w:shd w:val="clear" w:color="auto" w:fill="F2F2F2"/>
+            <w:shd w:val="clear" w:fill="F2F5FA"/>
           </w:tcPr>
           <w:p>
-            <w:pPr>
-              <w:spacing w:after="20"/>
-            </w:pPr>
             <w:r>
               <w:rPr>
-                <w:sz w:val="19"/>
+                <w:sz w:val="18"/>
+              </w:rPr>
+            </w:r>
+            <w:r>
+              <w:rPr>
+                <w:b w:val="0"/>
+                <w:sz w:val="18"/>
               </w:rPr>
               <w:t>共读原文</w:t>
             </w:r>
@@ -1033,15 +1243,18 @@
         <w:tc>
           <w:tcPr>
             <w:tcW w:type="dxa" w:w="1928"/>
-            <w:shd w:val="clear" w:color="auto" w:fill="F2F2F2"/>
+            <w:shd w:val="clear" w:fill="F2F5FA"/>
           </w:tcPr>
           <w:p>
-            <w:pPr>
-              <w:spacing w:after="20"/>
-            </w:pPr>
             <w:r>
               <w:rPr>
-                <w:sz w:val="19"/>
+                <w:sz w:val="18"/>
+              </w:rPr>
+            </w:r>
+            <w:r>
+              <w:rPr>
+                <w:b w:val="0"/>
+                <w:sz w:val="18"/>
               </w:rPr>
               <w:t>25 min</w:t>
             </w:r>
@@ -1050,15 +1263,18 @@
         <w:tc>
           <w:tcPr>
             <w:tcW w:type="dxa" w:w="1928"/>
-            <w:shd w:val="clear" w:color="auto" w:fill="F2F2F2"/>
+            <w:shd w:val="clear" w:fill="F2F5FA"/>
           </w:tcPr>
           <w:p>
-            <w:pPr>
-              <w:spacing w:after="20"/>
-            </w:pPr>
             <w:r>
               <w:rPr>
-                <w:sz w:val="19"/>
+                <w:sz w:val="18"/>
+              </w:rPr>
+            </w:r>
+            <w:r>
+              <w:rPr>
+                <w:b w:val="0"/>
+                <w:sz w:val="18"/>
               </w:rPr>
               <w:t>25 min</w:t>
             </w:r>
@@ -1067,15 +1283,18 @@
         <w:tc>
           <w:tcPr>
             <w:tcW w:type="dxa" w:w="1928"/>
-            <w:shd w:val="clear" w:color="auto" w:fill="F2F2F2"/>
+            <w:shd w:val="clear" w:fill="F2F5FA"/>
           </w:tcPr>
           <w:p>
-            <w:pPr>
-              <w:spacing w:after="20"/>
-            </w:pPr>
             <w:r>
               <w:rPr>
-                <w:sz w:val="19"/>
+                <w:sz w:val="18"/>
+              </w:rPr>
+            </w:r>
+            <w:r>
+              <w:rPr>
+                <w:b w:val="0"/>
+                <w:sz w:val="18"/>
               </w:rPr>
               <w:t>35 min</w:t>
             </w:r>
@@ -1084,15 +1303,18 @@
         <w:tc>
           <w:tcPr>
             <w:tcW w:type="dxa" w:w="1928"/>
-            <w:shd w:val="clear" w:color="auto" w:fill="F2F2F2"/>
+            <w:shd w:val="clear" w:fill="F2F5FA"/>
           </w:tcPr>
           <w:p>
-            <w:pPr>
-              <w:spacing w:after="20"/>
-            </w:pPr>
             <w:r>
               <w:rPr>
-                <w:sz w:val="19"/>
+                <w:sz w:val="18"/>
+              </w:rPr>
+            </w:r>
+            <w:r>
+              <w:rPr>
+                <w:b w:val="0"/>
+                <w:sz w:val="18"/>
               </w:rPr>
               <w:t>跳读顺序：先保材料②三、六、七节，再保材料①一、四节</w:t>
             </w:r>
@@ -1105,12 +1327,15 @@
             <w:tcW w:type="dxa" w:w="1928"/>
           </w:tcPr>
           <w:p>
-            <w:pPr>
-              <w:spacing w:after="20"/>
-            </w:pPr>
             <w:r>
               <w:rPr>
-                <w:sz w:val="19"/>
+                <w:sz w:val="18"/>
+              </w:rPr>
+            </w:r>
+            <w:r>
+              <w:rPr>
+                <w:b w:val="0"/>
+                <w:sz w:val="18"/>
               </w:rPr>
               <w:t>第一轮分享</w:t>
             </w:r>
@@ -1121,12 +1346,15 @@
             <w:tcW w:type="dxa" w:w="1928"/>
           </w:tcPr>
           <w:p>
-            <w:pPr>
-              <w:spacing w:after="20"/>
-            </w:pPr>
             <w:r>
               <w:rPr>
-                <w:sz w:val="19"/>
+                <w:sz w:val="18"/>
+              </w:rPr>
+            </w:r>
+            <w:r>
+              <w:rPr>
+                <w:b w:val="0"/>
+                <w:sz w:val="18"/>
               </w:rPr>
               <w:t>20 min</w:t>
             </w:r>
@@ -1137,12 +1365,15 @@
             <w:tcW w:type="dxa" w:w="1928"/>
           </w:tcPr>
           <w:p>
-            <w:pPr>
-              <w:spacing w:after="20"/>
-            </w:pPr>
             <w:r>
               <w:rPr>
-                <w:sz w:val="19"/>
+                <w:sz w:val="18"/>
+              </w:rPr>
+            </w:r>
+            <w:r>
+              <w:rPr>
+                <w:b w:val="0"/>
+                <w:sz w:val="18"/>
               </w:rPr>
               <w:t>20 min</w:t>
             </w:r>
@@ -1153,12 +1384,15 @@
             <w:tcW w:type="dxa" w:w="1928"/>
           </w:tcPr>
           <w:p>
-            <w:pPr>
-              <w:spacing w:after="20"/>
-            </w:pPr>
             <w:r>
               <w:rPr>
-                <w:sz w:val="19"/>
+                <w:sz w:val="18"/>
+              </w:rPr>
+            </w:r>
+            <w:r>
+              <w:rPr>
+                <w:b w:val="0"/>
+                <w:sz w:val="18"/>
               </w:rPr>
               <w:t>30 min</w:t>
             </w:r>
@@ -1169,12 +1403,15 @@
             <w:tcW w:type="dxa" w:w="1928"/>
           </w:tcPr>
           <w:p>
-            <w:pPr>
-              <w:spacing w:after="20"/>
-            </w:pPr>
             <w:r>
               <w:rPr>
-                <w:sz w:val="19"/>
+                <w:sz w:val="18"/>
+              </w:rPr>
+            </w:r>
+            <w:r>
+              <w:rPr>
+                <w:b w:val="0"/>
+                <w:sz w:val="18"/>
               </w:rPr>
               <w:t>人数多于10人时严格执行限时</w:t>
             </w:r>
@@ -1185,15 +1422,18 @@
         <w:tc>
           <w:tcPr>
             <w:tcW w:type="dxa" w:w="1928"/>
-            <w:shd w:val="clear" w:color="auto" w:fill="F2F2F2"/>
+            <w:shd w:val="clear" w:fill="F2F5FA"/>
           </w:tcPr>
           <w:p>
-            <w:pPr>
-              <w:spacing w:after="20"/>
-            </w:pPr>
             <w:r>
               <w:rPr>
-                <w:sz w:val="19"/>
+                <w:sz w:val="18"/>
+              </w:rPr>
+            </w:r>
+            <w:r>
+              <w:rPr>
+                <w:b w:val="0"/>
+                <w:sz w:val="18"/>
               </w:rPr>
               <w:t>主题讨论</w:t>
             </w:r>
@@ -1202,15 +1442,18 @@
         <w:tc>
           <w:tcPr>
             <w:tcW w:type="dxa" w:w="1928"/>
-            <w:shd w:val="clear" w:color="auto" w:fill="F2F2F2"/>
+            <w:shd w:val="clear" w:fill="F2F5FA"/>
           </w:tcPr>
           <w:p>
-            <w:pPr>
-              <w:spacing w:after="20"/>
-            </w:pPr>
             <w:r>
               <w:rPr>
-                <w:sz w:val="19"/>
+                <w:sz w:val="18"/>
+              </w:rPr>
+            </w:r>
+            <w:r>
+              <w:rPr>
+                <w:b w:val="0"/>
+                <w:sz w:val="18"/>
               </w:rPr>
               <w:t>35 min</w:t>
             </w:r>
@@ -1219,15 +1462,18 @@
         <w:tc>
           <w:tcPr>
             <w:tcW w:type="dxa" w:w="1928"/>
-            <w:shd w:val="clear" w:color="auto" w:fill="F2F2F2"/>
+            <w:shd w:val="clear" w:fill="F2F5FA"/>
           </w:tcPr>
           <w:p>
-            <w:pPr>
-              <w:spacing w:after="20"/>
-            </w:pPr>
             <w:r>
               <w:rPr>
-                <w:sz w:val="19"/>
+                <w:sz w:val="18"/>
+              </w:rPr>
+            </w:r>
+            <w:r>
+              <w:rPr>
+                <w:b w:val="0"/>
+                <w:sz w:val="18"/>
               </w:rPr>
               <w:t>30 min</w:t>
             </w:r>
@@ -1236,15 +1482,18 @@
         <w:tc>
           <w:tcPr>
             <w:tcW w:type="dxa" w:w="1928"/>
-            <w:shd w:val="clear" w:color="auto" w:fill="F2F2F2"/>
+            <w:shd w:val="clear" w:fill="F2F5FA"/>
           </w:tcPr>
           <w:p>
-            <w:pPr>
-              <w:spacing w:after="20"/>
-            </w:pPr>
             <w:r>
               <w:rPr>
-                <w:sz w:val="19"/>
+                <w:sz w:val="18"/>
+              </w:rPr>
+            </w:r>
+            <w:r>
+              <w:rPr>
+                <w:b w:val="0"/>
+                <w:sz w:val="18"/>
               </w:rPr>
               <w:t>40 min</w:t>
             </w:r>
@@ -1253,15 +1502,18 @@
         <w:tc>
           <w:tcPr>
             <w:tcW w:type="dxa" w:w="1928"/>
-            <w:shd w:val="clear" w:color="auto" w:fill="F2F2F2"/>
+            <w:shd w:val="clear" w:fill="F2F5FA"/>
           </w:tcPr>
           <w:p>
-            <w:pPr>
-              <w:spacing w:after="20"/>
-            </w:pPr>
             <w:r>
               <w:rPr>
-                <w:sz w:val="19"/>
+                <w:sz w:val="18"/>
+              </w:rPr>
+            </w:r>
+            <w:r>
+              <w:rPr>
+                <w:b w:val="0"/>
+                <w:sz w:val="18"/>
               </w:rPr>
               <w:t>超时优先砍问三的逐人举例</w:t>
             </w:r>
@@ -1274,12 +1526,15 @@
             <w:tcW w:type="dxa" w:w="1928"/>
           </w:tcPr>
           <w:p>
-            <w:pPr>
-              <w:spacing w:after="20"/>
-            </w:pPr>
             <w:r>
               <w:rPr>
-                <w:sz w:val="19"/>
+                <w:sz w:val="18"/>
+              </w:rPr>
+            </w:r>
+            <w:r>
+              <w:rPr>
+                <w:b w:val="0"/>
+                <w:sz w:val="18"/>
               </w:rPr>
               <w:t>禅修练习</w:t>
             </w:r>
@@ -1290,12 +1545,15 @@
             <w:tcW w:type="dxa" w:w="1928"/>
           </w:tcPr>
           <w:p>
-            <w:pPr>
-              <w:spacing w:after="20"/>
-            </w:pPr>
             <w:r>
               <w:rPr>
-                <w:sz w:val="19"/>
+                <w:sz w:val="18"/>
+              </w:rPr>
+            </w:r>
+            <w:r>
+              <w:rPr>
+                <w:b w:val="0"/>
+                <w:sz w:val="18"/>
               </w:rPr>
               <w:t>15 min</w:t>
             </w:r>
@@ -1306,12 +1564,15 @@
             <w:tcW w:type="dxa" w:w="1928"/>
           </w:tcPr>
           <w:p>
-            <w:pPr>
-              <w:spacing w:after="20"/>
-            </w:pPr>
             <w:r>
               <w:rPr>
-                <w:sz w:val="19"/>
+                <w:sz w:val="18"/>
+              </w:rPr>
+            </w:r>
+            <w:r>
+              <w:rPr>
+                <w:b w:val="0"/>
+                <w:sz w:val="18"/>
               </w:rPr>
               <w:t>12 min</w:t>
             </w:r>
@@ -1322,12 +1583,15 @@
             <w:tcW w:type="dxa" w:w="1928"/>
           </w:tcPr>
           <w:p>
-            <w:pPr>
-              <w:spacing w:after="20"/>
-            </w:pPr>
             <w:r>
               <w:rPr>
-                <w:sz w:val="19"/>
+                <w:sz w:val="18"/>
+              </w:rPr>
+            </w:r>
+            <w:r>
+              <w:rPr>
+                <w:b w:val="0"/>
+                <w:sz w:val="18"/>
               </w:rPr>
               <w:t>18 min</w:t>
             </w:r>
@@ -1338,12 +1602,15 @@
             <w:tcW w:type="dxa" w:w="1928"/>
           </w:tcPr>
           <w:p>
-            <w:pPr>
-              <w:spacing w:after="20"/>
-            </w:pPr>
             <w:r>
               <w:rPr>
-                <w:sz w:val="19"/>
+                <w:sz w:val="18"/>
+              </w:rPr>
+            </w:r>
+            <w:r>
+              <w:rPr>
+                <w:b w:val="0"/>
+                <w:sz w:val="18"/>
               </w:rPr>
               <w:t>引导语语速放缓，宁可少说</w:t>
             </w:r>
@@ -1354,15 +1621,18 @@
         <w:tc>
           <w:tcPr>
             <w:tcW w:type="dxa" w:w="1928"/>
-            <w:shd w:val="clear" w:color="auto" w:fill="F2F2F2"/>
+            <w:shd w:val="clear" w:fill="F2F5FA"/>
           </w:tcPr>
           <w:p>
-            <w:pPr>
-              <w:spacing w:after="20"/>
-            </w:pPr>
             <w:r>
               <w:rPr>
-                <w:sz w:val="19"/>
+                <w:sz w:val="18"/>
+              </w:rPr>
+            </w:r>
+            <w:r>
+              <w:rPr>
+                <w:b w:val="0"/>
+                <w:sz w:val="18"/>
               </w:rPr>
               <w:t>收尾与回向</w:t>
             </w:r>
@@ -1371,15 +1641,18 @@
         <w:tc>
           <w:tcPr>
             <w:tcW w:type="dxa" w:w="1928"/>
-            <w:shd w:val="clear" w:color="auto" w:fill="F2F2F2"/>
+            <w:shd w:val="clear" w:fill="F2F5FA"/>
           </w:tcPr>
           <w:p>
-            <w:pPr>
-              <w:spacing w:after="20"/>
-            </w:pPr>
             <w:r>
               <w:rPr>
-                <w:sz w:val="19"/>
+                <w:sz w:val="18"/>
+              </w:rPr>
+            </w:r>
+            <w:r>
+              <w:rPr>
+                <w:b w:val="0"/>
+                <w:sz w:val="18"/>
               </w:rPr>
               <w:t>15 min</w:t>
             </w:r>
@@ -1388,15 +1661,18 @@
         <w:tc>
           <w:tcPr>
             <w:tcW w:type="dxa" w:w="1928"/>
-            <w:shd w:val="clear" w:color="auto" w:fill="F2F2F2"/>
+            <w:shd w:val="clear" w:fill="F2F5FA"/>
           </w:tcPr>
           <w:p>
-            <w:pPr>
-              <w:spacing w:after="20"/>
-            </w:pPr>
             <w:r>
               <w:rPr>
-                <w:sz w:val="19"/>
+                <w:sz w:val="18"/>
+              </w:rPr>
+            </w:r>
+            <w:r>
+              <w:rPr>
+                <w:b w:val="0"/>
+                <w:sz w:val="18"/>
               </w:rPr>
               <w:t>15 min</w:t>
             </w:r>
@@ -1405,15 +1681,18 @@
         <w:tc>
           <w:tcPr>
             <w:tcW w:type="dxa" w:w="1928"/>
-            <w:shd w:val="clear" w:color="auto" w:fill="F2F2F2"/>
+            <w:shd w:val="clear" w:fill="F2F5FA"/>
           </w:tcPr>
           <w:p>
-            <w:pPr>
-              <w:spacing w:after="20"/>
-            </w:pPr>
             <w:r>
               <w:rPr>
-                <w:sz w:val="19"/>
+                <w:sz w:val="18"/>
+              </w:rPr>
+            </w:r>
+            <w:r>
+              <w:rPr>
+                <w:b w:val="0"/>
+                <w:sz w:val="18"/>
               </w:rPr>
               <w:t>22 min</w:t>
             </w:r>
@@ -1422,15 +1701,18 @@
         <w:tc>
           <w:tcPr>
             <w:tcW w:type="dxa" w:w="1928"/>
-            <w:shd w:val="clear" w:color="auto" w:fill="F2F2F2"/>
+            <w:shd w:val="clear" w:fill="F2F5FA"/>
           </w:tcPr>
           <w:p>
-            <w:pPr>
-              <w:spacing w:after="20"/>
-            </w:pPr>
             <w:r>
               <w:rPr>
-                <w:sz w:val="19"/>
+                <w:sz w:val="18"/>
+              </w:rPr>
+            </w:r>
+            <w:r>
+              <w:rPr>
+                <w:b w:val="0"/>
+                <w:sz w:val="18"/>
               </w:rPr>
               <w:t>回向词任何时候不省略</w:t>
             </w:r>
@@ -1440,2074 +1722,1965 @@
     </w:tbl>
     <w:p>
       <w:pPr>
-        <w:spacing w:before="40" w:after="80"/>
-        <w:ind w:left="283"/>
-        <w:shd w:val="clear" w:color="auto" w:fill="EEF2F8"/>
+        <w:ind w:left="170"/>
         <w:pBdr>
-          <w:left w:val="single" w:sz="20" w:space="6" w:color="1F3864"/>
+          <w:left w:val="single" w:sz="18" w:space="4" w:color="1F3864"/>
         </w:pBdr>
+        <w:shd w:val="clear" w:fill="F2F5FA"/>
       </w:pPr>
       <w:r>
         <w:rPr>
-          <w:sz w:val="20"/>
+          <w:b w:val="0"/>
         </w:rPr>
         <w:t>弹性总原则：共读与讨论互为缓冲区；全场超时压力出现时，先砍扩展内容包与讨论问三，</w:t>
       </w:r>
       <w:r>
         <w:rPr>
           <w:b/>
-          <w:sz w:val="20"/>
         </w:rPr>
         <w:t>不动静心、禅修与回向</w:t>
       </w:r>
       <w:r>
         <w:rPr>
-          <w:sz w:val="20"/>
+          <w:b w:val="0"/>
         </w:rPr>
         <w:t>。本周讨论最容易超时也最容易触痛，宁可少讨论一个问，不留成员带着自我批评离场。</w:t>
+      </w:r>
+    </w:p>
+    <w:p>
+      <w:r>
+        <w:rPr>
+          <w:b/>
+          <w:color w:val="1F3864"/>
+          <w:sz w:val="26"/>
+        </w:rPr>
+        <w:t>🧘 静心开场（10 min）</w:t>
+      </w:r>
+    </w:p>
+    <w:p>
+      <w:r>
+        <w:rPr>
+          <w:b w:val="0"/>
+        </w:rPr>
+        <w:t>（灯光调暗，手机静音。以下引导语照读，语速放缓，"……"处停顿两拍。）</w:t>
+      </w:r>
+    </w:p>
+    <w:p>
+      <w:r>
+        <w:rPr>
+          <w:b w:val="0"/>
+        </w:rPr>
+        <w:t>请大家找一个舒适的坐姿坐好。让背部自然直立，不刻意挺直，也不塌陷。</w:t>
+      </w:r>
+    </w:p>
+    <w:p>
+      <w:r>
+        <w:rPr>
+          <w:b w:val="0"/>
+        </w:rPr>
+        <w:t>轻轻闭上眼睛，或者垂下目光看向身前地面。</w:t>
+      </w:r>
+    </w:p>
+    <w:p>
+      <w:r>
+        <w:rPr>
+          <w:b w:val="0"/>
+        </w:rPr>
+        <w:t>先做三次深长的呼吸。吸气……呼气……把今天赶路带来的疲惫，随着呼气放下一部分。……</w:t>
+      </w:r>
+    </w:p>
+    <w:p>
+      <w:r>
+        <w:rPr>
+          <w:b w:val="0"/>
+        </w:rPr>
+        <w:t>让呼吸回到自然的状态，不去控制它。只是知道呼吸在进、在出。……</w:t>
+      </w:r>
+    </w:p>
+    <w:p>
+      <w:r>
+        <w:rPr>
+          <w:b w:val="0"/>
+        </w:rPr>
+        <w:t>现在，把注意力轻轻带到肩膀和眉心。注意一下：此刻它们是松的，还是紧的？不用去改它，只是知道。……你会发现，心一用力，身体就会先紧起来。今晚的读书会不要求谁"表现好"。接下来的两个小时，你只需要像看呼吸一样看着自己——包括看着自己想"表现好"的那一部分心。</w:t>
+      </w:r>
+    </w:p>
+    <w:p>
+      <w:r>
+        <w:rPr>
+          <w:b w:val="0"/>
+        </w:rPr>
+        <w:t>接下来一分钟，我们静默地问自己一个问题——不用找答案，只是把问题放进心里：</w:t>
+      </w:r>
+    </w:p>
+    <w:p>
+      <w:r>
+        <w:rPr>
+          <w:b/>
+        </w:rPr>
+        <w:t>"这一周，有没有一个瞬间，我对自己说过'我不行''我没用''我怎么又这样'？——那一刻，身体是什么感觉？"</w:t>
+      </w:r>
+    </w:p>
+    <w:p>
+      <w:r>
+        <w:rPr>
+          <w:b w:val="0"/>
+        </w:rPr>
+        <w:t>（静默约60秒。）</w:t>
+      </w:r>
+    </w:p>
+    <w:p>
+      <w:r>
+        <w:rPr>
+          <w:b w:val="0"/>
+        </w:rPr>
+        <w:t>好，再问第二个问题，同样不用回答，只是放进心里：</w:t>
+      </w:r>
+    </w:p>
+    <w:p>
+      <w:r>
+        <w:rPr>
+          <w:b/>
+        </w:rPr>
+        <w:t>"那一刻，如果有一个声音不是批评我，而是轻轻托住我——它会对我说什么？"</w:t>
+      </w:r>
+    </w:p>
+    <w:p>
+      <w:r>
+        <w:rPr>
+          <w:b w:val="0"/>
+        </w:rPr>
+        <w:t>（静默约30秒。）</w:t>
+      </w:r>
+    </w:p>
+    <w:p>
+      <w:r>
+        <w:rPr>
+          <w:b w:val="0"/>
+        </w:rPr>
+        <w:t>现在，把注意力收回呼吸。动动手指和脚趾，慢慢睁开眼睛。</w:t>
+      </w:r>
+    </w:p>
+    <w:p>
+      <w:r>
+        <w:rPr>
+          <w:b w:val="0"/>
+        </w:rPr>
+        <w:t>欢迎大家来到读书会10的第五周。上周我们看了善心在哪里落地，这一周我们看善心靠什么持续生长——精进。今晚的原文里有一句很重要的话：紧绷的自我要求，"不是贪，它是嗔，很微细的嗔"。所以今晚我们学的不是"更用力"，而是"恰好的用力"。</w:t>
+      </w:r>
+    </w:p>
+    <w:p>
+      <w:r>
+        <w:rPr>
+          <w:b w:val="0"/>
+        </w:rPr>
+        <w:t>今晚的结构很简单：先读原文（四正勤四句话，加上精进这支心所的"作用—现起—近因"），再做两轮交流，最后用十五分钟把"平衡的精进"落成一次身体经验。请大家放心：今晚没有任何一个环节需要你"表决心"或"立目标"，我们只做观察。如果你今晚很累，那就把今晚当作休息——听一听，也是可以的，这就是我们今晚要学的"不松不紧"。</w:t>
       </w:r>
     </w:p>
     <w:p>
       <w:pPr>
-        <w:spacing w:before="160" w:after="80"/>
+        <w:ind w:left="170"/>
+        <w:pBdr>
+          <w:left w:val="single" w:sz="18" w:space="4" w:color="1F3864"/>
+        </w:pBdr>
+        <w:shd w:val="clear" w:fill="F2F5FA"/>
       </w:pPr>
       <w:r>
         <w:rPr>
-          <w:rFonts w:ascii="Microsoft YaHei" w:hAnsi="Microsoft YaHei" w:eastAsia="Microsoft YaHei"/>
+          <w:b w:val="0"/>
+        </w:rPr>
+        <w:t xml:space="preserve">💬 </w:t>
+      </w:r>
+      <w:r>
+        <w:rPr>
           <w:b/>
-          <w:color w:val="1F3864"/>
-          <w:sz w:val="28"/>
-        </w:rPr>
-        <w:t>🧘 静心开场（10 min）</w:t>
-      </w:r>
-    </w:p>
-    <w:p>
-      <w:r>
-        <w:rPr>
-          <w:sz w:val="21"/>
-        </w:rPr>
-        <w:t>（灯光调暗，手机静音。以下引导语照读，语速放缓，"……"处停顿两拍。）</w:t>
-      </w:r>
-    </w:p>
-    <w:p>
-      <w:r>
-        <w:rPr>
-          <w:sz w:val="21"/>
-        </w:rPr>
-        <w:t>请大家找一个舒适的坐姿坐好。让背部自然直立，不刻意挺直，也不塌陷。</w:t>
-      </w:r>
-    </w:p>
-    <w:p>
-      <w:r>
-        <w:rPr>
-          <w:sz w:val="21"/>
-        </w:rPr>
-        <w:t>轻轻闭上眼睛，或者垂下目光看向身前地面。</w:t>
-      </w:r>
-    </w:p>
-    <w:p>
-      <w:r>
-        <w:rPr>
-          <w:sz w:val="21"/>
-        </w:rPr>
-        <w:t>先做三次深长的呼吸。吸气……呼气……把今天赶路带来的疲惫，随着呼气放下一部分。……</w:t>
-      </w:r>
-    </w:p>
-    <w:p>
-      <w:r>
-        <w:rPr>
-          <w:sz w:val="21"/>
-        </w:rPr>
-        <w:t>让呼吸回到自然的状态，不去控制它。只是知道呼吸在进、在出。……</w:t>
-      </w:r>
-    </w:p>
-    <w:p>
-      <w:r>
-        <w:rPr>
-          <w:sz w:val="21"/>
-        </w:rPr>
-        <w:t>现在，把注意力轻轻带到肩膀和眉心。注意一下：此刻它们是松的，还是紧的？不用去改它，只是知道。……你会发现，心一用力，身体就会先紧起来。今晚的读书会不要求谁"表现好"。接下来的两个小时，你只需要像看呼吸一样看着自己——包括看着自己想"表现好"的那一部分心。</w:t>
-      </w:r>
-    </w:p>
-    <w:p>
-      <w:r>
-        <w:rPr>
-          <w:sz w:val="21"/>
-        </w:rPr>
-        <w:t>接下来一分钟，我们静默地问自己一个问题——不用找答案，只是把问题放进心里：</w:t>
-      </w:r>
-    </w:p>
-    <w:p>
-      <w:r>
-        <w:rPr>
-          <w:b/>
-          <w:sz w:val="21"/>
-        </w:rPr>
-        <w:t>"这一周，有没有一个瞬间，我对自己说过'我不行''我没用''我怎么又这样'？——那一刻，身体是什么感觉？"</w:t>
-      </w:r>
-    </w:p>
-    <w:p>
-      <w:r>
-        <w:rPr>
-          <w:sz w:val="21"/>
-        </w:rPr>
-        <w:t>（静默约60秒。）</w:t>
-      </w:r>
-    </w:p>
-    <w:p>
-      <w:r>
-        <w:rPr>
-          <w:sz w:val="21"/>
-        </w:rPr>
-        <w:t>好，再问第二个问题，同样不用回答，只是放进心里：</w:t>
-      </w:r>
-    </w:p>
-    <w:p>
-      <w:r>
-        <w:rPr>
-          <w:b/>
-          <w:sz w:val="21"/>
-        </w:rPr>
-        <w:t>"那一刻，如果有一个声音不是批评我，而是轻轻托住我——它会对我说什么？"</w:t>
-      </w:r>
-    </w:p>
-    <w:p>
-      <w:r>
-        <w:rPr>
-          <w:sz w:val="21"/>
-        </w:rPr>
-        <w:t>（静默约30秒。）</w:t>
-      </w:r>
-    </w:p>
-    <w:p>
-      <w:r>
-        <w:rPr>
-          <w:sz w:val="21"/>
-        </w:rPr>
-        <w:t>现在，把注意力收回呼吸。动动手指和脚趾，慢慢睁开眼睛。</w:t>
-      </w:r>
-    </w:p>
-    <w:p>
-      <w:r>
-        <w:rPr>
-          <w:sz w:val="21"/>
-        </w:rPr>
-        <w:t>欢迎大家来到读书会10的第五周。上周我们看了善心在哪里落地，这一周我们看善心靠什么持续生长——精进。今晚的原文里有一句很重要的话：紧绷的自我要求，"不是贪，它是嗔，很微细的嗔"。所以今晚我们学的不是"更用力"，而是"恰好的用力"。</w:t>
-      </w:r>
-    </w:p>
-    <w:p>
-      <w:r>
-        <w:rPr>
-          <w:sz w:val="21"/>
-        </w:rPr>
-        <w:t>今晚的结构很简单：先读原文（四正勤四句话，加上精进这支心所的"作用—现起—近因"），再做两轮交流，最后用十五分钟把"平衡的精进"落成一次身体经验。请大家放心：今晚没有任何一个环节需要你"表决心"或"立目标"，我们只做观察。如果你今晚很累，那就把今晚当作休息——听一听，也是可以的，这就是我们今晚要学的"不松不紧"。</w:t>
+        </w:rPr>
+        <w:t>破冰｜3–5分钟</w:t>
+      </w:r>
+      <w:r>
+        <w:rPr>
+          <w:b w:val="0"/>
+        </w:rPr>
+        <w:t>：用一句话说说：你努力的时候，更多是「想被看见」，还是「真的想做」？</w:t>
       </w:r>
     </w:p>
     <w:p>
       <w:pPr>
-        <w:spacing w:before="40" w:after="80"/>
-        <w:ind w:left="283"/>
-        <w:shd w:val="clear" w:color="auto" w:fill="EEF2F8"/>
+        <w:ind w:left="170"/>
         <w:pBdr>
-          <w:left w:val="single" w:sz="20" w:space="6" w:color="1F3864"/>
+          <w:left w:val="single" w:sz="18" w:space="4" w:color="1F3864"/>
         </w:pBdr>
+        <w:shd w:val="clear" w:fill="F2F5FA"/>
       </w:pPr>
       <w:r>
         <w:rPr>
-          <w:sz w:val="20"/>
-        </w:rPr>
-        <w:t xml:space="preserve">💬 </w:t>
+          <w:b w:val="0"/>
+        </w:rPr>
+        <w:t xml:space="preserve">🛡️ </w:t>
       </w:r>
       <w:r>
         <w:rPr>
           <w:b/>
-          <w:sz w:val="20"/>
-        </w:rPr>
-        <w:t>破冰｜3–5分钟</w:t>
-      </w:r>
-      <w:r>
-        <w:rPr>
-          <w:sz w:val="20"/>
-        </w:rPr>
-        <w:t>：用一句话说说：你努力的时候，更多是「想被看见」，还是「真的想做」？</w:t>
+        </w:rPr>
+        <w:t>心理安全三约定</w:t>
+      </w:r>
+      <w:r>
+        <w:rPr>
+          <w:b w:val="0"/>
+        </w:rPr>
+        <w:t xml:space="preserve">（每次开场在心里过一遍）：① </w:t>
+      </w:r>
+      <w:r>
+        <w:rPr>
+          <w:b/>
+        </w:rPr>
+        <w:t>保密</w:t>
+      </w:r>
+      <w:r>
+        <w:rPr>
+          <w:b w:val="0"/>
+        </w:rPr>
+        <w:t xml:space="preserve">——这里说的话不出这间屋子；② </w:t>
+      </w:r>
+      <w:r>
+        <w:rPr>
+          <w:b/>
+        </w:rPr>
+        <w:t>不评判</w:t>
+      </w:r>
+      <w:r>
+        <w:rPr>
+          <w:b w:val="0"/>
+        </w:rPr>
+        <w:t xml:space="preserve">——不评价任何人的分享，也不急着评价自己；③ </w:t>
+      </w:r>
+      <w:r>
+        <w:rPr>
+          <w:b/>
+        </w:rPr>
+        <w:t>可随时暂停</w:t>
+      </w:r>
+      <w:r>
+        <w:rPr>
+          <w:b w:val="0"/>
+        </w:rPr>
+        <w:t>——任何时候觉得不舒服，都可以停下来休息、喝水或离开，不需要解释。</w:t>
+      </w:r>
+    </w:p>
+    <w:p>
+      <w:r>
+        <w:rPr>
+          <w:b/>
+          <w:color w:val="1F3864"/>
+          <w:sz w:val="26"/>
+        </w:rPr>
+        <w:t>📖 共读原文（25 min）</w:t>
       </w:r>
     </w:p>
     <w:p>
       <w:pPr>
-        <w:spacing w:before="40" w:after="80"/>
-        <w:ind w:left="283"/>
-        <w:shd w:val="clear" w:color="auto" w:fill="EEF2F8"/>
+        <w:ind w:left="170"/>
         <w:pBdr>
-          <w:left w:val="single" w:sz="20" w:space="6" w:color="1F3864"/>
+          <w:left w:val="single" w:sz="18" w:space="4" w:color="1F3864"/>
         </w:pBdr>
+        <w:shd w:val="clear" w:fill="F2F5FA"/>
       </w:pPr>
       <w:r>
         <w:rPr>
-          <w:sz w:val="20"/>
-        </w:rPr>
-        <w:t xml:space="preserve">🛡️ </w:t>
-      </w:r>
-      <w:r>
-        <w:rPr>
           <w:b/>
-          <w:sz w:val="20"/>
-        </w:rPr>
-        <w:t>心理安全三约定</w:t>
-      </w:r>
-      <w:r>
-        <w:rPr>
-          <w:sz w:val="20"/>
-        </w:rPr>
-        <w:t xml:space="preserve">（每次开场在心里过一遍）：① </w:t>
-      </w:r>
+        </w:rPr>
+        <w:t>【本周朗读段 · 开始】</w:t>
+      </w:r>
+      <w:r>
+        <w:rPr>
+          <w:b w:val="0"/>
+        </w:rPr>
+        <w:t>（本段约 3572 字，供中等稍慢朗读，约 20 分钟；其余为默读／选读／延伸内容）</w:t>
+      </w:r>
+    </w:p>
+    <w:p>
       <w:r>
         <w:rPr>
           <w:b/>
-          <w:sz w:val="20"/>
-        </w:rPr>
-        <w:t>保密</w:t>
-      </w:r>
-      <w:r>
-        <w:rPr>
-          <w:sz w:val="20"/>
-        </w:rPr>
-        <w:t xml:space="preserve">——这里说的话不出这间屋子；② </w:t>
-      </w:r>
-      <w:r>
-        <w:rPr>
-          <w:b/>
-          <w:sz w:val="20"/>
-        </w:rPr>
-        <w:t>不评判</w:t>
-      </w:r>
-      <w:r>
-        <w:rPr>
-          <w:sz w:val="20"/>
-        </w:rPr>
-        <w:t xml:space="preserve">——不评价任何人的分享，也不急着评价自己；③ </w:t>
-      </w:r>
-      <w:r>
-        <w:rPr>
-          <w:b/>
-          <w:sz w:val="20"/>
-        </w:rPr>
-        <w:t>可随时暂停</w:t>
-      </w:r>
-      <w:r>
-        <w:rPr>
-          <w:sz w:val="20"/>
-        </w:rPr>
-        <w:t>——任何时候觉得不舒服，都可以停下来休息、喝水或离开，不需要解释。</w:t>
+        </w:rPr>
+        <w:t>操作总则</w:t>
+      </w:r>
+      <w:r>
+        <w:rPr>
+          <w:b w:val="0"/>
+        </w:rPr>
+        <w:t>：本周共读材料三份，照录总量较大。请按下面的顺序与标记推进：★核心段逐字精读，◈扩展段视时间选读（时间不足时整段跳过，不影响理解主线）。每读完一段停三拍，问一句"这段有没有想停留的地方？"——只停一拍，不展开讨论，展开留给后面的分享环节。转写材料括注（ ）内为整理注记，朗读时跳过；word/pdf 提取文本中 [footnoteRef:N] 为脚注标记，朗读时跳过。</w:t>
       </w:r>
     </w:p>
     <w:p>
       <w:pPr>
-        <w:spacing w:before="160" w:after="80"/>
+        <w:ind w:left="170"/>
+        <w:pBdr>
+          <w:left w:val="single" w:sz="18" w:space="4" w:color="1F3864"/>
+        </w:pBdr>
+        <w:shd w:val="clear" w:fill="F2F5FA"/>
       </w:pPr>
       <w:r>
         <w:rPr>
-          <w:rFonts w:ascii="Microsoft YaHei" w:hAnsi="Microsoft YaHei" w:eastAsia="Microsoft YaHei"/>
           <w:b/>
-          <w:color w:val="1F3864"/>
-          <w:sz w:val="28"/>
-        </w:rPr>
-        <w:t>📖 共读原文（25 min）</w:t>
+        </w:rPr>
+        <w:t>领读小贴士</w:t>
+      </w:r>
+      <w:r>
+        <w:rPr>
+          <w:b w:val="0"/>
+        </w:rPr>
+        <w:t>：①巴利语与长句段落（如四相决心的巴利原文、四句巴利偈）照读即可，不必解释发音，成员问到就说"以录音原声为准"；②材料②第七节"善欲下的邪精进"是今晚的枢纽段，读完停五拍再往下走；③若成员在共读中插话提问，统一回应"先记在停车场问题单上，分享环节来聊"，保证30分钟读完核心段；④领读者本人用平缓语速——今晚你读文的声音状态，就是"不松不紧"的现场示范。</w:t>
+      </w:r>
+    </w:p>
+    <w:p>
+      <w:r>
+        <w:rPr>
+          <w:b/>
+        </w:rPr>
+        <w:t>材料①</w:t>
+      </w:r>
+      <w:r>
+        <w:rPr>
+          <w:b w:val="0"/>
+        </w:rPr>
+        <w:t xml:space="preserve"> ★核心：《07 四正勤.doc》</w:t>
       </w:r>
     </w:p>
     <w:p>
       <w:pPr>
-        <w:spacing w:before="40" w:after="80"/>
-        <w:ind w:left="283"/>
-        <w:shd w:val="clear" w:color="auto" w:fill="EEF2F8"/>
-        <w:pBdr>
-          <w:left w:val="single" w:sz="20" w:space="6" w:color="1F3864"/>
-        </w:pBdr>
+        <w:pStyle w:val="ListBullet"/>
       </w:pPr>
       <w:r>
         <w:rPr>
-          <w:b/>
-          <w:sz w:val="20"/>
-        </w:rPr>
-        <w:t>【本周朗读段 · 开始】</w:t>
-      </w:r>
-      <w:r>
-        <w:rPr>
-          <w:sz w:val="20"/>
-        </w:rPr>
-        <w:t>（本段约 3572 字，供中等稍慢朗读，约 20 分钟；其余为默读／选读／延伸内容）</w:t>
-      </w:r>
-    </w:p>
-    <w:p>
-      <w:r>
-        <w:rPr>
-          <w:b/>
-          <w:sz w:val="21"/>
-        </w:rPr>
-        <w:t>操作总则</w:t>
-      </w:r>
-      <w:r>
-        <w:rPr>
-          <w:sz w:val="21"/>
-        </w:rPr>
-        <w:t>：本周共读材料三份，照录总量较大。请按下面的顺序与标记推进：★核心段逐字精读，◈扩展段视时间选读（时间不足时整段跳过，不影响理解主线）。每读完一段停三拍，问一句"这段有没有想停留的地方？"——只停一拍，不展开讨论，展开留给后面的分享环节。转写材料括注（ ）内为整理注记，朗读时跳过；word/pdf 提取文本中 [footnoteRef:N] 为脚注标记，朗读时跳过。</w:t>
+          <w:b w:val="0"/>
+        </w:rPr>
+        <w:t>文件类型：word</w:t>
       </w:r>
     </w:p>
     <w:p>
       <w:pPr>
-        <w:spacing w:before="40" w:after="80"/>
-        <w:ind w:left="283"/>
-        <w:shd w:val="clear" w:color="auto" w:fill="EEF2F8"/>
-        <w:pBdr>
-          <w:left w:val="single" w:sz="20" w:space="6" w:color="1F3864"/>
-        </w:pBdr>
+        <w:pStyle w:val="ListBullet"/>
       </w:pPr>
       <w:r>
         <w:rPr>
-          <w:b/>
-          <w:sz w:val="20"/>
-        </w:rPr>
-        <w:t>领读小贴士</w:t>
-      </w:r>
-      <w:r>
-        <w:rPr>
-          <w:sz w:val="20"/>
-        </w:rPr>
-        <w:t>：①巴利语与长句段落（如四相决心的巴利原文、四句巴利偈）照读即可，不必解释发音，成员问到就说"以录音原声为准"；②材料②第七节"善欲下的邪精进"是今晚的枢纽段，读完停五拍再往下走；③若成员在共读中插话提问，统一回应"先记在停车场问题单上，分享环节来聊"，保证30分钟读完核心段；④领读者本人用平缓语速——今晚你读文的声音状态，就是"不松不紧"的现场示范。</w:t>
-      </w:r>
-    </w:p>
-    <w:p>
-      <w:r>
-        <w:rPr>
-          <w:b/>
-          <w:sz w:val="21"/>
-        </w:rPr>
-        <w:t>材料①</w:t>
-      </w:r>
-      <w:r>
-        <w:rPr>
-          <w:sz w:val="21"/>
-        </w:rPr>
-        <w:t xml:space="preserve"> ★核心：《07 四正勤.doc》</w:t>
+          <w:b w:val="0"/>
+        </w:rPr>
+        <w:t>知识库出处：古源尊者开示及上座部佛教资料</w:t>
       </w:r>
     </w:p>
     <w:p>
       <w:pPr>
-        <w:ind w:left="340"/>
+        <w:pStyle w:val="ListBullet"/>
       </w:pPr>
       <w:r>
         <w:rPr>
-          <w:color w:val="1F3864"/>
-          <w:sz w:val="21"/>
-        </w:rPr>
-        <w:t xml:space="preserve">• </w:t>
-      </w:r>
-      <w:r>
-        <w:rPr>
-          <w:sz w:val="21"/>
-        </w:rPr>
-        <w:t>文件类型：word</w:t>
+          <w:b w:val="0"/>
+        </w:rPr>
+        <w:t>media_id：word_d0dd1c0cd17209afe241ece24bf6b7b4_f788aaf2cb2d60fe4bb1421621e909207439961422831605</w:t>
       </w:r>
     </w:p>
     <w:p>
       <w:pPr>
-        <w:ind w:left="340"/>
+        <w:pStyle w:val="ListBullet"/>
       </w:pPr>
       <w:r>
         <w:rPr>
-          <w:color w:val="1F3864"/>
-          <w:sz w:val="21"/>
-        </w:rPr>
-        <w:t xml:space="preserve">• </w:t>
-      </w:r>
-      <w:r>
-        <w:rPr>
-          <w:sz w:val="21"/>
-        </w:rPr>
-        <w:t>知识库出处：古源尊者开示及上座部佛教资料</w:t>
+          <w:b w:val="0"/>
+        </w:rPr>
+        <w:t>打开方式：ima知识库搜索「07 四正勤」</w:t>
       </w:r>
     </w:p>
     <w:p>
       <w:pPr>
-        <w:ind w:left="340"/>
+        <w:ind w:left="170"/>
+        <w:pBdr>
+          <w:left w:val="single" w:sz="18" w:space="4" w:color="1F3864"/>
+        </w:pBdr>
+        <w:shd w:val="clear" w:fill="F2F5FA"/>
       </w:pPr>
       <w:r>
         <w:rPr>
-          <w:color w:val="1F3864"/>
-          <w:sz w:val="21"/>
-        </w:rPr>
-        <w:t xml:space="preserve">• </w:t>
-      </w:r>
-      <w:r>
-        <w:rPr>
-          <w:sz w:val="21"/>
-        </w:rPr>
-        <w:t>media_id：`word_d0dd1c0cd17209afe241ece24bf6b7b4_f788aaf2cb2d60fe4bb1421621e909207439961422831605`</w:t>
+          <w:b w:val="0"/>
+        </w:rPr>
+        <w:t>⚠️ 主持人操作：本材料分七节。★核心必读：第一节（正勤定义与四相决心）、第四节（四正勤分类四句）。◈扩展选读：第二节（一生精进的榜样）、第三节（推托与省思）、第五节（已生未生恶业）、第六节（修行落点）、第七节（以正勤修四念处）。第五节较长，选读时只读"未生恶业是指未来的恶业……"与"止息已生及未生恶业的任务就只是去除自己的我见一项而已"两段即可；段中"有余涅槃"仅是经文语境，涅槃义理详见读书会09，本周不展开、不答"涅槃是什么"的问题。</w:t>
+      </w:r>
+    </w:p>
+    <w:p>
+      <w:r>
+        <w:rPr>
+          <w:b/>
+        </w:rPr>
+        <w:t>照录原文</w:t>
+      </w:r>
+      <w:r>
+        <w:rPr>
+          <w:b w:val="0"/>
+        </w:rPr>
+        <w:t>：</w:t>
+      </w:r>
+    </w:p>
+    <w:p>
+      <w:r>
+        <w:rPr>
+          <w:b/>
+        </w:rPr>
+        <w:t>一、正勤的定义与"四相"决心</w:t>
+      </w:r>
+      <w:r>
+        <w:rPr>
+          <w:b w:val="0"/>
+        </w:rPr>
+        <w:t>（★核心）</w:t>
+      </w:r>
+    </w:p>
+    <w:p>
+      <w:r>
+        <w:rPr>
+          <w:b w:val="0"/>
+        </w:rPr>
+        <w:t>正勤（sammappadhana）的定义是：'Bhusam dhahati vahati'ti padhanam sammadeva padhanam sammappadhanam.'──「勤是强烈的精进；若恰当与正确地实行，它即是正勤。」</w:t>
+      </w:r>
+    </w:p>
+    <w:p>
+      <w:r>
+        <w:rPr>
+          <w:b w:val="0"/>
+        </w:rPr>
+        <w:t>这是绝不含有丝毫不愿意成份之精进。它亦称为「热忱的精进」（atapa-viriya）。这种勤拥有圣典中形容的四个相：Kamam taco ca naharu ca atthi ca avasissatu, sarire upasussatu mamsalohitam; yam tam purisathamena purisaviriyena purisaparakkamena, pattabbam, na tam apapunitva viriyassa santhanam bhavissati.──「且让我只剩下皮、腱及骨，且让我体内的血干肉枯，我绝不停止精进，直到我赢获人力及人之精进能够赢取的。」（《增支部．二集》；《法轮集》155/158 p.9）</w:t>
+      </w:r>
+    </w:p>
+    <w:p>
+      <w:r>
+        <w:rPr>
+          <w:b w:val="0"/>
+        </w:rPr>
+        <w:t>这四个相是：</w:t>
+      </w:r>
+    </w:p>
+    <w:p>
+      <w:r>
+        <w:rPr>
+          <w:b w:val="0"/>
+        </w:rPr>
+        <w:t>且让我剩下皮；</w:t>
+      </w:r>
+    </w:p>
+    <w:p>
+      <w:r>
+        <w:rPr>
+          <w:b w:val="0"/>
+        </w:rPr>
+        <w:t>且让我剩下腱；</w:t>
+      </w:r>
+    </w:p>
+    <w:p>
+      <w:r>
+        <w:rPr>
+          <w:b w:val="0"/>
+        </w:rPr>
+        <w:t>且让我剩下骨；</w:t>
+      </w:r>
+    </w:p>
+    <w:p>
+      <w:r>
+        <w:rPr>
+          <w:b w:val="0"/>
+        </w:rPr>
+        <w:t>且让我的血干肉枯。</w:t>
+      </w:r>
+    </w:p>
+    <w:p>
+      <w:r>
+        <w:rPr>
+          <w:b w:val="0"/>
+        </w:rPr>
+        <w:t>这是含有「若这是人力能够获得的最终目标，我绝不休息、不懈怠，直到获得最终目标」之决心的精进。这有如苏那比库[footnoteRef:2]（Bhikkhu Sona）及护眼尊者[footnoteRef:3]（Cakkhuppala）所付出的精进。</w:t>
+      </w:r>
+    </w:p>
+    <w:p>
+      <w:r>
+        <w:rPr>
+          <w:b/>
+        </w:rPr>
+        <w:t>二、"专精"与一生精进的榜样</w:t>
+      </w:r>
+      <w:r>
+        <w:rPr>
+          <w:b w:val="0"/>
+        </w:rPr>
+        <w:t>（◈扩展）</w:t>
+      </w:r>
+    </w:p>
+    <w:p>
+      <w:r>
+        <w:rPr>
+          <w:b w:val="0"/>
+        </w:rPr>
+        <w:t>只有在尽其一生如佛陀所教这般努力精进之后还不能证得禅那、道及果，才能说失败的原因是当今时期的本质，或其人是二因者，或过去世没有累积足够的波罗蜜。</w:t>
+      </w:r>
+    </w:p>
+    <w:p>
+      <w:r>
+        <w:rPr>
+          <w:b w:val="0"/>
+        </w:rPr>
+        <w:t>在这世间，有些人所付出的精进力远远不及佛陀所指定的程度，甚至没有尝试有效地培育身至念，以对治他们漫无目的四处飘荡之心，但是却推说不能证悟道果是因为当今是不可能开悟的时期。也有些人说今日的男女没有足够使他们证悟道果的波罗蜜。还有些人说今日的男女都是二因者。他们如此说是因为他们不知道当今是所引导者的时期，而他们未能证悟道果是因为缺少了正勤。</w:t>
+      </w:r>
+    </w:p>
+    <w:p>
+      <w:r>
+        <w:rPr>
+          <w:b w:val="0"/>
+        </w:rPr>
+        <w:t>若具有专精（pahitatta）地适当注进正勤，一千人之中有三百、四百或五百人可以获得至上的成就。若一百人如此实行，他们之中有三十、四十或五十人可以获得至上的成就。在此「专精」是指决意尽其一生坚守努力精进，即使在努力当下死去亦在所不惜。</w:t>
+      </w:r>
+    </w:p>
+    <w:p>
+      <w:r>
+        <w:rPr>
+          <w:b w:val="0"/>
+        </w:rPr>
+        <w:t>苏那长老所付出的精进力是在雨季安居（vassa）的三个月里持续不断地保持正念，而在那期间只采用坐及走两种姿势。护眼尊者之精进力与他同等。触天长老[footnoteRef:4]（Phussadeva）必须在付出同等的精进力二十五年之后才证悟道果。大吉祥长老[footnoteRef:5]（Mahasiva Thera）则需如此精进三十年。</w:t>
+      </w:r>
+    </w:p>
+    <w:p>
+      <w:r>
+        <w:rPr>
+          <w:b w:val="0"/>
+        </w:rPr>
+        <w:t>今日极需要这一类正勤。可惜当今如此精进的人缺少教理（pariyatti，即：佛学）基础，而有教理基础的人却涉及比库任务之障碍（palibodha），因为他们住在市镇或村子里，需要讨论佛法、讲经及著作佛书。他们不能长期不中断地注入正勤。</w:t>
+      </w:r>
+    </w:p>
+    <w:p>
+      <w:r>
+        <w:rPr>
+          <w:b/>
+        </w:rPr>
+        <w:t>三、对"当下不精进"的推托与慧眼省思</w:t>
+      </w:r>
+      <w:r>
+        <w:rPr>
+          <w:b w:val="0"/>
+        </w:rPr>
+        <w:t>（◈扩展）</w:t>
+      </w:r>
+    </w:p>
+    <w:p>
+      <w:r>
+        <w:rPr>
+          <w:b w:val="0"/>
+        </w:rPr>
+        <w:t>有些人则习惯地说在令他们获得解脱世间之苦的波罗蜜及时机成熟时，他们能够很容易地获得解脱，因此在他们还未能确定精进是否能够带来解脱时，他们不能当下即努力精进。他们并没有比较：是努力三十年比较苦？还是在未获得解脱期间堕入地狱十万年比较苦？他们并不记得努力三十年之苦根本比不上只在地狱里三小时之苦。</w:t>
+      </w:r>
+    </w:p>
+    <w:p>
+      <w:r>
+        <w:rPr>
+          <w:b w:val="0"/>
+        </w:rPr>
+        <w:t>他们可能会说：若努力了三十年之后还是不能获得解脱，那情况还不是一样？但是若该人之波罗蜜足够成熟以获得解脱，他将凭此精进获得解脱；若还不够成熟，他将在下一世获得解脱。即使他未能在现今的佛法教化期里获得解脱，他一再重复地致力于培育心的业力（bhavana acinna kamma，禅修惯业）亦是具有极大力量之业。以此，他能避免轮回到恶趣，而不断在善趣中轮回，直到遇到下一次的佛法教化期。对于没有注进正勤之人，即使他们的波罗蜜足够成熟至可以努力三十年就获得解脱，也将错失这个解脱的机会。他们不会因为缺少精进而有所得，有的只是损失而已。因此，且让我们都拥有慧眼，以及对此危险保持警惕。</w:t>
+      </w:r>
+    </w:p>
+    <w:p>
+      <w:r>
+        <w:rPr>
+          <w:b/>
+        </w:rPr>
+        <w:t>四、正勤可分为四种</w:t>
+      </w:r>
+      <w:r>
+        <w:rPr>
+          <w:b w:val="0"/>
+        </w:rPr>
+        <w:t>（★核心）</w:t>
+      </w:r>
+    </w:p>
+    <w:p>
+      <w:r>
+        <w:rPr>
+          <w:b w:val="0"/>
+        </w:rPr>
+        <w:t>正勤[footnoteRef:6]可分为四种，即：</w:t>
+      </w:r>
+    </w:p>
+    <w:p>
+      <w:r>
+        <w:rPr>
+          <w:b w:val="0"/>
+        </w:rPr>
+        <w:t>Uppannanam akusalanam dhammanam pahanaya vayamo;</w:t>
+      </w:r>
+    </w:p>
+    <w:p>
+      <w:r>
+        <w:rPr>
+          <w:b w:val="0"/>
+        </w:rPr>
+        <w:t>Anuppannanam akusalanam dhammanam anuppadaya vayamo;</w:t>
+      </w:r>
+    </w:p>
+    <w:p>
+      <w:r>
+        <w:rPr>
+          <w:b w:val="0"/>
+        </w:rPr>
+        <w:t>Anuppannanam kusalanam dhammanam uppadaya vayamo;</w:t>
+      </w:r>
+    </w:p>
+    <w:p>
+      <w:r>
+        <w:rPr>
+          <w:b w:val="0"/>
+        </w:rPr>
+        <w:t>Uppannanam kusalanam dhammanam bhiyyobhavaya vayamo.</w:t>
+      </w:r>
+    </w:p>
+    <w:p>
+      <w:r>
+        <w:rPr>
+          <w:b w:val="0"/>
+        </w:rPr>
+        <w:t>致力于去除已生起的恶法；</w:t>
+      </w:r>
+    </w:p>
+    <w:p>
+      <w:r>
+        <w:rPr>
+          <w:b w:val="0"/>
+        </w:rPr>
+        <w:t>致力于令还未生起的恶法不生起；</w:t>
+      </w:r>
+    </w:p>
+    <w:p>
+      <w:r>
+        <w:rPr>
+          <w:b w:val="0"/>
+        </w:rPr>
+        <w:t>致力于令还未生起的善法生起；</w:t>
+      </w:r>
+    </w:p>
+    <w:p>
+      <w:r>
+        <w:rPr>
+          <w:b w:val="0"/>
+        </w:rPr>
+        <w:t>致力于增长已生起的善法。</w:t>
+      </w:r>
+    </w:p>
+    <w:p>
+      <w:r>
+        <w:rPr>
+          <w:b/>
+        </w:rPr>
+        <w:t>五、前两支展开：已生恶业与未生恶业</w:t>
+      </w:r>
+      <w:r>
+        <w:rPr>
+          <w:b w:val="0"/>
+        </w:rPr>
+        <w:t>（◈扩展）</w:t>
+      </w:r>
+    </w:p>
+    <w:p>
+      <w:r>
+        <w:rPr>
+          <w:b w:val="0"/>
+        </w:rPr>
+        <w:t>（注：以下为文档"1 已生及未生之恶业"节，即四正勤前两支的详细展开；段中"有余涅槃"为经文语境，义理不展开，详见读书会09。）</w:t>
+      </w:r>
+    </w:p>
+    <w:p>
+      <w:r>
+        <w:rPr>
+          <w:b w:val="0"/>
+        </w:rPr>
+        <w:t>每个在生死轮回里漂流的众生都拥有两种恶业，即：</w:t>
+      </w:r>
+    </w:p>
+    <w:p>
+      <w:r>
+        <w:rPr>
+          <w:b w:val="0"/>
+        </w:rPr>
+        <w:t>已生恶业（uppanna akusala kamma）；</w:t>
+      </w:r>
+    </w:p>
+    <w:p>
+      <w:r>
+        <w:rPr>
+          <w:b w:val="0"/>
+        </w:rPr>
+        <w:t>未生恶业（anuppanna akusala kamma）。</w:t>
+      </w:r>
+    </w:p>
+    <w:p>
+      <w:r>
+        <w:rPr>
+          <w:b w:val="0"/>
+        </w:rPr>
+        <w:t>已生恶业是指过去及现在的恶业。它们包括了一连串在无量的过去大劫中无数过去世里所造下的「恶思业」[footnoteRef:7]（akusala cetana kamma）。在这些恶业当中，有些已产生轮回到恶趣的果报而得以消除。有些则还在等待机会产生轮回到恶趣的果报，因此成为伴随著众生累世累劫轮回、待机成熟以导致堕入恶趣的潜在力。</w:t>
+      </w:r>
+    </w:p>
+    <w:p>
+      <w:r>
+        <w:rPr>
+          <w:b w:val="0"/>
+        </w:rPr>
+        <w:t>对于每一个还有身见（sakkaya-ditthi，即：我见）的众生，无论他是人，或天神，或梵天神，都有无量的过去世之债，也就是具有令他们投生到阿鼻地狱的潜在力之恶业。同样地，也有无量以往所累积下来的其他恶业可令他们投生到其他恶趣。这些称为「已生之过去业」，正在等待时机以带来轮回之果报，而生生世世都跟随著众生，直到被清除为止。</w:t>
+      </w:r>
+    </w:p>
+    <w:p>
+      <w:r>
+        <w:rPr>
+          <w:b w:val="0"/>
+        </w:rPr>
+        <w:t>我见是这些过去已生恶业之因。只要我见还存在，在还没有产生果报之前，这些恶业还未受到清除。但是通过观照无我相（anatta lakkhana）的观智，人们得以去除自己的我见，从这一刻开始[footnoteRef:8]，一切已生恶业已失去了它们的潜在力，而自过去恶业之库中消失。[footnoteRef:9]从这一刻开始，在未来的轮回里，包括在梦中，他将不会再投生到恶趣。</w:t>
+      </w:r>
+    </w:p>
+    <w:p>
+      <w:r>
+        <w:rPr>
+          <w:b w:val="0"/>
+        </w:rPr>
+        <w:t>未生恶业是指未来的恶业。从这一生中的下一刹那开始，无论是他在今生或来世所造下的新恶业皆属于未生。即使只是在一生中，人们所造下的新恶业亦是无可计数的。</w:t>
+      </w:r>
+    </w:p>
+    <w:p>
+      <w:r>
+        <w:rPr>
+          <w:b w:val="0"/>
+        </w:rPr>
+        <w:t>我见是这一切未生恶业之因。在我见消失时，一切新的未生恶业亦已消失，即使是在那一刹那，我见亦不再有丝毫存在地消失无踪。在此，「消失」是指从下一刹那开始的未来世与未来劫中，没有任何时刻会有新的恶业再产生[footnoteRef:10]。尽其未来「无始轮回」（anamatagga samsara）里，甚至是在梦里，这些众生将不会再造下任何杀生等恶业[footnoteRef:11]。</w:t>
       </w:r>
     </w:p>
     <w:p>
       <w:pPr>
-        <w:ind w:left="340"/>
+        <w:ind w:left="170"/>
+        <w:pBdr>
+          <w:left w:val="single" w:sz="18" w:space="4" w:color="1F3864"/>
+        </w:pBdr>
+        <w:shd w:val="clear" w:fill="F2F5FA"/>
       </w:pPr>
       <w:r>
         <w:rPr>
-          <w:color w:val="1F3864"/>
-          <w:sz w:val="21"/>
-        </w:rPr>
-        <w:t xml:space="preserve">• </w:t>
-      </w:r>
-      <w:r>
-        <w:rPr>
-          <w:sz w:val="21"/>
-        </w:rPr>
-        <w:t>打开方式：ima知识库搜索「07 四正勤」</w:t>
+          <w:b/>
+        </w:rPr>
+        <w:t>【本周朗读段 · 结束】</w:t>
+      </w:r>
+      <w:r>
+        <w:rPr>
+          <w:b w:val="0"/>
+        </w:rPr>
+        <w:t>（以下为默读／选读／延伸内容，时间富余时再读）</w:t>
+      </w:r>
+    </w:p>
+    <w:p>
+      <w:r>
+        <w:rPr>
+          <w:b w:val="0"/>
+        </w:rPr>
+        <w:t>只要还有我见，即使是支配整个世界的转轮圣王也还受到地狱之火攻击，亦即仍受到已生及未生两种恶业围困。因此，事实上他只是地狱之火里的生命而已。同样地，天界之王、三十三天界（Tavatimsadevaloka）的帝释天王（Sakka）、色与无色梵天界的梵天神都只是地狱之火里的生命而已。他们都是被地狱及恶趣之链铐住的生命。在轮回的大漩涡里，他们只是在漂流与沉沦的生命而已。</w:t>
+      </w:r>
+    </w:p>
+    <w:p>
+      <w:r>
+        <w:rPr>
+          <w:b w:val="0"/>
+        </w:rPr>
+        <w:t>在无量的轮回里，众生必须培育想要遇到非常难得之佛法之心。由于前后皆受到已生及未生恶业之地狱烈火攻击，他们必须认真地培育想要一劳永逸地扑灭这些火之心。由此，为了自己将来的幸福，遇到佛法的众生应以熄灭已生及未生的地狱之火为他们唯一的任务。</w:t>
+      </w:r>
+    </w:p>
+    <w:p>
+      <w:r>
+        <w:rPr>
+          <w:b w:val="0"/>
+        </w:rPr>
+        <w:t>止息已生及未生恶业的任务就只是去除自己的我见一项而已。若我见已被根除，则已生及未生两种恶业都完全被清除了。</w:t>
+      </w:r>
+    </w:p>
+    <w:p>
+      <w:r>
+        <w:rPr>
+          <w:b w:val="0"/>
+        </w:rPr>
+        <w:t>在人、天神与梵天神当中有无数的「邦心山须陀洹」[footnoteRef:12]（'bon-sin-san' sotapanna），例如毘舍佉（Visakha）和给孤独长者（Anathapindika）。自从我见被断除的那一刻开始，他们已解脱了在轮回大漩涡中漂流与沉沦的困境。他们已经证悟了称为「有余涅槃」[footnoteRef:13]（sa-upadisesa nibbana，五蕴还存在时所体验的涅槃）的第一阶段涅槃。虽然他们还会轮回许多世或许多劫，但是他们已不再是凡夫俗子。成为「邦心山」圣者之后，他们已属于出世间（lokuttara）的众生。</w:t>
+      </w:r>
+    </w:p>
+    <w:p>
+      <w:r>
+        <w:rPr>
+          <w:b w:val="0"/>
+        </w:rPr>
+        <w:t>在此结束讨论须陀洹已获得断除之已生及未生恶业。</w:t>
+      </w:r>
+    </w:p>
+    <w:p>
+      <w:r>
+        <w:rPr>
+          <w:b/>
+        </w:rPr>
+        <w:t>六、后两支展开与修行落点：从戒清净、身至念到三十七菩提分</w:t>
+      </w:r>
+      <w:r>
+        <w:rPr>
+          <w:b w:val="0"/>
+        </w:rPr>
+        <w:t>（◈扩展）</w:t>
+      </w:r>
+    </w:p>
+    <w:p>
+      <w:r>
+        <w:rPr>
+          <w:b w:val="0"/>
+        </w:rPr>
+        <w:t>（三）精进于使未曾生起的善业生起，以及（四）精进于保持已生之善业。必须付出这类精进力，直到完全成就无我禅。</w:t>
+      </w:r>
+    </w:p>
+    <w:p>
+      <w:r>
+        <w:rPr>
+          <w:b w:val="0"/>
+        </w:rPr>
+        <w:t>（一）只有在遇到佛法时，才有获得完全断除已生恶业的机会。</w:t>
+      </w:r>
+    </w:p>
+    <w:p>
+      <w:r>
+        <w:rPr>
+          <w:b w:val="0"/>
+        </w:rPr>
+        <w:t>（二）只有在遇到佛法时，才有获得确保在未来世没有未生恶业产生的机会。</w:t>
+      </w:r>
+    </w:p>
+    <w:p>
+      <w:r>
+        <w:rPr>
+          <w:b w:val="0"/>
+        </w:rPr>
+        <w:t>即使生死轮回之旅是无边的，若未曾遇到佛法，依然毫无断除这两种恶业的机会。这是因为断除它们的工作是跟消灭潜伏性层次邪见之工作一样。消灭潜伏性邪见则是「无我禅」[footnoteRef:18]（anatta-bhavana）的任务，而这种禅法又只在佛法教化期里才会出现。</w:t>
+      </w:r>
+    </w:p>
+    <w:p>
+      <w:r>
+        <w:rPr>
+          <w:b w:val="0"/>
+        </w:rPr>
+        <w:t>那些已肯定会成为辟支佛的众生也必须先在遇到佛法时获取无我禅的种子。当世间没有佛法时，甚至「无我之音」也听不到。无我之音是指关于生命之无我本质的名相之音，例如：名色、蕴、处、界及缘起。整部论藏都充盈著无我之音，它的概要[footnoteRef:19]（《阿毗达摩概要》）也是如此。</w:t>
+      </w:r>
+    </w:p>
+    <w:p>
+      <w:r>
+        <w:rPr>
+          <w:b w:val="0"/>
+        </w:rPr>
+        <w:t>无我禅的修行包括了先成就戒清净，再培育身至念，当已平息且控制了疯狂、骚乱且不稳定的心之后，再精进修习止观。只有如此修习到消灭了潜伏性层次的邪见之后，一切已生及未生之邪见与恶行才会消失。</w:t>
+      </w:r>
+    </w:p>
+    <w:p>
+      <w:r>
+        <w:rPr>
+          <w:b w:val="0"/>
+        </w:rPr>
+        <w:t>（注：以下为文档"4 已生及未生戒""5 已生及未生定""6 已生及未生慧"三节中与修行方法直接相关的段落。）</w:t>
+      </w:r>
+    </w:p>
+    <w:p>
+      <w:r>
+        <w:rPr>
+          <w:b w:val="0"/>
+        </w:rPr>
+        <w:t>众生必须趁佛法教化还存在时致力于获取这未生戒。这是指从建立起戒清净开始，进而修习身至念，直到成功修完无我禅，众生都必须毫不懈怠地修习三十七菩提分。</w:t>
+      </w:r>
+    </w:p>
+    <w:p>
+      <w:r>
+        <w:rPr>
+          <w:b w:val="0"/>
+        </w:rPr>
+        <w:t>对于拥有不稳定之欲界世间戒的众生，此戒只是属于暂时拥有而已，因此他们应该尝试在佛法还存在的时候，使它提升至稳定的层次。他们应该培育身至念，然后再修习三十七菩提分，直到成功修完无我禅。</w:t>
+      </w:r>
+    </w:p>
+    <w:p>
+      <w:r>
+        <w:rPr>
+          <w:b w:val="0"/>
+        </w:rPr>
+        <w:t>由此，现在已遇到佛法的众生应该趁未生定还未在佛法里消失的时候致力于获得它。这是指他们应以修习身至念为始，进而修习三十七菩提分，直到成功培育了无我禅。</w:t>
+      </w:r>
+    </w:p>
+    <w:p>
+      <w:r>
+        <w:rPr>
+          <w:b w:val="0"/>
+        </w:rPr>
+        <w:t>因此，我们应该尝试在佛法仍然存在的时候，使不稳定的定蕴三支变成稳定。由此我们应该在培育起身至念之后，进而修习三十七菩提分，直到成功修完无我禅。</w:t>
+      </w:r>
+    </w:p>
+    <w:p>
+      <w:r>
+        <w:rPr>
+          <w:b w:val="0"/>
+        </w:rPr>
+        <w:t>由此，现在已遇到佛法的众生应该在佛法仍住世时精进地修行，以获得未曾生起的未生慧。这是指应该在培育起身至念之后，进而修习三十七菩提分，直到成功修完无我禅。</w:t>
+      </w:r>
+    </w:p>
+    <w:p>
+      <w:r>
+        <w:rPr>
+          <w:b w:val="0"/>
+        </w:rPr>
+        <w:t>由此，趁著现在遇到佛法的机会，我们应该精进地修习，以使不稳定、暂时拥有之慧变成稳定之慧，而其修法则如上所述。</w:t>
+      </w:r>
+    </w:p>
+    <w:p>
+      <w:r>
+        <w:rPr>
+          <w:b/>
+        </w:rPr>
+        <w:t>七、以正勤修四念处："且让我剩下皮、剩下骨"的决心之精进力</w:t>
+      </w:r>
+      <w:r>
+        <w:rPr>
+          <w:b w:val="0"/>
+        </w:rPr>
+        <w:t>（◈扩展）</w:t>
+      </w:r>
+    </w:p>
+    <w:p>
+      <w:r>
+        <w:rPr>
+          <w:b w:val="0"/>
+        </w:rPr>
+        <w:t>因此，在今生遇到佛法的在家众、隐士及比库众，想要去除来世之恶及永远巩固自己的戒清净等法之人，应该正确地修习四念处及注入正勤，以断除潜伏性层次的我见。</w:t>
+      </w:r>
+    </w:p>
+    <w:p>
+      <w:r>
+        <w:rPr>
+          <w:b w:val="0"/>
+        </w:rPr>
+        <w:t>若他们欲解除自己疯狂的心（如第二章所形容的疯子之心、无能力掌舵的船夫、患上惧水症之人、服药后呕吐的病人），以及巩固自己的定力，使之变成稳定，以便能够保持轻安、稳定及可随意不动地专注于任何业处（kammatthana，禅法），他们应该具备正勤地正确修习四念处，以断除潜伏性层次的我见。</w:t>
+      </w:r>
+    </w:p>
+    <w:p>
+      <w:r>
+        <w:rPr>
+          <w:b w:val="0"/>
+        </w:rPr>
+        <w:t>若他们欲去除可把他们抛入无慧之黑暗，欲解除可灭绝他们对佛法僧无量圣洁特质之敬意的愚痴法（sammoha dhamma），而不再留下丝毫痕迹于来世；若他们欲解除从无始轮回以来一直误导他们去向伪佛或宗教师请教与致敬的大邪法（micchadhamma），因为身为凡夫的他们并不懂得辨识真正的佛法僧；若他们欲获得从今开始直到未来皆存在的「证得信」（adhigama saddha，稳固地建立起来的信）及「证得慧」（adhigama pabba，稳固地建立起来的慧），而由此可以毫无障碍地持续激起心中对真正的佛法僧之敬意；若他们欲转变它们至稳定的层次，那么他们必须具备正勤且正确地修习四念处，以断除潜伏性层次的我见。在此，正勤是指具备「且让我剩下皮；且让我剩下骨……」的决心之精进力。</w:t>
+      </w:r>
+    </w:p>
+    <w:p>
+      <w:r>
+        <w:rPr>
+          <w:b/>
+        </w:rPr>
+        <w:t>材料②</w:t>
+      </w:r>
+      <w:r>
+        <w:rPr>
+          <w:b w:val="0"/>
+        </w:rPr>
+        <w:t xml:space="preserve"> ★核心：《第32讲-精进2-（共修版）.pdf》</w:t>
       </w:r>
     </w:p>
     <w:p>
       <w:pPr>
-        <w:spacing w:before="40" w:after="80"/>
-        <w:ind w:left="283"/>
-        <w:shd w:val="clear" w:color="auto" w:fill="EEF2F8"/>
-        <w:pBdr>
-          <w:left w:val="single" w:sz="20" w:space="6" w:color="1F3864"/>
-        </w:pBdr>
+        <w:pStyle w:val="ListBullet"/>
       </w:pPr>
       <w:r>
         <w:rPr>
-          <w:sz w:val="20"/>
-        </w:rPr>
-        <w:t>⚠️ 主持人操作：本材料分七节。★核心必读：第一节（正勤定义与四相决心）、第四节（四正勤分类四句）。◈扩展选读：第二节（一生精进的榜样）、第三节（推托与省思）、第五节（已生未生恶业）、第六节（修行落点）、第七节（以正勤修四念处）。第五节较长，选读时只读"未生恶业是指未来的恶业……"与"止息已生及未生恶业的任务就只是去除自己的我见一项而已"两段即可；段中"有余涅槃"仅是经文语境，涅槃义理详见读书会09，本周不展开、不答"涅槃是什么"的问题。</w:t>
-      </w:r>
-    </w:p>
-    <w:p>
-      <w:r>
-        <w:rPr>
-          <w:b/>
-          <w:sz w:val="21"/>
-        </w:rPr>
-        <w:t>照录原文</w:t>
-      </w:r>
-      <w:r>
-        <w:rPr>
-          <w:sz w:val="21"/>
-        </w:rPr>
-        <w:t>：</w:t>
-      </w:r>
-    </w:p>
-    <w:p>
-      <w:r>
-        <w:rPr>
-          <w:b/>
-          <w:sz w:val="21"/>
-        </w:rPr>
-        <w:t>一、正勤的定义与"四相"决心</w:t>
-      </w:r>
-      <w:r>
-        <w:rPr>
-          <w:sz w:val="21"/>
-        </w:rPr>
-        <w:t>（★核心）</w:t>
-      </w:r>
-    </w:p>
-    <w:p>
-      <w:r>
-        <w:rPr>
-          <w:sz w:val="21"/>
-        </w:rPr>
-        <w:t>正勤（sammappadhana）的定义是：'Bhusam dhahati vahati'ti padhanam sammadeva padhanam sammappadhanam.'──「勤是强烈的精进；若恰当与正确地实行，它即是正勤。」</w:t>
-      </w:r>
-    </w:p>
-    <w:p>
-      <w:r>
-        <w:rPr>
-          <w:sz w:val="21"/>
-        </w:rPr>
-        <w:t>这是绝不含有丝毫不愿意成份之精进。它亦称为「热忱的精进」（atapa-viriya）。这种勤拥有圣典中形容的四个相：Kamam taco ca naharu ca atthi ca avasissatu, sarire upasussatu mamsalohitam; yam tam purisathamena purisaviriyena purisaparakkamena, pattabbam, na tam apapunitva viriyassa santhanam bhavissati.──「且让我只剩下皮、腱及骨，且让我体内的血干肉枯，我绝不停止精进，直到我赢获人力及人之精进能够赢取的。」（《增支部．二集》；《法轮集》155/158 p.9）</w:t>
-      </w:r>
-    </w:p>
-    <w:p>
-      <w:r>
-        <w:rPr>
-          <w:sz w:val="21"/>
-        </w:rPr>
-        <w:t>这四个相是：</w:t>
-      </w:r>
-    </w:p>
-    <w:p>
-      <w:r>
-        <w:rPr>
-          <w:sz w:val="21"/>
-        </w:rPr>
-        <w:t>且让我剩下皮；</w:t>
-      </w:r>
-    </w:p>
-    <w:p>
-      <w:r>
-        <w:rPr>
-          <w:sz w:val="21"/>
-        </w:rPr>
-        <w:t>且让我剩下腱；</w:t>
-      </w:r>
-    </w:p>
-    <w:p>
-      <w:r>
-        <w:rPr>
-          <w:sz w:val="21"/>
-        </w:rPr>
-        <w:t>且让我剩下骨；</w:t>
-      </w:r>
-    </w:p>
-    <w:p>
-      <w:r>
-        <w:rPr>
-          <w:sz w:val="21"/>
-        </w:rPr>
-        <w:t>且让我的血干肉枯。</w:t>
-      </w:r>
-    </w:p>
-    <w:p>
-      <w:r>
-        <w:rPr>
-          <w:sz w:val="21"/>
-        </w:rPr>
-        <w:t>这是含有「若这是人力能够获得的最终目标，我绝不休息、不懈怠，直到获得最终目标」之决心的精进。这有如苏那比库[footnoteRef:2]（Bhikkhu Sona）及护眼尊者[footnoteRef:3]（Cakkhuppala）所付出的精进。</w:t>
-      </w:r>
-    </w:p>
-    <w:p>
-      <w:r>
-        <w:rPr>
-          <w:b/>
-          <w:sz w:val="21"/>
-        </w:rPr>
-        <w:t>二、"专精"与一生精进的榜样</w:t>
-      </w:r>
-      <w:r>
-        <w:rPr>
-          <w:sz w:val="21"/>
-        </w:rPr>
-        <w:t>（◈扩展）</w:t>
-      </w:r>
-    </w:p>
-    <w:p>
-      <w:r>
-        <w:rPr>
-          <w:sz w:val="21"/>
-        </w:rPr>
-        <w:t>只有在尽其一生如佛陀所教这般努力精进之后还不能证得禅那、道及果，才能说失败的原因是当今时期的本质，或其人是二因者，或过去世没有累积足够的波罗蜜。</w:t>
-      </w:r>
-    </w:p>
-    <w:p>
-      <w:r>
-        <w:rPr>
-          <w:sz w:val="21"/>
-        </w:rPr>
-        <w:t>在这世间，有些人所付出的精进力远远不及佛陀所指定的程度，甚至没有尝试有效地培育身至念，以对治他们漫无目的四处飘荡之心，但是却推说不能证悟道果是因为当今是不可能开悟的时期。也有些人说今日的男女没有足够使他们证悟道果的波罗蜜。还有些人说今日的男女都是二因者。他们如此说是因为他们不知道当今是所引导者的时期，而他们未能证悟道果是因为缺少了正勤。</w:t>
-      </w:r>
-    </w:p>
-    <w:p>
-      <w:r>
-        <w:rPr>
-          <w:sz w:val="21"/>
-        </w:rPr>
-        <w:t>若具有专精（pahitatta）地适当注进正勤，一千人之中有三百、四百或五百人可以获得至上的成就。若一百人如此实行，他们之中有三十、四十或五十人可以获得至上的成就。在此「专精」是指决意尽其一生坚守努力精进，即使在努力当下死去亦在所不惜。</w:t>
-      </w:r>
-    </w:p>
-    <w:p>
-      <w:r>
-        <w:rPr>
-          <w:sz w:val="21"/>
-        </w:rPr>
-        <w:t>苏那长老所付出的精进力是在雨季安居（vassa）的三个月里持续不断地保持正念，而在那期间只采用坐及走两种姿势。护眼尊者之精进力与他同等。触天长老[footnoteRef:4]（Phussadeva）必须在付出同等的精进力二十五年之后才证悟道果。大吉祥长老[footnoteRef:5]（Mahasiva Thera）则需如此精进三十年。</w:t>
-      </w:r>
-    </w:p>
-    <w:p>
-      <w:r>
-        <w:rPr>
-          <w:sz w:val="21"/>
-        </w:rPr>
-        <w:t>今日极需要这一类正勤。可惜当今如此精进的人缺少教理（pariyatti，即：佛学）基础，而有教理基础的人却涉及比库任务之障碍（palibodha），因为他们住在市镇或村子里，需要讨论佛法、讲经及著作佛书。他们不能长期不中断地注入正勤。</w:t>
-      </w:r>
-    </w:p>
-    <w:p>
-      <w:r>
-        <w:rPr>
-          <w:b/>
-          <w:sz w:val="21"/>
-        </w:rPr>
-        <w:t>三、对"当下不精进"的推托与慧眼省思</w:t>
-      </w:r>
-      <w:r>
-        <w:rPr>
-          <w:sz w:val="21"/>
-        </w:rPr>
-        <w:t>（◈扩展）</w:t>
-      </w:r>
-    </w:p>
-    <w:p>
-      <w:r>
-        <w:rPr>
-          <w:sz w:val="21"/>
-        </w:rPr>
-        <w:t>有些人则习惯地说在令他们获得解脱世间之苦的波罗蜜及时机成熟时，他们能够很容易地获得解脱，因此在他们还未能确定精进是否能够带来解脱时，他们不能当下即努力精进。他们并没有比较：是努力三十年比较苦？还是在未获得解脱期间堕入地狱十万年比较苦？他们并不记得努力三十年之苦根本比不上只在地狱里三小时之苦。</w:t>
-      </w:r>
-    </w:p>
-    <w:p>
-      <w:r>
-        <w:rPr>
-          <w:sz w:val="21"/>
-        </w:rPr>
-        <w:t>他们可能会说：若努力了三十年之后还是不能获得解脱，那情况还不是一样？但是若该人之波罗蜜足够成熟以获得解脱，他将凭此精进获得解脱；若还不够成熟，他将在下一世获得解脱。即使他未能在现今的佛法教化期里获得解脱，他一再重复地致力于培育心的业力（bhavana acinna kamma，禅修惯业）亦是具有极大力量之业。以此，他能避免轮回到恶趣，而不断在善趣中轮回，直到遇到下一次的佛法教化期。对于没有注进正勤之人，即使他们的波罗蜜足够成熟至可以努力三十年就获得解脱，也将错失这个解脱的机会。他们不会因为缺少精进而有所得，有的只是损失而已。因此，且让我们都拥有慧眼，以及对此危险保持警惕。</w:t>
-      </w:r>
-    </w:p>
-    <w:p>
-      <w:r>
-        <w:rPr>
-          <w:b/>
-          <w:sz w:val="21"/>
-        </w:rPr>
-        <w:t>四、正勤可分为四种</w:t>
-      </w:r>
-      <w:r>
-        <w:rPr>
-          <w:sz w:val="21"/>
-        </w:rPr>
-        <w:t>（★核心）</w:t>
-      </w:r>
-    </w:p>
-    <w:p>
-      <w:r>
-        <w:rPr>
-          <w:sz w:val="21"/>
-        </w:rPr>
-        <w:t>正勤[footnoteRef:6]可分为四种，即：</w:t>
-      </w:r>
-    </w:p>
-    <w:p>
-      <w:r>
-        <w:rPr>
-          <w:sz w:val="21"/>
-        </w:rPr>
-        <w:t>Uppannanam akusalanam dhammanam pahanaya vayamo;</w:t>
-      </w:r>
-    </w:p>
-    <w:p>
-      <w:r>
-        <w:rPr>
-          <w:sz w:val="21"/>
-        </w:rPr>
-        <w:t>Anuppannanam akusalanam dhammanam anuppadaya vayamo;</w:t>
-      </w:r>
-    </w:p>
-    <w:p>
-      <w:r>
-        <w:rPr>
-          <w:sz w:val="21"/>
-        </w:rPr>
-        <w:t>Anuppannanam kusalanam dhammanam uppadaya vayamo;</w:t>
-      </w:r>
-    </w:p>
-    <w:p>
-      <w:r>
-        <w:rPr>
-          <w:sz w:val="21"/>
-        </w:rPr>
-        <w:t>Uppannanam kusalanam dhammanam bhiyyobhavaya vayamo.</w:t>
-      </w:r>
-    </w:p>
-    <w:p>
-      <w:r>
-        <w:rPr>
-          <w:sz w:val="21"/>
-        </w:rPr>
-        <w:t>致力于去除已生起的恶法；</w:t>
-      </w:r>
-    </w:p>
-    <w:p>
-      <w:r>
-        <w:rPr>
-          <w:sz w:val="21"/>
-        </w:rPr>
-        <w:t>致力于令还未生起的恶法不生起；</w:t>
-      </w:r>
-    </w:p>
-    <w:p>
-      <w:r>
-        <w:rPr>
-          <w:sz w:val="21"/>
-        </w:rPr>
-        <w:t>致力于令还未生起的善法生起；</w:t>
-      </w:r>
-    </w:p>
-    <w:p>
-      <w:r>
-        <w:rPr>
-          <w:sz w:val="21"/>
-        </w:rPr>
-        <w:t>致力于增长已生起的善法。</w:t>
-      </w:r>
-    </w:p>
-    <w:p>
-      <w:r>
-        <w:rPr>
-          <w:b/>
-          <w:sz w:val="21"/>
-        </w:rPr>
-        <w:t>五、前两支展开：已生恶业与未生恶业</w:t>
-      </w:r>
-      <w:r>
-        <w:rPr>
-          <w:sz w:val="21"/>
-        </w:rPr>
-        <w:t>（◈扩展）</w:t>
-      </w:r>
-    </w:p>
-    <w:p>
-      <w:r>
-        <w:rPr>
-          <w:sz w:val="21"/>
-        </w:rPr>
-        <w:t>（注：以下为文档"1 已生及未生之恶业"节，即四正勤前两支的详细展开；段中"有余涅槃"为经文语境，义理不展开，详见读书会09。）</w:t>
-      </w:r>
-    </w:p>
-    <w:p>
-      <w:r>
-        <w:rPr>
-          <w:sz w:val="21"/>
-        </w:rPr>
-        <w:t>每个在生死轮回里漂流的众生都拥有两种恶业，即：</w:t>
-      </w:r>
-    </w:p>
-    <w:p>
-      <w:r>
-        <w:rPr>
-          <w:sz w:val="21"/>
-        </w:rPr>
-        <w:t>已生恶业（uppanna akusala kamma）；</w:t>
-      </w:r>
-    </w:p>
-    <w:p>
-      <w:r>
-        <w:rPr>
-          <w:sz w:val="21"/>
-        </w:rPr>
-        <w:t>未生恶业（anuppanna akusala kamma）。</w:t>
-      </w:r>
-    </w:p>
-    <w:p>
-      <w:r>
-        <w:rPr>
-          <w:sz w:val="21"/>
-        </w:rPr>
-        <w:t>已生恶业是指过去及现在的恶业。它们包括了一连串在无量的过去大劫中无数过去世里所造下的「恶思业」[footnoteRef:7]（akusala cetana kamma）。在这些恶业当中，有些已产生轮回到恶趣的果报而得以消除。有些则还在等待机会产生轮回到恶趣的果报，因此成为伴随著众生累世累劫轮回、待机成熟以导致堕入恶趣的潜在力。</w:t>
-      </w:r>
-    </w:p>
-    <w:p>
-      <w:r>
-        <w:rPr>
-          <w:sz w:val="21"/>
-        </w:rPr>
-        <w:t>对于每一个还有身见（sakkaya-ditthi，即：我见）的众生，无论他是人，或天神，或梵天神，都有无量的过去世之债，也就是具有令他们投生到阿鼻地狱的潜在力之恶业。同样地，也有无量以往所累积下来的其他恶业可令他们投生到其他恶趣。这些称为「已生之过去业」，正在等待时机以带来轮回之果报，而生生世世都跟随著众生，直到被清除为止。</w:t>
-      </w:r>
-    </w:p>
-    <w:p>
-      <w:r>
-        <w:rPr>
-          <w:sz w:val="21"/>
-        </w:rPr>
-        <w:t>我见是这些过去已生恶业之因。只要我见还存在，在还没有产生果报之前，这些恶业还未受到清除。但是通过观照无我相（anatta lakkhana）的观智，人们得以去除自己的我见，从这一刻开始[footnoteRef:8]，一切已生恶业已失去了它们的潜在力，而自过去恶业之库中消失。[footnoteRef:9]从这一刻开始，在未来的轮回里，包括在梦中，他将不会再投生到恶趣。</w:t>
-      </w:r>
-    </w:p>
-    <w:p>
-      <w:r>
-        <w:rPr>
-          <w:sz w:val="21"/>
-        </w:rPr>
-        <w:t>未生恶业是指未来的恶业。从这一生中的下一刹那开始，无论是他在今生或来世所造下的新恶业皆属于未生。即使只是在一生中，人们所造下的新恶业亦是无可计数的。</w:t>
-      </w:r>
-    </w:p>
-    <w:p>
-      <w:r>
-        <w:rPr>
-          <w:sz w:val="21"/>
-        </w:rPr>
-        <w:t>我见是这一切未生恶业之因。在我见消失时，一切新的未生恶业亦已消失，即使是在那一刹那，我见亦不再有丝毫存在地消失无踪。在此，「消失」是指从下一刹那开始的未来世与未来劫中，没有任何时刻会有新的恶业再产生[footnoteRef:10]。尽其未来「无始轮回」（anamatagga samsara）里，甚至是在梦里，这些众生将不会再造下任何杀生等恶业[footnoteRef:11]。</w:t>
+          <w:b w:val="0"/>
+        </w:rPr>
+        <w:t>文件类型：pdf（共修版）</w:t>
       </w:r>
     </w:p>
     <w:p>
       <w:pPr>
-        <w:spacing w:before="40" w:after="80"/>
-        <w:ind w:left="283"/>
-        <w:shd w:val="clear" w:color="auto" w:fill="EEF2F8"/>
-        <w:pBdr>
-          <w:left w:val="single" w:sz="20" w:space="6" w:color="1F3864"/>
-        </w:pBdr>
+        <w:pStyle w:val="ListBullet"/>
       </w:pPr>
       <w:r>
         <w:rPr>
-          <w:b/>
-          <w:sz w:val="20"/>
-        </w:rPr>
-        <w:t>【本周朗读段 · 结束】</w:t>
-      </w:r>
-      <w:r>
-        <w:rPr>
-          <w:sz w:val="20"/>
-        </w:rPr>
-        <w:t>（以下为默读／选读／延伸内容，时间富余时再读）</w:t>
-      </w:r>
-    </w:p>
-    <w:p>
-      <w:r>
-        <w:rPr>
-          <w:sz w:val="21"/>
-        </w:rPr>
-        <w:t>只要还有我见，即使是支配整个世界的转轮圣王也还受到地狱之火攻击，亦即仍受到已生及未生两种恶业围困。因此，事实上他只是地狱之火里的生命而已。同样地，天界之王、三十三天界（Tavatimsadevaloka）的帝释天王（Sakka）、色与无色梵天界的梵天神都只是地狱之火里的生命而已。他们都是被地狱及恶趣之链铐住的生命。在轮回的大漩涡里，他们只是在漂流与沉沦的生命而已。</w:t>
-      </w:r>
-    </w:p>
-    <w:p>
-      <w:r>
-        <w:rPr>
-          <w:sz w:val="21"/>
-        </w:rPr>
-        <w:t>在无量的轮回里，众生必须培育想要遇到非常难得之佛法之心。由于前后皆受到已生及未生恶业之地狱烈火攻击，他们必须认真地培育想要一劳永逸地扑灭这些火之心。由此，为了自己将来的幸福，遇到佛法的众生应以熄灭已生及未生的地狱之火为他们唯一的任务。</w:t>
-      </w:r>
-    </w:p>
-    <w:p>
-      <w:r>
-        <w:rPr>
-          <w:sz w:val="21"/>
-        </w:rPr>
-        <w:t>止息已生及未生恶业的任务就只是去除自己的我见一项而已。若我见已被根除，则已生及未生两种恶业都完全被清除了。</w:t>
-      </w:r>
-    </w:p>
-    <w:p>
-      <w:r>
-        <w:rPr>
-          <w:sz w:val="21"/>
-        </w:rPr>
-        <w:t>在人、天神与梵天神当中有无数的「邦心山须陀洹」[footnoteRef:12]（'bon-sin-san' sotapanna），例如毘舍佉（Visakha）和给孤独长者（Anathapindika）。自从我见被断除的那一刻开始，他们已解脱了在轮回大漩涡中漂流与沉沦的困境。他们已经证悟了称为「有余涅槃」[footnoteRef:13]（sa-upadisesa nibbana，五蕴还存在时所体验的涅槃）的第一阶段涅槃。虽然他们还会轮回许多世或许多劫，但是他们已不再是凡夫俗子。成为「邦心山」圣者之后，他们已属于出世间（lokuttara）的众生。</w:t>
-      </w:r>
-    </w:p>
-    <w:p>
-      <w:r>
-        <w:rPr>
-          <w:sz w:val="21"/>
-        </w:rPr>
-        <w:t>在此结束讨论须陀洹已获得断除之已生及未生恶业。</w:t>
-      </w:r>
-    </w:p>
-    <w:p>
-      <w:r>
-        <w:rPr>
-          <w:b/>
-          <w:sz w:val="21"/>
-        </w:rPr>
-        <w:t>六、后两支展开与修行落点：从戒清净、身至念到三十七菩提分</w:t>
-      </w:r>
-      <w:r>
-        <w:rPr>
-          <w:sz w:val="21"/>
-        </w:rPr>
-        <w:t>（◈扩展）</w:t>
-      </w:r>
-    </w:p>
-    <w:p>
-      <w:r>
-        <w:rPr>
-          <w:sz w:val="21"/>
-        </w:rPr>
-        <w:t>（三）精进于使未曾生起的善业生起，以及（四）精进于保持已生之善业。必须付出这类精进力，直到完全成就无我禅。</w:t>
-      </w:r>
-    </w:p>
-    <w:p>
-      <w:r>
-        <w:rPr>
-          <w:sz w:val="21"/>
-        </w:rPr>
-        <w:t>（一）只有在遇到佛法时，才有获得完全断除已生恶业的机会。</w:t>
-      </w:r>
-    </w:p>
-    <w:p>
-      <w:r>
-        <w:rPr>
-          <w:sz w:val="21"/>
-        </w:rPr>
-        <w:t>（二）只有在遇到佛法时，才有获得确保在未来世没有未生恶业产生的机会。</w:t>
-      </w:r>
-    </w:p>
-    <w:p>
-      <w:r>
-        <w:rPr>
-          <w:sz w:val="21"/>
-        </w:rPr>
-        <w:t>即使生死轮回之旅是无边的，若未曾遇到佛法，依然毫无断除这两种恶业的机会。这是因为断除它们的工作是跟消灭潜伏性层次邪见之工作一样。消灭潜伏性邪见则是「无我禅」[footnoteRef:18]（anatta-bhavana）的任务，而这种禅法又只在佛法教化期里才会出现。</w:t>
-      </w:r>
-    </w:p>
-    <w:p>
-      <w:r>
-        <w:rPr>
-          <w:sz w:val="21"/>
-        </w:rPr>
-        <w:t>那些已肯定会成为辟支佛的众生也必须先在遇到佛法时获取无我禅的种子。当世间没有佛法时，甚至「无我之音」也听不到。无我之音是指关于生命之无我本质的名相之音，例如：名色、蕴、处、界及缘起。整部论藏都充盈著无我之音，它的概要[footnoteRef:19]（《阿毗达摩概要》）也是如此。</w:t>
-      </w:r>
-    </w:p>
-    <w:p>
-      <w:r>
-        <w:rPr>
-          <w:sz w:val="21"/>
-        </w:rPr>
-        <w:t>无我禅的修行包括了先成就戒清净，再培育身至念，当已平息且控制了疯狂、骚乱且不稳定的心之后，再精进修习止观。只有如此修习到消灭了潜伏性层次的邪见之后，一切已生及未生之邪见与恶行才会消失。</w:t>
-      </w:r>
-    </w:p>
-    <w:p>
-      <w:r>
-        <w:rPr>
-          <w:sz w:val="21"/>
-        </w:rPr>
-        <w:t>（注：以下为文档"4 已生及未生戒""5 已生及未生定""6 已生及未生慧"三节中与修行方法直接相关的段落。）</w:t>
-      </w:r>
-    </w:p>
-    <w:p>
-      <w:r>
-        <w:rPr>
-          <w:sz w:val="21"/>
-        </w:rPr>
-        <w:t>众生必须趁佛法教化还存在时致力于获取这未生戒。这是指从建立起戒清净开始，进而修习身至念，直到成功修完无我禅，众生都必须毫不懈怠地修习三十七菩提分。</w:t>
-      </w:r>
-    </w:p>
-    <w:p>
-      <w:r>
-        <w:rPr>
-          <w:sz w:val="21"/>
-        </w:rPr>
-        <w:t>对于拥有不稳定之欲界世间戒的众生，此戒只是属于暂时拥有而已，因此他们应该尝试在佛法还存在的时候，使它提升至稳定的层次。他们应该培育身至念，然后再修习三十七菩提分，直到成功修完无我禅。</w:t>
-      </w:r>
-    </w:p>
-    <w:p>
-      <w:r>
-        <w:rPr>
-          <w:sz w:val="21"/>
-        </w:rPr>
-        <w:t>由此，现在已遇到佛法的众生应该趁未生定还未在佛法里消失的时候致力于获得它。这是指他们应以修习身至念为始，进而修习三十七菩提分，直到成功培育了无我禅。</w:t>
-      </w:r>
-    </w:p>
-    <w:p>
-      <w:r>
-        <w:rPr>
-          <w:sz w:val="21"/>
-        </w:rPr>
-        <w:t>因此，我们应该尝试在佛法仍然存在的时候，使不稳定的定蕴三支变成稳定。由此我们应该在培育起身至念之后，进而修习三十七菩提分，直到成功修完无我禅。</w:t>
-      </w:r>
-    </w:p>
-    <w:p>
-      <w:r>
-        <w:rPr>
-          <w:sz w:val="21"/>
-        </w:rPr>
-        <w:t>由此，现在已遇到佛法的众生应该在佛法仍住世时精进地修行，以获得未曾生起的未生慧。这是指应该在培育起身至念之后，进而修习三十七菩提分，直到成功修完无我禅。</w:t>
-      </w:r>
-    </w:p>
-    <w:p>
-      <w:r>
-        <w:rPr>
-          <w:sz w:val="21"/>
-        </w:rPr>
-        <w:t>由此，趁著现在遇到佛法的机会，我们应该精进地修习，以使不稳定、暂时拥有之慧变成稳定之慧，而其修法则如上所述。</w:t>
-      </w:r>
-    </w:p>
-    <w:p>
-      <w:r>
-        <w:rPr>
-          <w:b/>
-          <w:sz w:val="21"/>
-        </w:rPr>
-        <w:t>七、以正勤修四念处："且让我剩下皮、剩下骨"的决心之精进力</w:t>
-      </w:r>
-      <w:r>
-        <w:rPr>
-          <w:sz w:val="21"/>
-        </w:rPr>
-        <w:t>（◈扩展）</w:t>
-      </w:r>
-    </w:p>
-    <w:p>
-      <w:r>
-        <w:rPr>
-          <w:sz w:val="21"/>
-        </w:rPr>
-        <w:t>因此，在今生遇到佛法的在家众、隐士及比库众，想要去除来世之恶及永远巩固自己的戒清净等法之人，应该正确地修习四念处及注入正勤，以断除潜伏性层次的我见。</w:t>
-      </w:r>
-    </w:p>
-    <w:p>
-      <w:r>
-        <w:rPr>
-          <w:sz w:val="21"/>
-        </w:rPr>
-        <w:t>若他们欲解除自己疯狂的心（如第二章所形容的疯子之心、无能力掌舵的船夫、患上惧水症之人、服药后呕吐的病人），以及巩固自己的定力，使之变成稳定，以便能够保持轻安、稳定及可随意不动地专注于任何业处（kammatthana，禅法），他们应该具备正勤地正确修习四念处，以断除潜伏性层次的我见。</w:t>
-      </w:r>
-    </w:p>
-    <w:p>
-      <w:r>
-        <w:rPr>
-          <w:sz w:val="21"/>
-        </w:rPr>
-        <w:t>若他们欲去除可把他们抛入无慧之黑暗，欲解除可灭绝他们对佛法僧无量圣洁特质之敬意的愚痴法（sammoha dhamma），而不再留下丝毫痕迹于来世；若他们欲解除从无始轮回以来一直误导他们去向伪佛或宗教师请教与致敬的大邪法（micchadhamma），因为身为凡夫的他们并不懂得辨识真正的佛法僧；若他们欲获得从今开始直到未来皆存在的「证得信」（adhigama saddha，稳固地建立起来的信）及「证得慧」（adhigama pabba，稳固地建立起来的慧），而由此可以毫无障碍地持续激起心中对真正的佛法僧之敬意；若他们欲转变它们至稳定的层次，那么他们必须具备正勤且正确地修习四念处，以断除潜伏性层次的我见。在此，正勤是指具备「且让我剩下皮；且让我剩下骨……」的决心之精进力。</w:t>
-      </w:r>
-    </w:p>
-    <w:p>
-      <w:r>
-        <w:rPr>
-          <w:b/>
-          <w:sz w:val="21"/>
-        </w:rPr>
-        <w:t>材料②</w:t>
-      </w:r>
-      <w:r>
-        <w:rPr>
-          <w:sz w:val="21"/>
-        </w:rPr>
-        <w:t xml:space="preserve"> ★核心：《第32讲-精进2-（共修版）.pdf》</w:t>
+          <w:b w:val="0"/>
+        </w:rPr>
+        <w:t>知识库出处：古源尊者开示及上座部佛教资料</w:t>
       </w:r>
     </w:p>
     <w:p>
       <w:pPr>
-        <w:ind w:left="340"/>
+        <w:pStyle w:val="ListBullet"/>
       </w:pPr>
       <w:r>
         <w:rPr>
-          <w:color w:val="1F3864"/>
-          <w:sz w:val="21"/>
-        </w:rPr>
-        <w:t xml:space="preserve">• </w:t>
-      </w:r>
-      <w:r>
-        <w:rPr>
-          <w:sz w:val="21"/>
-        </w:rPr>
-        <w:t>文件类型：pdf（共修版）</w:t>
+          <w:b w:val="0"/>
+        </w:rPr>
+        <w:t>media_id：pdf_d0dd1c0cd17209afe241ece24bf6b7b4_2044b32127a3c62d9df0501668e2397a7439961422831605</w:t>
       </w:r>
     </w:p>
     <w:p>
       <w:pPr>
-        <w:ind w:left="340"/>
+        <w:pStyle w:val="ListBullet"/>
       </w:pPr>
       <w:r>
         <w:rPr>
-          <w:color w:val="1F3864"/>
-          <w:sz w:val="21"/>
-        </w:rPr>
-        <w:t xml:space="preserve">• </w:t>
-      </w:r>
-      <w:r>
-        <w:rPr>
-          <w:sz w:val="21"/>
-        </w:rPr>
-        <w:t>知识库出处：古源尊者开示及上座部佛教资料</w:t>
+          <w:b w:val="0"/>
+        </w:rPr>
+        <w:t>打开方式：ima知识库搜索「第32讲 精进2 共修版」</w:t>
       </w:r>
     </w:p>
     <w:p>
       <w:pPr>
-        <w:ind w:left="340"/>
+        <w:ind w:left="170"/>
+        <w:pBdr>
+          <w:left w:val="single" w:sz="18" w:space="4" w:color="1F3864"/>
+        </w:pBdr>
+        <w:shd w:val="clear" w:fill="F2F5FA"/>
       </w:pPr>
       <w:r>
         <w:rPr>
-          <w:color w:val="1F3864"/>
-          <w:sz w:val="21"/>
-        </w:rPr>
-        <w:t xml:space="preserve">• </w:t>
-      </w:r>
-      <w:r>
-        <w:rPr>
-          <w:sz w:val="21"/>
-        </w:rPr>
-        <w:t>media_id：`pdf_d0dd1c0cd17209afe241ece24bf6b7b4_2044b32127a3c62d9df0501668e2397a7439961422831605`</w:t>
+          <w:b w:val="0"/>
+        </w:rPr>
+        <w:t>⚠️ 主持人操作：本材料分八节。★核心必读：第三节（精进的现起：不放弃、不退缩）、第六节（正精进与四正勤：对着五盖下手）、第七节（"善欲下的邪精进"）。◈扩展选读：第一节（精进的作用）、第二节（五根平衡）、第四节（八种悚惧事）、第五节（八种精进事与在家习惯）、第八节（三层次与总结）。时间不足时，第四节悚惧事可只读"你就真的认真去想，这八种事，悚惧智……"一段；涉及疾病、死亡的段落领读时语气平缓，观察成员状态（心理安全见特别提醒第3条）。</w:t>
+      </w:r>
+    </w:p>
+    <w:p>
+      <w:r>
+        <w:rPr>
+          <w:b/>
+        </w:rPr>
+        <w:t>照录原文</w:t>
+      </w:r>
+      <w:r>
+        <w:rPr>
+          <w:b w:val="0"/>
+        </w:rPr>
+        <w:t>（PDF逐字提取，段内断行为提取所致，已按语义接排；文字未改动）：</w:t>
+      </w:r>
+    </w:p>
+    <w:p>
+      <w:r>
+        <w:rPr>
+          <w:b/>
+        </w:rPr>
+        <w:t>一、精进的作用：支持与稳固相应名法</w:t>
+      </w:r>
+      <w:r>
+        <w:rPr>
+          <w:b w:val="0"/>
+        </w:rPr>
+        <w:t>（◈扩展）</w:t>
+      </w:r>
+    </w:p>
+    <w:p>
+      <w:r>
+        <w:rPr>
+          <w:b w:val="0"/>
+        </w:rPr>
+        <w:t>昨天我们学习到了精进。我们谈到了精进的特相，今天再来讲它的作用。精进的作用是支持或稳固相应名法。我们知道精进它是一个心所，就是在一个心生起来的时候其中一个心的素质。</w:t>
+      </w:r>
+    </w:p>
+    <w:p>
+      <w:r>
+        <w:rPr>
+          <w:b w:val="0"/>
+        </w:rPr>
+        <w:t>这个心的素质它跟其他的心所、其他的名法一起生起来。相对其他名法，它的作用是什么呢？就是支持！其它比如说，触、受、想、思、一境性、名命根、作意，这些遍一切心所，还有寻、伺这些杂心所。如果有善的话，是遍一切善的心所 19 个，信、念、惭、愧、无贪、无嗔、中舍、轻安、轻快、柔软、适业、正直、练达，有慧根，有慧根。或者正语、正业、正命这些。如果是不善心呢，那就有痴、无惭、无愧、掉举，遍一切不善的心所，还有贪、嗔、痴、昏沉、睡眠这些。这些不管是善，还是不善，对精进来讲都是相应名法，就是伴随它生起来的其他名法。</w:t>
+      </w:r>
+    </w:p>
+    <w:p>
+      <w:r>
+        <w:rPr>
+          <w:b w:val="0"/>
+        </w:rPr>
+        <w:t>精进能干什么呢？它的作用是支持和稳固相应名法。它怎么个支持法呢？我们学《阿毗达摩》后面会讲到，《阿毗达摩》说什么是明种子？我们讲明、行种子。佛陀明、行俱足。明种子是什么呢？明是什么呢？就是蕴、处、界、根、谛、缘。什么是五蕴？十二处、十八界、二十二根、四圣谛、十二缘起支和二十四缘。五蕴包括名、色。蕴、处、界、根、谛、缘是《阿毗达摩》的核心内容，也就是真正慧学的内容。</w:t>
+      </w:r>
+    </w:p>
+    <w:p>
+      <w:r>
+        <w:rPr>
+          <w:b w:val="0"/>
+        </w:rPr>
+        <w:t>它不单单辅佐这个"思"，它还辅佐其他名法。比如说这个善心里面的"信"。比如说，你要对"三宝"有信心。但是，有时候你碰到情况了，觉得说"我天天都拜三宝，每天都供花、供水、供僧，然后呢，怎么还让我碰到倒霉事儿？""三宝都没有保佑我呀，我就不信算了。"当你这个信心出现动摇的时候，这个精进心所它会出来，撑你一下。"不能这样啦！信'三宝'，是透由'三宝'教导的法来断除我们烦恼。'三宝'不是保佑你万事平安，没有这样的事啊。"精进心所撑你一下："好吧，我继续信下去。"这个是它辅佐、辅助、支持其他相应名法。</w:t>
+      </w:r>
+    </w:p>
+    <w:p>
+      <w:r>
+        <w:rPr>
+          <w:b w:val="0"/>
+        </w:rPr>
+        <w:t>所以，精进根有两个层面，一个作为根的力量，一个作为辅助的力量。在巴利叫"indra",我们叫"indriya"。"Vīriyaindra"，精进根，或者精进组。当这个精进根发挥作用的时候，它能够压倒懈怠。并且支持其他的名法，乃至带领其他的名法，推动其他的名法完成工作。但是它这个带领方式是支持、辅助。真正带领或引导、集合，是思心所干的，我们后面会讲到。所以精进心所就是支持，撑着你。</w:t>
+      </w:r>
+    </w:p>
+    <w:p>
+      <w:r>
+        <w:rPr>
+          <w:b w:val="0"/>
+        </w:rPr>
+        <w:t>在注疏里，包括帕奥西亚多就讲，注疏里是讲"老房子"。有各种可能倒掉的房子，危险啦，容易出各种情况，然后我们用柱子来加固，用临时的柱子去支撑它。精进就像临时的柱子，就像柱子一样把它撑住，让它这个房子不会倒塌。对于我们禅修者来讲，精进支持着我们不离开善法的很重要一个因素。</w:t>
+      </w:r>
+    </w:p>
+    <w:p>
+      <w:r>
+        <w:rPr>
+          <w:b w:val="0"/>
+        </w:rPr>
+        <w:t>禅修者呢，我们一想就会想到说，我要去打坐。不是这样的。打坐、禅修当然是一个角度，更重要的是在日常生活中培养正念、正知。给大家讲，当你经常忘记掉，或者说无所谓。如果这个时候，你的精进被培养起来，你就会想起来，"已生善法要令增长，未生善法要令生起"。我们要尽可能去觉，尽可能去了知，你就会把你支撑起来。</w:t>
+      </w:r>
+    </w:p>
+    <w:p>
+      <w:r>
+        <w:rPr>
+          <w:b w:val="0"/>
+        </w:rPr>
+        <w:t>在《弥兰达王问经》里面，龙军尊者就回答弥兰达王说："大王，正如一个即将倒塌的房子被另外一根柱子支撑而不倒，精进具有支持、巩固其他俱生心所的作用。由精进支撑所有其他的法，而使善法不会退堕，不会减退。"这个就是精进的作用。</w:t>
+      </w:r>
+    </w:p>
+    <w:p>
+      <w:r>
+        <w:rPr>
+          <w:b w:val="0"/>
+        </w:rPr>
+        <w:t>经典、注疏也有另外一个比喻。就像一个国家，他有一支弱小的军队在边境，当遇到一个强敌来犯、杀进来了。他一看，不行啦，这个敌人太大了，力量太强了，我们赶紧跑吧。就觉得打不过，我们是不是赶紧撤退。这个情况国王知道了。国王立即派出强大的支援力量去支持这个弱小的军队。告诉他说："不退缩！我们现在很强大，我们完全能够打败敌军。"精进呢，它也是这样子。它协助、支持相应法，不允许它犹豫和退缩。</w:t>
+      </w:r>
+    </w:p>
+    <w:p>
+      <w:r>
+        <w:rPr>
+          <w:b w:val="0"/>
+        </w:rPr>
+        <w:t>有了精进呢，它就不会允许其他的相应心所犹豫。比如说，从善的角度上来讲，你想布施，啊呀！这两天洛杉矶 43 度哇，最高温度！历史最高温度！这要去寺院作供养布施太辛苦了！你想退缩。这个时候，精进心起来。"这是最好的行善行的机会呀，是克服我们怠惰的一个机会呀。"精进一提，精神来了。像这样就派出强大的军队，你就没有犹豫，不退缩。那么护持其他的心所，布施的"无贪"，对三宝的"信"，这些心所护持它们，去完成任务，包括那个欲心所。还有昨天讲的，我想布施的"我想"也在精进的护持下完成任务。只要心它出现这个懈怠、犹豫、想要退缩这种情况，如果你有精进的素质，你就会像得到国王派遣大军的支持一样，支持你的欲心所，这个"想要"、"想要做"，这种想要的力量得以前进、不退缩，继续去实现他想要实现的目标。善法是这样，不善法也是这样。乃至于如果精进提起来，会让他超越原来的进程，更加努力地去完成工作。其他的心所齐心协力。有人会说："我们来了，齐心协力一起把这个事情做完。"善法也是这样，我怎么样去做布施啊，持戒啊，禅修啊，服务啊，恭敬啊……。不善法也是透由精进的护持而不退缩于各种贪、嗔、痴，想要获得贪、嗔、痴的目标。</w:t>
+      </w:r>
+    </w:p>
+    <w:p>
+      <w:r>
+        <w:rPr>
+          <w:b/>
+        </w:rPr>
+        <w:t>二、平衡的精进：五根平衡与精进根压倒懈怠</w:t>
+      </w:r>
+      <w:r>
+        <w:rPr>
+          <w:b w:val="0"/>
+        </w:rPr>
+        <w:t>（◈扩展）</w:t>
+      </w:r>
+    </w:p>
+    <w:p>
+      <w:r>
+        <w:rPr>
+          <w:b w:val="0"/>
+        </w:rPr>
+        <w:t>这里面讲到一个"根"，有二十二种根。其中一个根就叫精进根。我们经常讲"五根平衡"，精进根就是其中的一个根。精进根和定根要平衡，信根和慧根要平衡，念根一直要强，五根要平衡。这就是精进根。</w:t>
+      </w:r>
+    </w:p>
+    <w:p>
+      <w:r>
+        <w:rPr>
+          <w:b w:val="0"/>
+        </w:rPr>
+        <w:t>"什么是根"呢？我们讲过"欲"，如果"欲"增上的时候，它会像转轮圣王一样来管理。如果"欲"增上，作为国王，精进心所如何配合它呢？它就以"根"的能力配合它，"根"就相当于大臣。我们讲部长、大臣。如果没有"欲"增上的时候，一般我们的"思"，也就是我们心里面负责管理指挥的 "思心所"。</w:t>
+      </w:r>
+    </w:p>
+    <w:p>
+      <w:r>
+        <w:rPr>
+          <w:b w:val="0"/>
+        </w:rPr>
+        <w:t>我们讲这个"心识"类似于董事长，思心所相当于总理。那这个董事长呢？其实有点"君主立宪"一样的，它不怎么管事，它只识知目标。真正干活的是首相。思心所下面需要有精进、欲等各种心所来配合它。能称为根的主要是部门的负责人，那精进是其中一个部门的负责人。我们还有"一境性"，一境性就是定根，对不对？如果你是善法，善心，就有信根、念根，还有命根——名命根、色命根。</w:t>
+      </w:r>
+    </w:p>
+    <w:p>
+      <w:r>
+        <w:rPr>
+          <w:b w:val="0"/>
+        </w:rPr>
+        <w:t>这些都是在相应名法里面起部门管理的作用。精进根是其中的一个部门，它起到一个主要的力量。这个部门它负责干什么呢？比如我们这个教育部它负责教学，交通部负责交通，这个精进部负责干嘛呢？它是负责压倒，压倒什么？压倒懈怠。懈怠一出来就压倒它，它负责看着它。昏沉、睡眠一出来，就把它压倒。从而让心一直保持做主的状态。辅佐心能够把一件事情做完。</w:t>
+      </w:r>
+    </w:p>
+    <w:p>
+      <w:r>
+        <w:rPr>
+          <w:b/>
+        </w:rPr>
+        <w:t>三、精进的现起：不放弃、不退缩，与无力感、犹豫相反</w:t>
+      </w:r>
+      <w:r>
+        <w:rPr>
+          <w:b w:val="0"/>
+        </w:rPr>
+        <w:t>（★核心）</w:t>
+      </w:r>
+    </w:p>
+    <w:p>
+      <w:r>
+        <w:rPr>
+          <w:b w:val="0"/>
+        </w:rPr>
+        <w:t>精进的现起就是呈现在你内心的状态，当精进一起来的时候呈现在你内心的状态。你修观的时候就是呈现在禅修者意门里的状态。日常生活中我们也是可以观察到的。那就是呈现在你内心的状态是什么呢？大家要记住，是不放弃。大家想一想，不放弃和牢牢抓住有什么区别吗？大家思考一下。很多人在这上面搞错掉。不放弃，精进在禅修者的，或者你当下呈现的体验是什么呢？是不退缩，不后退，也不抗拒想要做的事情。这个欲心所定下来的这个目标，你面对这个目标。"欲"只是定下来目标：我要成为初果圣者。定个目标。然后初果圣者又要正念、正知，还要禅修，我还要工作，还要听法。太忙了，太辛苦了。算了！学佛还没有学得这么辛苦的，回家睡觉吧。这个时候精进出来了。它呈现出不退缩。为什么不退缩？我跟你们讲，精进的八种悚惧，最后就要落实在这个近因上。"你还没有苦够吗？这个生命如此不堪！有啥意思呀？宁可再苦一点，我们也要证果，要修行！"激励一下，精进起来了。不退，再苦、再累也要坚强！呈现出来当下就是这样一个状态。不退缩、不抗拒所要实现的目标和工作。</w:t>
+      </w:r>
+    </w:p>
+    <w:p>
+      <w:r>
+        <w:rPr>
+          <w:b w:val="0"/>
+        </w:rPr>
+        <w:t>我们刚才讲了，导致我们不够精进的懈怠，它就是昏沉、睡眠。昏沉、睡眠就是那种无力感。面对你要实现的目标，你觉得力不从心，无力。然后就觉得懒散一下更好，懒散一下多舒服。不想动，休息一下，休息一下。鼓励一下自己，就是给自己放松一下。或者在行善的过程中，一直在做、做、做，这什么时候是个头哇？有头吗？犹豫了，或者遇到打击了。Uttama 在大群里面公开批评我，说我给人家私授毒鸡汤。那么无理，那么粗暴！不学了！OK，掉头了。在学佛过程中你会碰到各种各样的打击。这个时候，如果你那种无力感的心，受挫折的心出来了，如果有精进，可以顶上来，顶住它。</w:t>
+      </w:r>
+    </w:p>
+    <w:p>
+      <w:r>
+        <w:rPr>
+          <w:b w:val="0"/>
+        </w:rPr>
+        <w:t>但是你有精进的时候，什么是精进呢？"已生善法令增长，未生善法令生起；已生不善令断除，未生不善令不生。"我们对照一下。不管是我受多大的委屈，我们是来学法的嘛。</w:t>
+      </w:r>
+    </w:p>
+    <w:p>
+      <w:r>
+        <w:rPr>
+          <w:b w:val="0"/>
+        </w:rPr>
+        <w:t>也就是说，精进呈现在我们内心的状态，再给大家强调一下，这个很微细，有时候大家分不清楚。它呈现在你的心里是跟无力感、犹豫是相反的。它不仅仅是让无力感、犹豫不生起来，它还是相反的呈现。相反的是什么呢？无力感的相反就是有力呀！犹豫相反就是毫不犹豫呀！管你怎么对我，反正我就认准了，我充满力量地做，我毫不犹豫地做。这个是精进。而不是仅仅地说"我不要无力呀，我不要犹豫呀。"我不要无力，我不要犹豫的时候，跟那个说：我跟无力和犹豫是相反的！会有什么区别？对于精进它是这个角度来看的，我们观察自己有没有精进就看这一点。它的作用呈现在你内心的状态。</w:t>
+      </w:r>
+    </w:p>
+    <w:p>
+      <w:r>
+        <w:rPr>
+          <w:b w:val="0"/>
+        </w:rPr>
+        <w:t>如果你从事善行，我们现在听法要实践，要求每个人都要实践。真正做作业的人不多。我看每个组每天做作业的都是这些人，不做作业永远不做作业，做作业的人一直做作业。为什么呢？这就是人的认知行为，就是人的认知行为模式。我们且不说好坏。我们不能说没有做作业的人认知行为模式就有问题。这是他的习惯。那么这些习惯，好的也是习惯，不好的也是习惯。你不交作业不代表你不精进，你可能就是没有交而已，你做了很多的实践，只是没有交而已，我就明白了我就做了。即使做了作业的人也是为了做作业而做作业。反正每天就是这样，流水账一样，每天提交了，交任务。</w:t>
+      </w:r>
+    </w:p>
+    <w:p>
+      <w:r>
+        <w:rPr>
+          <w:b w:val="0"/>
+        </w:rPr>
+        <w:t>但是回到你内心，你是知道的。什么呢？就是能够克服这种退缩感、无力感、抗拒感。如果你有无力感、退缩感、抗拒感，那么就是你的精进心所有问题了，要调整。善与不善都一样，我们纯粹从精进的角度上来讲。在这里，精进，我们的体验是什么呢？它不只是退缩、抗拒的不存在，而是能够更有力地克服退缩和抗拒的力量。就在日常生活中，你出现对一件事情，或做一件事情或一个目标，你退缩，有想法，感到无力的时候，有另外一个声音出现，或者另外一股力量出现，它突破这种消沉，突破这种懈怠，那个声音，那股力量就是精进。</w:t>
+      </w:r>
+    </w:p>
+    <w:p>
+      <w:r>
+        <w:rPr>
+          <w:b/>
+        </w:rPr>
+        <w:t>四、精进的近因：八种悚惧事（悚惧智）</w:t>
+      </w:r>
+      <w:r>
+        <w:rPr>
+          <w:b w:val="0"/>
+        </w:rPr>
+        <w:t>（◈扩展）</w:t>
+      </w:r>
+    </w:p>
+    <w:p>
+      <w:r>
+        <w:rPr>
+          <w:b w:val="0"/>
+        </w:rPr>
+        <w:t>那么怎样才会生起来这样一股力量呢？有这样的特相和作用，然后有这样的一种力量支持，就是近因，就是最接近它的原因，就是悚惧事和精进事。悚惧事有八种，精进事有八种，经典上讲了。那么悚惧事是什么呢？悚惧，八种悚惧，经典是讲它能够增加精进的善巧，或者自己不畏惧，能够像勇者一样，不退缩，遇到困难坚持前行，这些力量来自于哪里呢？来自于对于八种方面的观察和思考。</w:t>
+      </w:r>
+    </w:p>
+    <w:p>
+      <w:r>
+        <w:rPr>
+          <w:b w:val="0"/>
+        </w:rPr>
+        <w:t>第一个是再生，就是下一生可能的危险，或者可能的苦。经典上是下一生的苦，也有人把它翻译成危险，危险比较贴切一点。</w:t>
+      </w:r>
+    </w:p>
+    <w:p>
+      <w:r>
+        <w:rPr>
+          <w:b w:val="0"/>
+        </w:rPr>
+        <w:t>怎么讲呢？如果你相信有未来生，对吧？每天早上一起来到晚上睡觉，睡觉之前总结一下，数一数今天生起来几个善念？作了几件善行？有几个善心路升起？算一算。然后又有多少个不善心升起？从概率学上统计一下，什么样的比例？以这样的比例，在我们临死的时候，什么样的概率会去善趣？什么样的概率会去不善趣？你一思考，太可怕啦，是吧？一整天都找不到一条善心，现在在学，每天逼着大家做作业，可能能搞他一两条出来。你没有这样做的时候，听课的时候都在打妄想，听课的时候都在炒菜做饭，反正带着耳朵，这个带着耳机听着，有一搭没一搭的，听完就过了。那你真正想到未来、下一生的危险，你会不会觉得说，我要努力。现在有的人都六、七十岁，七、八十岁了，还有多少日子可以晃悠。这是再生的危险。</w:t>
+      </w:r>
+    </w:p>
+    <w:p>
+      <w:r>
+        <w:rPr>
+          <w:b w:val="0"/>
+        </w:rPr>
+        <w:t>我们年老了，有年老的危险。年老的危险，大家禅修都知道，根本坐不住，一坐腰就塌啦。不是昏沉就是掉举，走路都走不清楚。怎么办？难道你就一点点的这种感觉都没有吗？这种急迫感没有吗？</w:t>
+      </w:r>
+    </w:p>
+    <w:p>
+      <w:r>
+        <w:rPr>
+          <w:b w:val="0"/>
+        </w:rPr>
+        <w:t>然后疾病的危险，疾病随时都会来，这个身体太脆弱啦。今年的情况我们一再讲，新冠肺炎。还有其他很多，一不小心就病，摔一下就死。这是疾病。</w:t>
+      </w:r>
+    </w:p>
+    <w:p>
+      <w:r>
+        <w:rPr>
+          <w:b w:val="0"/>
+        </w:rPr>
+        <w:t>然后死亡的危险，死亡之剑一直都在我们头顶上悬着。死亡不是离我们很遥远，可能就在下一个刹那，下一个呼吸之间，死亡就到了。前一段时间，我们有一位贤友的哥哥，台阶上踏空了就摔下来，全力抢救，半天，走了。谁也想不到。随时都可能有不善业成熟，你的不幸随时可能出现。你不知道这个不幸什么时候会出现，当不幸出现的时候，你根本没有时间来修行禅修，手忙脚乱。生活、工作各种压力逼迫着你，身心都极度地焦虑、紧张，怎么修啊？</w:t>
+      </w:r>
+    </w:p>
+    <w:p>
+      <w:r>
+        <w:rPr>
+          <w:b w:val="0"/>
+        </w:rPr>
+        <w:t>过去生带来的苦，过去生带来的苦就是各种业啊，各种缘力，让你不得自在。你是五蕴狗，你被捆得死死的。然后一看这一生，刚才我们就讲重生有危险，现在是看到这一生如果不解决问题，未来是一定会再出现的，再出现是一个什么样的生命状态，回头过来看我们现在的习性，看我们的无明、爱、取，我们就大致可以推算出来，下一生是一个什么东西。好不好玩？如果你觉得这样不好，我们现在能做什么可以改变。</w:t>
+      </w:r>
+    </w:p>
+    <w:p>
+      <w:r>
+        <w:rPr>
+          <w:b w:val="0"/>
+        </w:rPr>
+        <w:t>然后就是觅食，第八个就是对觅食的追求。大家听不懂，我们讲说对食物吧，资源吧，财富吧，名利吧，就是大家都在追这个。大家太熟了，对吧，每天都在里面翻滚啊。开心吗，在追求这些东西的过程开心吗？然后很多人说乐在其中。对，那就继续乐吧。</w:t>
+      </w:r>
+    </w:p>
+    <w:p>
+      <w:r>
+        <w:rPr>
+          <w:b w:val="0"/>
+        </w:rPr>
+        <w:t>你就真的认真去想，这八种事，悚惧智。如果你看经典，哦，知道，病死苦嘛，我懂，爱别离、怨憎恚、求不得嘛，谁不知道。但你要真的，我为什么要建议大家说拿起本子来写写，不要在脑子里瞎过，脑子里面过起不了多大作用。真的你讲到未来生，我可能出现什么，我明天可能出现什么，我的身体会出现什么，我的工作会出现什么，你拿来写，未雨绸缪一下，你就发现生命是如此的艰难，不圆满，下劣，受逼迫，坏灭，苦。佛陀告诉我们，有一条路是可以终结它的。为什么不终结它呢？只要精进就可以。因为目标已经确定了，断除烦恼，断除烦恼就能终结它。一想到这个，所有的懈怠、昏沉、睡眠就被你推掉，受点苦算什么，再拿个棍子打我一下，没关系，说我一句也好。</w:t>
+      </w:r>
+    </w:p>
+    <w:p>
+      <w:r>
+        <w:rPr>
+          <w:b w:val="0"/>
+        </w:rPr>
+        <w:t>那我们省察这八种悚惧，我们会跟愧相应的，后面我们会讲惭愧。经常大家讲惭愧、惭愧。这个惭愧心会生起来，看着我们行尸走肉般的这种生活，我们觉得很惭愧，惧愧智就会生起来。这个叫惧愧智，或者叫悚惧智，都是一样的意思。这为什么称为一个智呢？为什么建议大家经常思维这个东西呢？不是我今天讲一下课，网友听完就完了，而是你把这八件事情写下来，你真的每天去思考、观察，然后它会形成一种智慧，这种智慧是跟随着你的，它是一直会激发这个精进的。那么拥有这样的智慧的人会怎样呢？就会非常热诚，非常努力地修习善法——持戒，布施，禅修，正念，正知，各种善行。这样的话你的精进就有近因，就有基础一直支持着它。这个我们要知道，就是任何一个心所生起来，如何让它生起来，因为它的这个近因。深刻去思维，真正认真去写，这个生命不可靠，就一直觉得我的生命不可靠，我现在这样的生活很惭愧。那么这样的一种力量要培养。</w:t>
+      </w:r>
+    </w:p>
+    <w:p>
+      <w:r>
+        <w:rPr>
+          <w:b/>
+        </w:rPr>
+        <w:t>五、八种精进事与在家用功的两个习惯（即入即出、碎片时间）</w:t>
+      </w:r>
+      <w:r>
+        <w:rPr>
+          <w:b w:val="0"/>
+        </w:rPr>
+        <w:t>（◈扩展）</w:t>
+      </w:r>
+    </w:p>
+    <w:p>
+      <w:r>
+        <w:rPr>
+          <w:b w:val="0"/>
+        </w:rPr>
+        <w:t>那么第二个就是精进事。精进事，这个大家在书上都可以去看，总体来讲是什么？八件事：远行之前，省思远行的时候没有时间修行，所以在远行之前要加倍精进；远行之后，思维远行的时候没有好好修行，现在回来了要加倍精进；做事之前，想说上班啦，没时间修行，现在下班了要加倍精进；工作之前，去上班之前我们有时间要精进；工作之后；生病之前；病愈之后；没有很好的食物之前；有好的食物之后；这些都是我们看起来好像跟我们没什么相关。</w:t>
+      </w:r>
+    </w:p>
+    <w:p>
+      <w:r>
+        <w:rPr>
+          <w:b w:val="0"/>
+        </w:rPr>
+        <w:t>那我们怎么来利用这个八种精进事呢？我一再建议几个在家修行人，有几个优良素质，一定要培养。</w:t>
+      </w:r>
+    </w:p>
+    <w:p>
+      <w:r>
+        <w:rPr>
+          <w:b w:val="0"/>
+        </w:rPr>
+        <w:t>第一个，我们讲要即入即出。这个是可以练起来的，不需要花太多力气的，同学们，一定要去做。即入即出是什么呢？我工作的时候就把心投进去我就工作，我正念、正知的工作。</w:t>
+      </w:r>
+    </w:p>
+    <w:p>
+      <w:r>
+        <w:rPr>
+          <w:b w:val="0"/>
+        </w:rPr>
+        <w:t>第二个，我们讲碎片的时间，要善于利用碎片的时间。我现在只要有时间，有一点时间，我们要么入出息念，觉知呼吸；要么我闻法；要么我思维法义，我检查自己的心；你随时把它用上。</w:t>
+      </w:r>
+    </w:p>
+    <w:p>
+      <w:r>
+        <w:rPr>
+          <w:b w:val="0"/>
+        </w:rPr>
+        <w:t>即入即出，就是我一工作就工作，然后我一出来，我现在要禅修，我要专注，工作那个事"啪"就扔掉了。昨天有人问，说你这个即入即出，然后从起一条心，怎么起啊？这个作意是有用的，不是骗自己，因为心就是这样。好，你如果是一练习即入即出的时候，已经有这样的能力啦，你一坐下来自然而然。如果你还没有，刚才跟客户谈判，说得天昏地暗；现在客户走了，回来说，唉呀，好不容易十几分钟可以让自己专注一下。能不能啊？你一般一坐下来，那客户的印象就在脑子里面冒，那怎么做呢？坐在那，把跟客户谈的那一堆就缩成一堆，这些某某人、某某人都是一堆，绕在一起，做什么，打一个包，直接扔到虚空中。</w:t>
+      </w:r>
+    </w:p>
+    <w:p>
+      <w:r>
+        <w:rPr>
+          <w:b w:val="0"/>
+        </w:rPr>
+        <w:t>在海边的人，直接扔到大海里去，就作意这样扔出去。然后你的心就进入一个过去曾经体验过的，最安静、最沉静的那种状态。我在这个地方重新起一条心路，以入出息为所缘，觉知它。</w:t>
+      </w:r>
+    </w:p>
+    <w:p>
+      <w:r>
+        <w:rPr>
+          <w:b w:val="0"/>
+        </w:rPr>
+        <w:t>如果还不熟练，它出来了再打一个包再扔出去。再回来，再打个包再扔出去再回来，两三次，慢慢的你的心就会习惯这种即入即出的方式。睡觉的时候就不想事儿，就是睡觉。然后一起来就不要赖床。你要卧禅可以，只要眼睛一睁开，你就要有正念，这个是要去训练的。你把碎片的时间用起来。</w:t>
+      </w:r>
+    </w:p>
+    <w:p>
+      <w:r>
+        <w:rPr>
+          <w:b w:val="0"/>
+        </w:rPr>
+        <w:t>这个时候八种精进事就出来了。为什么叫日常生活中以四念住来训练你的正念、正知，就是只要有空余时间，你都可以精进。然后我们就很清楚啦，只要你前面有这个悚惧，运用在我们的工作生活当中，你每一个点都可以顶上它。这就是精进的近因。</w:t>
+      </w:r>
+    </w:p>
+    <w:p>
+      <w:r>
+        <w:rPr>
+          <w:b/>
+        </w:rPr>
+        <w:t>六、正精进与四正勤：对着五盖下手</w:t>
+      </w:r>
+      <w:r>
+        <w:rPr>
+          <w:b w:val="0"/>
+        </w:rPr>
+        <w:t>（★核心）</w:t>
+      </w:r>
+    </w:p>
+    <w:p>
+      <w:r>
+        <w:rPr>
+          <w:b w:val="0"/>
+        </w:rPr>
+        <w:t>真正落实到对于我们一个修行人来讲是正精进，不能邪精进，正精进大家都很熟，是吧？未生的恶令不生，已生的恶令断除，未生的善令生起，已生的善令增长。在修行的角度，未生的恶令不生是指什么呢？五盖：欲贪、嗔恚、昏沉睡眠、掉举追悔和怀疑。已生的恶令断除是什么？也是五盖：欲贪、嗔恚、昏沉睡眠掉举、追悔和怀疑。就是你就对着五盖下手就对了。那五盖怎么做啊？日常生活中，正念正知，觉知发现自己的烦恼，有粗猛的，有惯性的，习惯性的东西，怎么办？想蕴梳理，都帮你准备好啦，就看你做不做。未生善令生起，是什么善？各种修行的功德，三十七道品、三十七菩提分、七觉支、八正道。四念住开始，从日常生活中的正念、正知开始，这就是已生的善令增长，未生的善令生起。那你看，你是哪一些已生起，哪一些未生起，要观察。所以今天学的精进，你要观察，你有哪一些善心已生起了，哪一些善未生起。</w:t>
+      </w:r>
+    </w:p>
+    <w:p>
+      <w:r>
+        <w:rPr>
+          <w:b/>
+        </w:rPr>
+        <w:t>七、"善欲下的邪精进"：紧绷与自我否定</w:t>
+      </w:r>
+      <w:r>
+        <w:rPr>
+          <w:b w:val="0"/>
+        </w:rPr>
+        <w:t>（★核心）</w:t>
+      </w:r>
+    </w:p>
+    <w:p>
+      <w:r>
+        <w:rPr>
+          <w:b w:val="0"/>
+        </w:rPr>
+        <w:t>但是呢，你说起来明白，但你真正在日常生活中去应用的时候，它是很微细的。嘴巴说可以，但其实是很微细的。我就讲这个善欲下的邪精进，比如说，某贤友做了一个每天怎么念知的提纲，大家都看到了。她问我说，我有紧绷的感觉。善法欲会带来紧绷吗？这叫善欲下的邪精进。她的紧绷在哪里呢？就是对于我如果没有完成一半以上的念知，那我就不对，我就不行，我就是没用的人。他给自己定义，她就很紧张。那这种紧张，它不是贪，它是嗔，很微细的嗔。要逼迫着自己一定要去达成一个要求。那么需要逼迫呢，就是说她对当下这种自然而然、如实地、轻松地念知，她不信任，她排斥。然后她认为用一种挤压的方式，可以去实现。这种欲善下的邪精进。</w:t>
+      </w:r>
+    </w:p>
+    <w:p>
+      <w:r>
+        <w:rPr>
+          <w:b/>
+        </w:rPr>
+        <w:t>八、精进的三种层次：发勤精进、出离精进、勇猛精进</w:t>
+      </w:r>
+      <w:r>
+        <w:rPr>
+          <w:b w:val="0"/>
+        </w:rPr>
+        <w:t>（◈扩展）</w:t>
+      </w:r>
+    </w:p>
+    <w:p>
+      <w:r>
+        <w:rPr>
+          <w:b w:val="0"/>
+        </w:rPr>
+        <w:t>在实现作用的层面上，我们刚才讲了，实现精进的支持作用层面上它有三种层次：1. 发勤精进。什么叫发勤精进？āraddhavīriya, 发勤精进就是他发心，他发起要努力去做好这项工作。欲心所出来"我想要"，然后精进说："好！配合你，我们努力把它做完，一定要把它做好。"这是发勤精进，配合欲心所，好！做！这是第一层。</w:t>
+      </w:r>
+    </w:p>
+    <w:p>
+      <w:r>
+        <w:rPr>
+          <w:b w:val="0"/>
+        </w:rPr>
+        <w:t>第二层精进叫 nikāmavīriya, 翻译过来叫"出离精进"。"出离精进"是什么意思呢？就是你在做的过程中往往有各种障碍会出现，常规来讲都会有各种困难，没有那么简单的事。所以，出离精进这个层面就是逃脱使人变得怠惰的这种"懒"，可以振作起来去克服"懈怠"。那么懈怠生起来的原因是什么呢？如果从心的角度上来讲，我们有两个心所，叫昏沉、睡眠。昏沉、睡眠不是真的睡着了，而是两个心所。这两个心所的特点是让你昏昏欲睡，浑身无力。心也没有力，身体也没有力。我们一碰到困难时，心的那个无力感就是这种昏沉、睡眠，很容易打掉我们这种努力，昏沉、睡眠打击欲的时候，你还有什么办法？就要靠精进撑起来，脱离昏沉、睡眠。</w:t>
+      </w:r>
+    </w:p>
+    <w:p>
+      <w:r>
+        <w:rPr>
+          <w:b w:val="0"/>
+        </w:rPr>
+        <w:t>我们打坐的时候，经常有同学说"我昏沉，怎么办？"大部分时候，我都说"你要检查一下，是什么原因？"你昨天晚上三点钟才睡，你现在打坐当然昏沉。你去睡一会儿，但不要睡太久！咯噔一下，起来了。马上就继续坐。如果你平常就是一坐就昏沉，那有两种情况：一种情况是你身体的问题，体质太弱了。还有一种情况是习惯性昏沉，就是想睡。睡猪。这种情况针对性要对治。</w:t>
+      </w:r>
+    </w:p>
+    <w:p>
+      <w:r>
+        <w:rPr>
+          <w:b w:val="0"/>
+        </w:rPr>
+        <w:t>第三种情况，习惯性想睡，昏沉、睡眠，一上座就昏沉，就要用第二层的精进，nikāmavīriya, 去突破昏沉、睡眠对你的束缚。</w:t>
+      </w:r>
+    </w:p>
+    <w:p>
+      <w:r>
+        <w:rPr>
+          <w:b w:val="0"/>
+        </w:rPr>
+        <w:t>这是第二层。</w:t>
+      </w:r>
+    </w:p>
+    <w:p>
+      <w:r>
+        <w:rPr>
+          <w:b w:val="0"/>
+        </w:rPr>
+        <w:t>第三层，我们叫勇猛精进。Bhrakamaviriya。Bhrakamaviriya 是比 nikāmavīriya 更强的一种精进，要更强大。如果要从精进的层次、境界来讲，它是最高境界。它一撑起来时候，就勇往直前。比如说，对于精进的角度上来讲，勇猛，最大的勇猛莫过于面对自己的烦恼。能战胜自己的才是勇士。</w:t>
+      </w:r>
+    </w:p>
+    <w:p>
+      <w:r>
+        <w:rPr>
+          <w:b w:val="0"/>
+        </w:rPr>
+        <w:t>昨天我们讲敢对自己敲骨取髓，你敢不敢对自己敲骨取髓？还是听人家一句话，说你一句话就受不了。"我哭，我要哭，使劲哭。算了，我不学了。"不学了，你就走，你就没有机会，你就不勇猛了。在修学的路上最难的就是面对自己的烦恼，能不能发起勇猛精进？不能够发起，那么禅那、观智、道果、涅槃，这么高的目标，这么伟大的目标，你不靠勇猛精进，怎么可能去获得呢？我们讲了，精进的作用有这三种层次。我们记住了？总体来说是支持和稳固相应的名法。我支助你，你去做！剩下的事情我来支持。这是精进的一个特点。然后它有三种形式：发勤精进；脱离精进，脱离是克服昏沉、睡眠；然后是勇猛精进。</w:t>
+      </w:r>
+    </w:p>
+    <w:p>
+      <w:r>
+        <w:rPr>
+          <w:b w:val="0"/>
+        </w:rPr>
+        <w:t>在这里面我们知道，精进是一种坚持，精进是一种忍耐，精进是一种勇者的智慧，也是一种勇者的行动。同时它能够思维，省思不精进的过患和精进带来好处的这样一种特相。它是能够克服怠惰，而对意欲要实现的目标它不抗拒，而且会推动支持所有相应的善心所，去完成它，去实现它。</w:t>
+      </w:r>
+    </w:p>
+    <w:p>
+      <w:r>
+        <w:rPr>
+          <w:b w:val="0"/>
+        </w:rPr>
+        <w:t>我们再回来看，精进和意欲和贪，欲是想要、想做；意愿就是那个目标我想实现；而精进是说，配合你这个想要和这个目标实现，我即使面对再多的困难，我也不放弃，我一定一步一步地实现它。昨天讲树立高远的目标，这是第一步，精进地实现它，这是持续的事情，不是精进第二步的问题。所以你要实现这个目标，没有精进是不可能的。</w:t>
+      </w:r>
+    </w:p>
+    <w:p>
+      <w:r>
+        <w:rPr>
+          <w:b/>
+        </w:rPr>
+        <w:t>材料③</w:t>
+      </w:r>
+      <w:r>
+        <w:rPr>
+          <w:b w:val="0"/>
+        </w:rPr>
+        <w:t xml:space="preserve"> ★核心：《如来禅修学体系22-禅修次第6-如理作意3-古源尊者-20250124》（依据录音转写整理，已校对明显同音错字）</w:t>
       </w:r>
     </w:p>
     <w:p>
       <w:pPr>
-        <w:ind w:left="340"/>
+        <w:pStyle w:val="ListBullet"/>
       </w:pPr>
       <w:r>
         <w:rPr>
-          <w:color w:val="1F3864"/>
-          <w:sz w:val="21"/>
-        </w:rPr>
-        <w:t xml:space="preserve">• </w:t>
-      </w:r>
-      <w:r>
-        <w:rPr>
-          <w:sz w:val="21"/>
-        </w:rPr>
-        <w:t>打开方式：ima知识库搜索「第32讲 精进2 共修版」</w:t>
+          <w:b w:val="0"/>
+        </w:rPr>
+        <w:t>文件类型：音声</w:t>
       </w:r>
     </w:p>
     <w:p>
       <w:pPr>
-        <w:spacing w:before="40" w:after="80"/>
-        <w:ind w:left="283"/>
-        <w:shd w:val="clear" w:color="auto" w:fill="EEF2F8"/>
-        <w:pBdr>
-          <w:left w:val="single" w:sz="20" w:space="6" w:color="1F3864"/>
-        </w:pBdr>
+        <w:pStyle w:val="ListBullet"/>
       </w:pPr>
       <w:r>
         <w:rPr>
-          <w:sz w:val="20"/>
-        </w:rPr>
-        <w:t>⚠️ 主持人操作：本材料分八节。★核心必读：第三节（精进的现起：不放弃、不退缩）、第六节（正精进与四正勤：对着五盖下手）、第七节（"善欲下的邪精进"）。◈扩展选读：第一节（精进的作用）、第二节（五根平衡）、第四节（八种悚惧事）、第五节（八种精进事与在家习惯）、第八节（三层次与总结）。时间不足时，第四节悚惧事可只读"你就真的认真去想，这八种事，悚惧智……"一段；涉及疾病、死亡的段落领读时语气平缓，观察成员状态（心理安全见特别提醒第3条）。</w:t>
-      </w:r>
-    </w:p>
-    <w:p>
-      <w:r>
-        <w:rPr>
-          <w:b/>
-          <w:sz w:val="21"/>
-        </w:rPr>
-        <w:t>照录原文</w:t>
-      </w:r>
-      <w:r>
-        <w:rPr>
-          <w:sz w:val="21"/>
-        </w:rPr>
-        <w:t>（PDF逐字提取，段内断行为提取所致，已按语义接排；文字未改动）：</w:t>
-      </w:r>
-    </w:p>
-    <w:p>
-      <w:r>
-        <w:rPr>
-          <w:b/>
-          <w:sz w:val="21"/>
-        </w:rPr>
-        <w:t>一、精进的作用：支持与稳固相应名法</w:t>
-      </w:r>
-      <w:r>
-        <w:rPr>
-          <w:sz w:val="21"/>
-        </w:rPr>
-        <w:t>（◈扩展）</w:t>
-      </w:r>
-    </w:p>
-    <w:p>
-      <w:r>
-        <w:rPr>
-          <w:sz w:val="21"/>
-        </w:rPr>
-        <w:t>昨天我们学习到了精进。我们谈到了精进的特相，今天再来讲它的作用。精进的作用是支持或稳固相应名法。我们知道精进它是一个心所，就是在一个心生起来的时候其中一个心的素质。</w:t>
-      </w:r>
-    </w:p>
-    <w:p>
-      <w:r>
-        <w:rPr>
-          <w:sz w:val="21"/>
-        </w:rPr>
-        <w:t>这个心的素质它跟其他的心所、其他的名法一起生起来。相对其他名法，它的作用是什么呢？就是支持！其它比如说，触、受、想、思、一境性、名命根、作意，这些遍一切心所，还有寻、伺这些杂心所。如果有善的话，是遍一切善的心所 19 个，信、念、惭、愧、无贪、无嗔、中舍、轻安、轻快、柔软、适业、正直、练达，有慧根，有慧根。或者正语、正业、正命这些。如果是不善心呢，那就有痴、无惭、无愧、掉举，遍一切不善的心所，还有贪、嗔、痴、昏沉、睡眠这些。这些不管是善，还是不善，对精进来讲都是相应名法，就是伴随它生起来的其他名法。</w:t>
-      </w:r>
-    </w:p>
-    <w:p>
-      <w:r>
-        <w:rPr>
-          <w:sz w:val="21"/>
-        </w:rPr>
-        <w:t>精进能干什么呢？它的作用是支持和稳固相应名法。它怎么个支持法呢？我们学《阿毗达摩》后面会讲到，《阿毗达摩》说什么是明种子？我们讲明、行种子。佛陀明、行俱足。明种子是什么呢？明是什么呢？就是蕴、处、界、根、谛、缘。什么是五蕴？十二处、十八界、二十二根、四圣谛、十二缘起支和二十四缘。五蕴包括名、色。蕴、处、界、根、谛、缘是《阿毗达摩》的核心内容，也就是真正慧学的内容。</w:t>
-      </w:r>
-    </w:p>
-    <w:p>
-      <w:r>
-        <w:rPr>
-          <w:sz w:val="21"/>
-        </w:rPr>
-        <w:t>它不单单辅佐这个"思"，它还辅佐其他名法。比如说这个善心里面的"信"。比如说，你要对"三宝"有信心。但是，有时候你碰到情况了，觉得说"我天天都拜三宝，每天都供花、供水、供僧，然后呢，怎么还让我碰到倒霉事儿？""三宝都没有保佑我呀，我就不信算了。"当你这个信心出现动摇的时候，这个精进心所它会出来，撑你一下。"不能这样啦！信'三宝'，是透由'三宝'教导的法来断除我们烦恼。'三宝'不是保佑你万事平安，没有这样的事啊。"精进心所撑你一下："好吧，我继续信下去。"这个是它辅佐、辅助、支持其他相应名法。</w:t>
-      </w:r>
-    </w:p>
-    <w:p>
-      <w:r>
-        <w:rPr>
-          <w:sz w:val="21"/>
-        </w:rPr>
-        <w:t>所以，精进根有两个层面，一个作为根的力量，一个作为辅助的力量。在巴利叫"indra",我们叫"indriya"。"Vīriyaindra"，精进根，或者精进组。当这个精进根发挥作用的时候，它能够压倒懈怠。并且支持其他的名法，乃至带领其他的名法，推动其他的名法完成工作。但是它这个带领方式是支持、辅助。真正带领或引导、集合，是思心所干的，我们后面会讲到。所以精进心所就是支持，撑着你。</w:t>
-      </w:r>
-    </w:p>
-    <w:p>
-      <w:r>
-        <w:rPr>
-          <w:sz w:val="21"/>
-        </w:rPr>
-        <w:t>在注疏里，包括帕奥西亚多就讲，注疏里是讲"老房子"。有各种可能倒掉的房子，危险啦，容易出各种情况，然后我们用柱子来加固，用临时的柱子去支撑它。精进就像临时的柱子，就像柱子一样把它撑住，让它这个房子不会倒塌。对于我们禅修者来讲，精进支持着我们不离开善法的很重要一个因素。</w:t>
-      </w:r>
-    </w:p>
-    <w:p>
-      <w:r>
-        <w:rPr>
-          <w:sz w:val="21"/>
-        </w:rPr>
-        <w:t>禅修者呢，我们一想就会想到说，我要去打坐。不是这样的。打坐、禅修当然是一个角度，更重要的是在日常生活中培养正念、正知。给大家讲，当你经常忘记掉，或者说无所谓。如果这个时候，你的精进被培养起来，你就会想起来，"已生善法要令增长，未生善法要令生起"。我们要尽可能去觉，尽可能去了知，你就会把你支撑起来。</w:t>
-      </w:r>
-    </w:p>
-    <w:p>
-      <w:r>
-        <w:rPr>
-          <w:sz w:val="21"/>
-        </w:rPr>
-        <w:t>在《弥兰达王问经》里面，龙军尊者就回答弥兰达王说："大王，正如一个即将倒塌的房子被另外一根柱子支撑而不倒，精进具有支持、巩固其他俱生心所的作用。由精进支撑所有其他的法，而使善法不会退堕，不会减退。"这个就是精进的作用。</w:t>
-      </w:r>
-    </w:p>
-    <w:p>
-      <w:r>
-        <w:rPr>
-          <w:sz w:val="21"/>
-        </w:rPr>
-        <w:t>经典、注疏也有另外一个比喻。就像一个国家，他有一支弱小的军队在边境，当遇到一个强敌来犯、杀进来了。他一看，不行啦，这个敌人太大了，力量太强了，我们赶紧跑吧。就觉得打不过，我们是不是赶紧撤退。这个情况国王知道了。国王立即派出强大的支援力量去支持这个弱小的军队。告诉他说："不退缩！我们现在很强大，我们完全能够打败敌军。"精进呢，它也是这样子。它协助、支持相应法，不允许它犹豫和退缩。</w:t>
-      </w:r>
-    </w:p>
-    <w:p>
-      <w:r>
-        <w:rPr>
-          <w:sz w:val="21"/>
-        </w:rPr>
-        <w:t>有了精进呢，它就不会允许其他的相应心所犹豫。比如说，从善的角度上来讲，你想布施，啊呀！这两天洛杉矶 43 度哇，最高温度！历史最高温度！这要去寺院作供养布施太辛苦了！你想退缩。这个时候，精进心起来。"这是最好的行善行的机会呀，是克服我们怠惰的一个机会呀。"精进一提，精神来了。像这样就派出强大的军队，你就没有犹豫，不退缩。那么护持其他的心所，布施的"无贪"，对三宝的"信"，这些心所护持它们，去完成任务，包括那个欲心所。还有昨天讲的，我想布施的"我想"也在精进的护持下完成任务。只要心它出现这个懈怠、犹豫、想要退缩这种情况，如果你有精进的素质，你就会像得到国王派遣大军的支持一样，支持你的欲心所，这个"想要"、"想要做"，这种想要的力量得以前进、不退缩，继续去实现他想要实现的目标。善法是这样，不善法也是这样。乃至于如果精进提起来，会让他超越原来的进程，更加努力地去完成工作。其他的心所齐心协力。有人会说："我们来了，齐心协力一起把这个事情做完。"善法也是这样，我怎么样去做布施啊，持戒啊，禅修啊，服务啊，恭敬啊……。不善法也是透由精进的护持而不退缩于各种贪、嗔、痴，想要获得贪、嗔、痴的目标。</w:t>
-      </w:r>
-    </w:p>
-    <w:p>
-      <w:r>
-        <w:rPr>
-          <w:b/>
-          <w:sz w:val="21"/>
-        </w:rPr>
-        <w:t>二、平衡的精进：五根平衡与精进根压倒懈怠</w:t>
-      </w:r>
-      <w:r>
-        <w:rPr>
-          <w:sz w:val="21"/>
-        </w:rPr>
-        <w:t>（◈扩展）</w:t>
-      </w:r>
-    </w:p>
-    <w:p>
-      <w:r>
-        <w:rPr>
-          <w:sz w:val="21"/>
-        </w:rPr>
-        <w:t>这里面讲到一个"根"，有二十二种根。其中一个根就叫精进根。我们经常讲"五根平衡"，精进根就是其中的一个根。精进根和定根要平衡，信根和慧根要平衡，念根一直要强，五根要平衡。这就是精进根。</w:t>
-      </w:r>
-    </w:p>
-    <w:p>
-      <w:r>
-        <w:rPr>
-          <w:sz w:val="21"/>
-        </w:rPr>
-        <w:t>"什么是根"呢？我们讲过"欲"，如果"欲"增上的时候，它会像转轮圣王一样来管理。如果"欲"增上，作为国王，精进心所如何配合它呢？它就以"根"的能力配合它，"根"就相当于大臣。我们讲部长、大臣。如果没有"欲"增上的时候，一般我们的"思"，也就是我们心里面负责管理指挥的 "思心所"。</w:t>
-      </w:r>
-    </w:p>
-    <w:p>
-      <w:r>
-        <w:rPr>
-          <w:sz w:val="21"/>
-        </w:rPr>
-        <w:t>我们讲这个"心识"类似于董事长，思心所相当于总理。那这个董事长呢？其实有点"君主立宪"一样的，它不怎么管事，它只识知目标。真正干活的是首相。思心所下面需要有精进、欲等各种心所来配合它。能称为根的主要是部门的负责人，那精进是其中一个部门的负责人。我们还有"一境性"，一境性就是定根，对不对？如果你是善法，善心，就有信根、念根，还有命根——名命根、色命根。</w:t>
-      </w:r>
-    </w:p>
-    <w:p>
-      <w:r>
-        <w:rPr>
-          <w:sz w:val="21"/>
-        </w:rPr>
-        <w:t>这些都是在相应名法里面起部门管理的作用。精进根是其中的一个部门，它起到一个主要的力量。这个部门它负责干什么呢？比如我们这个教育部它负责教学，交通部负责交通，这个精进部负责干嘛呢？它是负责压倒，压倒什么？压倒懈怠。懈怠一出来就压倒它，它负责看着它。昏沉、睡眠一出来，就把它压倒。从而让心一直保持做主的状态。辅佐心能够把一件事情做完。</w:t>
-      </w:r>
-    </w:p>
-    <w:p>
-      <w:r>
-        <w:rPr>
-          <w:b/>
-          <w:sz w:val="21"/>
-        </w:rPr>
-        <w:t>三、精进的现起：不放弃、不退缩，与无力感、犹豫相反</w:t>
-      </w:r>
-      <w:r>
-        <w:rPr>
-          <w:sz w:val="21"/>
-        </w:rPr>
-        <w:t>（★核心）</w:t>
-      </w:r>
-    </w:p>
-    <w:p>
-      <w:r>
-        <w:rPr>
-          <w:sz w:val="21"/>
-        </w:rPr>
-        <w:t>精进的现起就是呈现在你内心的状态，当精进一起来的时候呈现在你内心的状态。你修观的时候就是呈现在禅修者意门里的状态。日常生活中我们也是可以观察到的。那就是呈现在你内心的状态是什么呢？大家要记住，是不放弃。大家想一想，不放弃和牢牢抓住有什么区别吗？大家思考一下。很多人在这上面搞错掉。不放弃，精进在禅修者的，或者你当下呈现的体验是什么呢？是不退缩，不后退，也不抗拒想要做的事情。这个欲心所定下来的这个目标，你面对这个目标。"欲"只是定下来目标：我要成为初果圣者。定个目标。然后初果圣者又要正念、正知，还要禅修，我还要工作，还要听法。太忙了，太辛苦了。算了！学佛还没有学得这么辛苦的，回家睡觉吧。这个时候精进出来了。它呈现出不退缩。为什么不退缩？我跟你们讲，精进的八种悚惧，最后就要落实在这个近因上。"你还没有苦够吗？这个生命如此不堪！有啥意思呀？宁可再苦一点，我们也要证果，要修行！"激励一下，精进起来了。不退，再苦、再累也要坚强！呈现出来当下就是这样一个状态。不退缩、不抗拒所要实现的目标和工作。</w:t>
-      </w:r>
-    </w:p>
-    <w:p>
-      <w:r>
-        <w:rPr>
-          <w:sz w:val="21"/>
-        </w:rPr>
-        <w:t>我们刚才讲了，导致我们不够精进的懈怠，它就是昏沉、睡眠。昏沉、睡眠就是那种无力感。面对你要实现的目标，你觉得力不从心，无力。然后就觉得懒散一下更好，懒散一下多舒服。不想动，休息一下，休息一下。鼓励一下自己，就是给自己放松一下。或者在行善的过程中，一直在做、做、做，这什么时候是个头哇？有头吗？犹豫了，或者遇到打击了。Uttama 在大群里面公开批评我，说我给人家私授毒鸡汤。那么无理，那么粗暴！不学了！OK，掉头了。在学佛过程中你会碰到各种各样的打击。这个时候，如果你那种无力感的心，受挫折的心出来了，如果有精进，可以顶上来，顶住它。</w:t>
-      </w:r>
-    </w:p>
-    <w:p>
-      <w:r>
-        <w:rPr>
-          <w:sz w:val="21"/>
-        </w:rPr>
-        <w:t>但是你有精进的时候，什么是精进呢？"已生善法令增长，未生善法令生起；已生不善令断除，未生不善令不生。"我们对照一下。不管是我受多大的委屈，我们是来学法的嘛。</w:t>
-      </w:r>
-    </w:p>
-    <w:p>
-      <w:r>
-        <w:rPr>
-          <w:sz w:val="21"/>
-        </w:rPr>
-        <w:t>也就是说，精进呈现在我们内心的状态，再给大家强调一下，这个很微细，有时候大家分不清楚。它呈现在你的心里是跟无力感、犹豫是相反的。它不仅仅是让无力感、犹豫不生起来，它还是相反的呈现。相反的是什么呢？无力感的相反就是有力呀！犹豫相反就是毫不犹豫呀！管你怎么对我，反正我就认准了，我充满力量地做，我毫不犹豫地做。这个是精进。而不是仅仅地说"我不要无力呀，我不要犹豫呀。"我不要无力，我不要犹豫的时候，跟那个说：我跟无力和犹豫是相反的！会有什么区别？对于精进它是这个角度来看的，我们观察自己有没有精进就看这一点。它的作用呈现在你内心的状态。</w:t>
-      </w:r>
-    </w:p>
-    <w:p>
-      <w:r>
-        <w:rPr>
-          <w:sz w:val="21"/>
-        </w:rPr>
-        <w:t>如果你从事善行，我们现在听法要实践，要求每个人都要实践。真正做作业的人不多。我看每个组每天做作业的都是这些人，不做作业永远不做作业，做作业的人一直做作业。为什么呢？这就是人的认知行为，就是人的认知行为模式。我们且不说好坏。我们不能说没有做作业的人认知行为模式就有问题。这是他的习惯。那么这些习惯，好的也是习惯，不好的也是习惯。你不交作业不代表你不精进，你可能就是没有交而已，你做了很多的实践，只是没有交而已，我就明白了我就做了。即使做了作业的人也是为了做作业而做作业。反正每天就是这样，流水账一样，每天提交了，交任务。</w:t>
-      </w:r>
-    </w:p>
-    <w:p>
-      <w:r>
-        <w:rPr>
-          <w:sz w:val="21"/>
-        </w:rPr>
-        <w:t>但是回到你内心，你是知道的。什么呢？就是能够克服这种退缩感、无力感、抗拒感。如果你有无力感、退缩感、抗拒感，那么就是你的精进心所有问题了，要调整。善与不善都一样，我们纯粹从精进的角度上来讲。在这里，精进，我们的体验是什么呢？它不只是退缩、抗拒的不存在，而是能够更有力地克服退缩和抗拒的力量。就在日常生活中，你出现对一件事情，或做一件事情或一个目标，你退缩，有想法，感到无力的时候，有另外一个声音出现，或者另外一股力量出现，它突破这种消沉，突破这种懈怠，那个声音，那股力量就是精进。</w:t>
-      </w:r>
-    </w:p>
-    <w:p>
-      <w:r>
-        <w:rPr>
-          <w:b/>
-          <w:sz w:val="21"/>
-        </w:rPr>
-        <w:t>四、精进的近因：八种悚惧事（悚惧智）</w:t>
-      </w:r>
-      <w:r>
-        <w:rPr>
-          <w:sz w:val="21"/>
-        </w:rPr>
-        <w:t>（◈扩展）</w:t>
-      </w:r>
-    </w:p>
-    <w:p>
-      <w:r>
-        <w:rPr>
-          <w:sz w:val="21"/>
-        </w:rPr>
-        <w:t>那么怎样才会生起来这样一股力量呢？有这样的特相和作用，然后有这样的一种力量支持，就是近因，就是最接近它的原因，就是悚惧事和精进事。悚惧事有八种，精进事有八种，经典上讲了。那么悚惧事是什么呢？悚惧，八种悚惧，经典是讲它能够增加精进的善巧，或者自己不畏惧，能够像勇者一样，不退缩，遇到困难坚持前行，这些力量来自于哪里呢？来自于对于八种方面的观察和思考。</w:t>
-      </w:r>
-    </w:p>
-    <w:p>
-      <w:r>
-        <w:rPr>
-          <w:sz w:val="21"/>
-        </w:rPr>
-        <w:t>第一个是再生，就是下一生可能的危险，或者可能的苦。经典上是下一生的苦，也有人把它翻译成危险，危险比较贴切一点。</w:t>
-      </w:r>
-    </w:p>
-    <w:p>
-      <w:r>
-        <w:rPr>
-          <w:sz w:val="21"/>
-        </w:rPr>
-        <w:t>怎么讲呢？如果你相信有未来生，对吧？每天早上一起来到晚上睡觉，睡觉之前总结一下，数一数今天生起来几个善念？作了几件善行？有几个善心路升起？算一算。然后又有多少个不善心升起？从概率学上统计一下，什么样的比例？以这样的比例，在我们临死的时候，什么样的概率会去善趣？什么样的概率会去不善趣？你一思考，太可怕啦，是吧？一整天都找不到一条善心，现在在学，每天逼着大家做作业，可能能搞他一两条出来。你没有这样做的时候，听课的时候都在打妄想，听课的时候都在炒菜做饭，反正带着耳朵，这个带着耳机听着，有一搭没一搭的，听完就过了。那你真正想到未来、下一生的危险，你会不会觉得说，我要努力。现在有的人都六、七十岁，七、八十岁了，还有多少日子可以晃悠。这是再生的危险。</w:t>
-      </w:r>
-    </w:p>
-    <w:p>
-      <w:r>
-        <w:rPr>
-          <w:sz w:val="21"/>
-        </w:rPr>
-        <w:t>我们年老了，有年老的危险。年老的危险，大家禅修都知道，根本坐不住，一坐腰就塌啦。不是昏沉就是掉举，走路都走不清楚。怎么办？难道你就一点点的这种感觉都没有吗？这种急迫感没有吗？</w:t>
-      </w:r>
-    </w:p>
-    <w:p>
-      <w:r>
-        <w:rPr>
-          <w:sz w:val="21"/>
-        </w:rPr>
-        <w:t>然后疾病的危险，疾病随时都会来，这个身体太脆弱啦。今年的情况我们一再讲，新冠肺炎。还有其他很多，一不小心就病，摔一下就死。这是疾病。</w:t>
-      </w:r>
-    </w:p>
-    <w:p>
-      <w:r>
-        <w:rPr>
-          <w:sz w:val="21"/>
-        </w:rPr>
-        <w:t>然后死亡的危险，死亡之剑一直都在我们头顶上悬着。死亡不是离我们很遥远，可能就在下一个刹那，下一个呼吸之间，死亡就到了。前一段时间，我们有一位贤友的哥哥，台阶上踏空了就摔下来，全力抢救，半天，走了。谁也想不到。随时都可能有不善业成熟，你的不幸随时可能出现。你不知道这个不幸什么时候会出现，当不幸出现的时候，你根本没有时间来修行禅修，手忙脚乱。生活、工作各种压力逼迫着你，身心都极度地焦虑、紧张，怎么修啊？</w:t>
-      </w:r>
-    </w:p>
-    <w:p>
-      <w:r>
-        <w:rPr>
-          <w:sz w:val="21"/>
-        </w:rPr>
-        <w:t>过去生带来的苦，过去生带来的苦就是各种业啊，各种缘力，让你不得自在。你是五蕴狗，你被捆得死死的。然后一看这一生，刚才我们就讲重生有危险，现在是看到这一生如果不解决问题，未来是一定会再出现的，再出现是一个什么样的生命状态，回头过来看我们现在的习性，看我们的无明、爱、取，我们就大致可以推算出来，下一生是一个什么东西。好不好玩？如果你觉得这样不好，我们现在能做什么可以改变。</w:t>
-      </w:r>
-    </w:p>
-    <w:p>
-      <w:r>
-        <w:rPr>
-          <w:sz w:val="21"/>
-        </w:rPr>
-        <w:t>然后就是觅食，第八个就是对觅食的追求。大家听不懂，我们讲说对食物吧，资源吧，财富吧，名利吧，就是大家都在追这个。大家太熟了，对吧，每天都在里面翻滚啊。开心吗，在追求这些东西的过程开心吗？然后很多人说乐在其中。对，那就继续乐吧。</w:t>
-      </w:r>
-    </w:p>
-    <w:p>
-      <w:r>
-        <w:rPr>
-          <w:sz w:val="21"/>
-        </w:rPr>
-        <w:t>你就真的认真去想，这八种事，悚惧智。如果你看经典，哦，知道，病死苦嘛，我懂，爱别离、怨憎恚、求不得嘛，谁不知道。但你要真的，我为什么要建议大家说拿起本子来写写，不要在脑子里瞎过，脑子里面过起不了多大作用。真的你讲到未来生，我可能出现什么，我明天可能出现什么，我的身体会出现什么，我的工作会出现什么，你拿来写，未雨绸缪一下，你就发现生命是如此的艰难，不圆满，下劣，受逼迫，坏灭，苦。佛陀告诉我们，有一条路是可以终结它的。为什么不终结它呢？只要精进就可以。因为目标已经确定了，断除烦恼，断除烦恼就能终结它。一想到这个，所有的懈怠、昏沉、睡眠就被你推掉，受点苦算什么，再拿个棍子打我一下，没关系，说我一句也好。</w:t>
-      </w:r>
-    </w:p>
-    <w:p>
-      <w:r>
-        <w:rPr>
-          <w:sz w:val="21"/>
-        </w:rPr>
-        <w:t>那我们省察这八种悚惧，我们会跟愧相应的，后面我们会讲惭愧。经常大家讲惭愧、惭愧。这个惭愧心会生起来，看着我们行尸走肉般的这种生活，我们觉得很惭愧，惧愧智就会生起来。这个叫惧愧智，或者叫悚惧智，都是一样的意思。这为什么称为一个智呢？为什么建议大家经常思维这个东西呢？不是我今天讲一下课，网友听完就完了，而是你把这八件事情写下来，你真的每天去思考、观察，然后它会形成一种智慧，这种智慧是跟随着你的，它是一直会激发这个精进的。那么拥有这样的智慧的人会怎样呢？就会非常热诚，非常努力地修习善法——持戒，布施，禅修，正念，正知，各种善行。这样的话你的精进就有近因，就有基础一直支持着它。这个我们要知道，就是任何一个心所生起来，如何让它生起来，因为它的这个近因。深刻去思维，真正认真去写，这个生命不可靠，就一直觉得我的生命不可靠，我现在这样的生活很惭愧。那么这样的一种力量要培养。</w:t>
-      </w:r>
-    </w:p>
-    <w:p>
-      <w:r>
-        <w:rPr>
-          <w:b/>
-          <w:sz w:val="21"/>
-        </w:rPr>
-        <w:t>五、八种精进事与在家用功的两个习惯（即入即出、碎片时间）</w:t>
-      </w:r>
-      <w:r>
-        <w:rPr>
-          <w:sz w:val="21"/>
-        </w:rPr>
-        <w:t>（◈扩展）</w:t>
-      </w:r>
-    </w:p>
-    <w:p>
-      <w:r>
-        <w:rPr>
-          <w:sz w:val="21"/>
-        </w:rPr>
-        <w:t>那么第二个就是精进事。精进事，这个大家在书上都可以去看，总体来讲是什么？八件事：远行之前，省思远行的时候没有时间修行，所以在远行之前要加倍精进；远行之后，思维远行的时候没有好好修行，现在回来了要加倍精进；做事之前，想说上班啦，没时间修行，现在下班了要加倍精进；工作之前，去上班之前我们有时间要精进；工作之后；生病之前；病愈之后；没有很好的食物之前；有好的食物之后；这些都是我们看起来好像跟我们没什么相关。</w:t>
-      </w:r>
-    </w:p>
-    <w:p>
-      <w:r>
-        <w:rPr>
-          <w:sz w:val="21"/>
-        </w:rPr>
-        <w:t>那我们怎么来利用这个八种精进事呢？我一再建议几个在家修行人，有几个优良素质，一定要培养。</w:t>
-      </w:r>
-    </w:p>
-    <w:p>
-      <w:r>
-        <w:rPr>
-          <w:sz w:val="21"/>
-        </w:rPr>
-        <w:t>第一个，我们讲要即入即出。这个是可以练起来的，不需要花太多力气的，同学们，一定要去做。即入即出是什么呢？我工作的时候就把心投进去我就工作，我正念、正知的工作。</w:t>
-      </w:r>
-    </w:p>
-    <w:p>
-      <w:r>
-        <w:rPr>
-          <w:sz w:val="21"/>
-        </w:rPr>
-        <w:t>第二个，我们讲碎片的时间，要善于利用碎片的时间。我现在只要有时间，有一点时间，我们要么入出息念，觉知呼吸；要么我闻法；要么我思维法义，我检查自己的心；你随时把它用上。</w:t>
-      </w:r>
-    </w:p>
-    <w:p>
-      <w:r>
-        <w:rPr>
-          <w:sz w:val="21"/>
-        </w:rPr>
-        <w:t>即入即出，就是我一工作就工作，然后我一出来，我现在要禅修，我要专注，工作那个事"啪"就扔掉了。昨天有人问，说你这个即入即出，然后从起一条心，怎么起啊？这个作意是有用的，不是骗自己，因为心就是这样。好，你如果是一练习即入即出的时候，已经有这样的能力啦，你一坐下来自然而然。如果你还没有，刚才跟客户谈判，说得天昏地暗；现在客户走了，回来说，唉呀，好不容易十几分钟可以让自己专注一下。能不能啊？你一般一坐下来，那客户的印象就在脑子里面冒，那怎么做呢？坐在那，把跟客户谈的那一堆就缩成一堆，这些某某人、某某人都是一堆，绕在一起，做什么，打一个包，直接扔到虚空中。</w:t>
-      </w:r>
-    </w:p>
-    <w:p>
-      <w:r>
-        <w:rPr>
-          <w:sz w:val="21"/>
-        </w:rPr>
-        <w:t>在海边的人，直接扔到大海里去，就作意这样扔出去。然后你的心就进入一个过去曾经体验过的，最安静、最沉静的那种状态。我在这个地方重新起一条心路，以入出息为所缘，觉知它。</w:t>
-      </w:r>
-    </w:p>
-    <w:p>
-      <w:r>
-        <w:rPr>
-          <w:sz w:val="21"/>
-        </w:rPr>
-        <w:t>如果还不熟练，它出来了再打一个包再扔出去。再回来，再打个包再扔出去再回来，两三次，慢慢的你的心就会习惯这种即入即出的方式。睡觉的时候就不想事儿，就是睡觉。然后一起来就不要赖床。你要卧禅可以，只要眼睛一睁开，你就要有正念，这个是要去训练的。你把碎片的时间用起来。</w:t>
-      </w:r>
-    </w:p>
-    <w:p>
-      <w:r>
-        <w:rPr>
-          <w:sz w:val="21"/>
-        </w:rPr>
-        <w:t>这个时候八种精进事就出来了。为什么叫日常生活中以四念住来训练你的正念、正知，就是只要有空余时间，你都可以精进。然后我们就很清楚啦，只要你前面有这个悚惧，运用在我们的工作生活当中，你每一个点都可以顶上它。这就是精进的近因。</w:t>
-      </w:r>
-    </w:p>
-    <w:p>
-      <w:r>
-        <w:rPr>
-          <w:b/>
-          <w:sz w:val="21"/>
-        </w:rPr>
-        <w:t>六、正精进与四正勤：对着五盖下手</w:t>
-      </w:r>
-      <w:r>
-        <w:rPr>
-          <w:sz w:val="21"/>
-        </w:rPr>
-        <w:t>（★核心）</w:t>
-      </w:r>
-    </w:p>
-    <w:p>
-      <w:r>
-        <w:rPr>
-          <w:sz w:val="21"/>
-        </w:rPr>
-        <w:t>真正落实到对于我们一个修行人来讲是正精进，不能邪精进，正精进大家都很熟，是吧？未生的恶令不生，已生的恶令断除，未生的善令生起，已生的善令增长。在修行的角度，未生的恶令不生是指什么呢？五盖：欲贪、嗔恚、昏沉睡眠、掉举追悔和怀疑。已生的恶令断除是什么？也是五盖：欲贪、嗔恚、昏沉睡眠掉举、追悔和怀疑。就是你就对着五盖下手就对了。那五盖怎么做啊？日常生活中，正念正知，觉知发现自己的烦恼，有粗猛的，有惯性的，习惯性的东西，怎么办？想蕴梳理，都帮你准备好啦，就看你做不做。未生善令生起，是什么善？各种修行的功德，三十七道品、三十七菩提分、七觉支、八正道。四念住开始，从日常生活中的正念、正知开始，这就是已生的善令增长，未生的善令生起。那你看，你是哪一些已生起，哪一些未生起，要观察。所以今天学的精进，你要观察，你有哪一些善心已生起了，哪一些善未生起。</w:t>
-      </w:r>
-    </w:p>
-    <w:p>
-      <w:r>
-        <w:rPr>
-          <w:b/>
-          <w:sz w:val="21"/>
-        </w:rPr>
-        <w:t>七、"善欲下的邪精进"：紧绷与自我否定</w:t>
-      </w:r>
-      <w:r>
-        <w:rPr>
-          <w:sz w:val="21"/>
-        </w:rPr>
-        <w:t>（★核心）</w:t>
-      </w:r>
-    </w:p>
-    <w:p>
-      <w:r>
-        <w:rPr>
-          <w:sz w:val="21"/>
-        </w:rPr>
-        <w:t>但是呢，你说起来明白，但你真正在日常生活中去应用的时候，它是很微细的。嘴巴说可以，但其实是很微细的。我就讲这个善欲下的邪精进，比如说，某贤友做了一个每天怎么念知的提纲，大家都看到了。她问我说，我有紧绷的感觉。善法欲会带来紧绷吗？这叫善欲下的邪精进。她的紧绷在哪里呢？就是对于我如果没有完成一半以上的念知，那我就不对，我就不行，我就是没用的人。他给自己定义，她就很紧张。那这种紧张，它不是贪，它是嗔，很微细的嗔。要逼迫着自己一定要去达成一个要求。那么需要逼迫呢，就是说她对当下这种自然而然、如实地、轻松地念知，她不信任，她排斥。然后她认为用一种挤压的方式，可以去实现。这种欲善下的邪精进。</w:t>
-      </w:r>
-    </w:p>
-    <w:p>
-      <w:r>
-        <w:rPr>
-          <w:b/>
-          <w:sz w:val="21"/>
-        </w:rPr>
-        <w:t>八、精进的三种层次：发勤精进、出离精进、勇猛精进</w:t>
-      </w:r>
-      <w:r>
-        <w:rPr>
-          <w:sz w:val="21"/>
-        </w:rPr>
-        <w:t>（◈扩展）</w:t>
-      </w:r>
-    </w:p>
-    <w:p>
-      <w:r>
-        <w:rPr>
-          <w:sz w:val="21"/>
-        </w:rPr>
-        <w:t>在实现作用的层面上，我们刚才讲了，实现精进的支持作用层面上它有三种层次：1. 发勤精进。什么叫发勤精进？āraddhavīriya, 发勤精进就是他发心，他发起要努力去做好这项工作。欲心所出来"我想要"，然后精进说："好！配合你，我们努力把它做完，一定要把它做好。"这是发勤精进，配合欲心所，好！做！这是第一层。</w:t>
-      </w:r>
-    </w:p>
-    <w:p>
-      <w:r>
-        <w:rPr>
-          <w:sz w:val="21"/>
-        </w:rPr>
-        <w:t>第二层精进叫 nikāmavīriya, 翻译过来叫"出离精进"。"出离精进"是什么意思呢？就是你在做的过程中往往有各种障碍会出现，常规来讲都会有各种困难，没有那么简单的事。所以，出离精进这个层面就是逃脱使人变得怠惰的这种"懒"，可以振作起来去克服"懈怠"。那么懈怠生起来的原因是什么呢？如果从心的角度上来讲，我们有两个心所，叫昏沉、睡眠。昏沉、睡眠不是真的睡着了，而是两个心所。这两个心所的特点是让你昏昏欲睡，浑身无力。心也没有力，身体也没有力。我们一碰到困难时，心的那个无力感就是这种昏沉、睡眠，很容易打掉我们这种努力，昏沉、睡眠打击欲的时候，你还有什么办法？就要靠精进撑起来，脱离昏沉、睡眠。</w:t>
-      </w:r>
-    </w:p>
-    <w:p>
-      <w:r>
-        <w:rPr>
-          <w:sz w:val="21"/>
-        </w:rPr>
-        <w:t>我们打坐的时候，经常有同学说"我昏沉，怎么办？"大部分时候，我都说"你要检查一下，是什么原因？"你昨天晚上三点钟才睡，你现在打坐当然昏沉。你去睡一会儿，但不要睡太久！咯噔一下，起来了。马上就继续坐。如果你平常就是一坐就昏沉，那有两种情况：一种情况是你身体的问题，体质太弱了。还有一种情况是习惯性昏沉，就是想睡。睡猪。这种情况针对性要对治。</w:t>
-      </w:r>
-    </w:p>
-    <w:p>
-      <w:r>
-        <w:rPr>
-          <w:sz w:val="21"/>
-        </w:rPr>
-        <w:t>第三种情况，习惯性想睡，昏沉、睡眠，一上座就昏沉，就要用第二层的精进，nikāmavīriya, 去突破昏沉、睡眠对你的束缚。</w:t>
-      </w:r>
-    </w:p>
-    <w:p>
-      <w:r>
-        <w:rPr>
-          <w:sz w:val="21"/>
-        </w:rPr>
-        <w:t>这是第二层。</w:t>
-      </w:r>
-    </w:p>
-    <w:p>
-      <w:r>
-        <w:rPr>
-          <w:sz w:val="21"/>
-        </w:rPr>
-        <w:t>第三层，我们叫勇猛精进。Bhrakamaviriya。Bhrakamaviriya 是比 nikāmavīriya 更强的一种精进，要更强大。如果要从精进的层次、境界来讲，它是最高境界。它一撑起来时候，就勇往直前。比如说，对于精进的角度上来讲，勇猛，最大的勇猛莫过于面对自己的烦恼。能战胜自己的才是勇士。</w:t>
-      </w:r>
-    </w:p>
-    <w:p>
-      <w:r>
-        <w:rPr>
-          <w:sz w:val="21"/>
-        </w:rPr>
-        <w:t>昨天我们讲敢对自己敲骨取髓，你敢不敢对自己敲骨取髓？还是听人家一句话，说你一句话就受不了。"我哭，我要哭，使劲哭。算了，我不学了。"不学了，你就走，你就没有机会，你就不勇猛了。在修学的路上最难的就是面对自己的烦恼，能不能发起勇猛精进？不能够发起，那么禅那、观智、道果、涅槃，这么高的目标，这么伟大的目标，你不靠勇猛精进，怎么可能去获得呢？我们讲了，精进的作用有这三种层次。我们记住了？总体来说是支持和稳固相应的名法。我支助你，你去做！剩下的事情我来支持。这是精进的一个特点。然后它有三种形式：发勤精进；脱离精进，脱离是克服昏沉、睡眠；然后是勇猛精进。</w:t>
-      </w:r>
-    </w:p>
-    <w:p>
-      <w:r>
-        <w:rPr>
-          <w:sz w:val="21"/>
-        </w:rPr>
-        <w:t>在这里面我们知道，精进是一种坚持，精进是一种忍耐，精进是一种勇者的智慧，也是一种勇者的行动。同时它能够思维，省思不精进的过患和精进带来好处的这样一种特相。它是能够克服怠惰，而对意欲要实现的目标它不抗拒，而且会推动支持所有相应的善心所，去完成它，去实现它。</w:t>
-      </w:r>
-    </w:p>
-    <w:p>
-      <w:r>
-        <w:rPr>
-          <w:sz w:val="21"/>
-        </w:rPr>
-        <w:t>我们再回来看，精进和意欲和贪，欲是想要、想做；意愿就是那个目标我想实现；而精进是说，配合你这个想要和这个目标实现，我即使面对再多的困难，我也不放弃，我一定一步一步地实现它。昨天讲树立高远的目标，这是第一步，精进地实现它，这是持续的事情，不是精进第二步的问题。所以你要实现这个目标，没有精进是不可能的。</w:t>
-      </w:r>
-    </w:p>
-    <w:p>
-      <w:r>
-        <w:rPr>
-          <w:b/>
-          <w:sz w:val="21"/>
-        </w:rPr>
-        <w:t>材料③</w:t>
-      </w:r>
-      <w:r>
-        <w:rPr>
-          <w:sz w:val="21"/>
-        </w:rPr>
-        <w:t xml:space="preserve"> ★核心：《如来禅修学体系22-禅修次第6-如理作意3-古源尊者-20250124》（依据录音转写整理，已校对明显同音错字）</w:t>
+          <w:b w:val="0"/>
+        </w:rPr>
+        <w:t>知识库出处：古源尊者开示及上座部佛教资料</w:t>
       </w:r>
     </w:p>
     <w:p>
       <w:pPr>
-        <w:ind w:left="340"/>
+        <w:pStyle w:val="ListBullet"/>
       </w:pPr>
       <w:r>
         <w:rPr>
-          <w:color w:val="1F3864"/>
-          <w:sz w:val="21"/>
-        </w:rPr>
-        <w:t xml:space="preserve">• </w:t>
-      </w:r>
-      <w:r>
-        <w:rPr>
-          <w:sz w:val="21"/>
-        </w:rPr>
-        <w:t>文件类型：音声</w:t>
+          <w:b w:val="0"/>
+        </w:rPr>
+        <w:t>media_id：soundrecording_d0dd1c0cd17209afe241ece24bf6b7b4_a96131076857aa8dc5399ce22b9782187439961422831605</w:t>
       </w:r>
     </w:p>
     <w:p>
       <w:pPr>
-        <w:ind w:left="340"/>
+        <w:pStyle w:val="ListBullet"/>
       </w:pPr>
       <w:r>
         <w:rPr>
-          <w:color w:val="1F3864"/>
-          <w:sz w:val="21"/>
-        </w:rPr>
-        <w:t xml:space="preserve">• </w:t>
-      </w:r>
-      <w:r>
-        <w:rPr>
-          <w:sz w:val="21"/>
-        </w:rPr>
-        <w:t>知识库出处：古源尊者开示及上座部佛教资料</w:t>
+          <w:b w:val="0"/>
+        </w:rPr>
+        <w:t>打开方式：ima知识库搜索「如来禅修学体系22 禅修次第6 如理作意3」</w:t>
       </w:r>
     </w:p>
     <w:p>
       <w:pPr>
-        <w:ind w:left="340"/>
+        <w:ind w:left="170"/>
+        <w:pBdr>
+          <w:left w:val="single" w:sz="18" w:space="4" w:color="1F3864"/>
+        </w:pBdr>
+        <w:shd w:val="clear" w:fill="F2F5FA"/>
       </w:pPr>
       <w:r>
         <w:rPr>
+          <w:b w:val="0"/>
+        </w:rPr>
+        <w:t>⚠️ 主持人操作：本材料为转写音声，约3分钟。★核心必读：[00:16:31.140]段（如理作意令精进觉支升起）与[00:18:44.400]段起（十一种培养方法，可读至[00:19:41.050]段末收束）。◈扩展选读：[00:17:25.140]至[00:18:40.900]的古德榜样故事。转写中明显同音错字按原样照录，领读时以正常词义带过（"精进觉学生起/精进觉色"即"精进觉支"、"发情戒/精进界/猛戒"即"发勤精进/出离精进/勇猛精进"、"对峙"即"对治"、"如理作揖"即"如理作意"、"恭敬播时"即"恭敬钵食"、"思维异常的殊胜"即"思维遗产（圣财）的殊胜"、"顺产"即"圣财"），不改写文字；被问起时说明"转写稿保留原貌，读音以尊者原声为准"。</w:t>
+      </w:r>
+    </w:p>
+    <w:p>
+      <w:r>
+        <w:rPr>
+          <w:b/>
+        </w:rPr>
+        <w:t>照录原文</w:t>
+      </w:r>
+      <w:r>
+        <w:rPr>
+          <w:b w:val="0"/>
+        </w:rPr>
+        <w:t>（保留时间码）：</w:t>
+      </w:r>
+    </w:p>
+    <w:p>
+      <w:r>
+        <w:rPr>
+          <w:b w:val="0"/>
+        </w:rPr>
+        <w:t>[00:16:31.140] 好，下一个呢是。怎么样如理作意让精进觉学生起。佛陀讲说，什么是导致未生精进觉知的身体或已生精进觉知的修行圆满的时呢？前面我们说发情戒精进界永远戒，对此多做如理，所以是导致未生清净角色的升起或已生。这个精进觉色的修行，圆满的十。就昨天呢，我们讲到了这个去除五盖，其中分成睡眠，就是要用精进来对峙，而精进呢，有发情戒，精进界有猛戒。那么，发情戒的时候是发情精进勇猛的时候呢，是勇猛精进。所以时常如理作意，这个三个层次精进就能够升起来了。</w:t>
+      </w:r>
+    </w:p>
+    <w:p>
+      <w:r>
+        <w:rPr>
+          <w:b w:val="0"/>
+        </w:rPr>
+        <w:t>[00:17:25.140] 那我们这么如理作意呢，就想一想说，你看佛陀是怎么成佛的。这个，这个佛陀的圣弟子们是如何？这个无数生以来怎么努力的？那么在这个古时代的这个修行者，老虎咬走了，在被老虎从脚吃上来的时候，他还能够证得阿拉汉。那就过去休息一，那我们这点苦算什么呢？对，有一位长老被强盗这个所迫呢，他是为了争取一点时间，强盗说，我给你这个时间，那你若跑掉怎么办呢？他说，我把脚砸断。他当场拿石头把自己双脚打断，说，我不会跑了？那强盗说，可以，你跑不掉了，</w:t>
+      </w:r>
+    </w:p>
+    <w:p>
+      <w:r>
+        <w:rPr>
+          <w:b w:val="0"/>
+        </w:rPr>
+        <w:t>[00:18:14.580] 给你一个半个晚上时间。然后他就在在那个时候躺在地上休息，时光到天亮之前，</w:t>
+      </w:r>
+    </w:p>
+    <w:p>
+      <w:r>
+        <w:rPr>
+          <w:b w:val="0"/>
+        </w:rPr>
+        <w:t>[00:18:22.355] 跟阿拉汉。就完成他自己的作为这个底库的责任呢，那这个就是我们这个。</w:t>
+      </w:r>
+    </w:p>
+    <w:p>
+      <w:r>
+        <w:rPr>
+          <w:b w:val="0"/>
+        </w:rPr>
+        <w:t>[00:18:32.080] 古代的人给我们很好的这种榜样，那我们是怎么做的呢？以此来如理作揖，我们是不是足够精进？</w:t>
+      </w:r>
+    </w:p>
+    <w:p>
+      <w:r>
+        <w:rPr>
+          <w:b w:val="0"/>
+        </w:rPr>
+        <w:t>[00:18:40.900] 那么还有十一种能够帮助培养精进哲思的方法呢？</w:t>
+      </w:r>
+    </w:p>
+    <w:p>
+      <w:r>
+        <w:rPr>
+          <w:b w:val="0"/>
+        </w:rPr>
+        <w:t>[00:18:44.400] 第一个，思维恶道的危险。好，来到这个禅修营，你好不容易花三个月时间到这里来。你没有好好禅修？你甚至呢，这个滥用常住物对，在自己房间里面做法。要小心恶道，诶，你不禅修，你搞七搞八对？要明白精进的意义。思维所行之道你都修什么道？你的道是不是让自己的烦恼断除？恭敬播时，我们每天吃的饭都是十方信众的供养。我们就想说，我们何德何能呢？能够这个用受用此物呢？如果我们不精进修行，我们对得起谁呢？你就会精进，就会起来了，思维异常的殊胜，</w:t>
+      </w:r>
+    </w:p>
+    <w:p>
+      <w:r>
+        <w:rPr>
+          <w:b w:val="0"/>
+        </w:rPr>
+        <w:t>[00:19:41.050] 佛陀的法，我是这个时候，这样的正法我还能遇到？我自己是换了十多年才遇到这样的话。然后有的人时间更长，对，那这个遗产你现在遇到了，这个宝藏遇到了，你也不好好珍惜，那那真的就会过去了。</w:t>
+      </w:r>
+    </w:p>
+    <w:p>
+      <w:r>
+        <w:rPr>
+          <w:b w:val="0"/>
+        </w:rPr>
+        <w:t>[00:20:02.820] 就是我们去看历史都是这样的，就是一个时代是有一个或者若干个这个长老来引领一个佛法的时代。那么往往这个时代结束的时候呢，这个佛法就会沉寂一段时间。</w:t>
+      </w:r>
+    </w:p>
+    <w:p>
+      <w:r>
+        <w:rPr>
+          <w:b w:val="0"/>
+        </w:rPr>
+        <w:t>[00:20:18.200] 他为什么呢？很简单，即我曾经问过很多修上来的，修到缘起的人，有禅那的人，修到缘起的人，我们就请教他们说这个下辈子还来不来。百分之九十九点九九的人都说坚决不来。哼，</w:t>
+      </w:r>
+    </w:p>
+    <w:p>
+      <w:r>
+        <w:rPr>
+          <w:b w:val="0"/>
+        </w:rPr>
+        <w:t>[00:20:36.550] 那什么意思呢？就是你修到缘曲的人，你就会看到人间真的是很苦迫。他真真的相比天界来讲，只要你有机会去，你就不想来。因为天界也可以修行，我为什么要来？除非就是你真的是发大愿的菩萨。那这个你有非常坚定的信心，为了正法的这个利益，为了民众这个众生的利益，你愿意来，其实大部分都不愿意来，那不愿意来什么意思呢？这个长老走了，他带着那个弟子也都走了。</w:t>
+      </w:r>
+    </w:p>
+    <w:p>
+      <w:r>
+        <w:rPr>
+          <w:b w:val="0"/>
+        </w:rPr>
+        <w:t>[00:21:10.240] 就会出现一段空档。佛法就出现一段空白，所以呢，你这一生遇到了对方说没关系，下次还有佛法不是有个助力五千年，这是助力五千年，但是你这一生没有碰到，下生再来，你不一定能碰得到，因为很多长老都走了。他不再来了。对，那这个呢，就要思维遗产的殊胜，你被你碰到，</w:t>
+      </w:r>
+    </w:p>
+    <w:p>
+      <w:r>
+        <w:rPr>
+          <w:b w:val="0"/>
+        </w:rPr>
+        <w:t>[00:21:34.290] 然后导师的伟大，佛陀，如果没有佛陀呢，我们这个所有的生命都是在黑暗当中就是无名，就完全看不明白生命的真相呢。对，是为传承的书生，我们有很多传承，佛法有无数的传承，但是。我们就是不知道过去烧的什么高香，对？等你遇到这样的书生传承，很有欢喜。了不得，那也是为伴行同修的伟大，</w:t>
+      </w:r>
+    </w:p>
+    <w:p>
+      <w:r>
+        <w:rPr>
+          <w:b w:val="0"/>
+        </w:rPr>
+        <w:t>[00:22:07.735] 我们在座你们很多人，他很用心。对我们向他校学，就是你看看他们一做就是一天，我们像有的一做做八个小时，九个小时。然后我们就做一点五个小时，还有各种各样的毛病，就觉得很很惭愧来。</w:t>
+      </w:r>
+    </w:p>
+    <w:p>
+      <w:r>
+        <w:rPr>
+          <w:b w:val="0"/>
+        </w:rPr>
+        <w:t>[00:22:26.400] 然后与精进的人相处，倾向于培育精进的觉知，那这个是这个十一种，培养这个。这个精进的这个方法了。好。那包括呢？我们如果不能够去。体会这个。</w:t>
+      </w:r>
+    </w:p>
+    <w:p>
+      <w:r>
+        <w:rPr>
+          <w:b w:val="0"/>
+        </w:rPr>
+        <w:t>[00:23:09.020] 遗产，他的殊胜呢，它就是七种圣财。我们信界多闻舍智慧，还有惭愧那七种顺产。这种七种圣财，只有佛陀的时候给弟子们才有的了。那这个佛陀从这个四大僧祇劫加十万大劫，然后呢，这个最后成佛，最初开始转讲转法轮经，然后出现双层变到三十三天讲阿毗达摩，这个他这一生，四十多年的，传法，利益的这么多的众生，那么他是书生呢。对，所以要远离怠惰的人呢。对一些懒惰人呢，要远离他们。</w:t>
+      </w:r>
+    </w:p>
+    <w:p>
+      <w:r>
+        <w:rPr>
+          <w:b w:val="0"/>
+        </w:rPr>
+        <w:t>[00:24:02.660] 那么第三个呢，是喜觉之，第四个是喜觉知，</w:t>
+      </w:r>
+    </w:p>
+    <w:p>
+      <w:r>
+        <w:rPr>
+          <w:b w:val="0"/>
+        </w:rPr>
+        <w:t>（注：时间码 [00:24:02.660] 之后内容转入"喜觉知"，已超出精进觉知范围，故在此截断，不纳入照录。）</w:t>
+      </w:r>
+    </w:p>
+    <w:p>
+      <w:r>
+        <w:rPr>
+          <w:b/>
           <w:color w:val="1F3864"/>
-          <w:sz w:val="21"/>
-        </w:rPr>
-        <w:t xml:space="preserve">• </w:t>
-      </w:r>
-      <w:r>
-        <w:rPr>
-          <w:sz w:val="21"/>
-        </w:rPr>
-        <w:t>media_id：`soundrecording_d0dd1c0cd17209afe241ece24bf6b7b4_a96131076857aa8dc5399ce22b9782187439961422831605`</w:t>
+          <w:sz w:val="26"/>
+        </w:rPr>
+        <w:t>💬 第一轮分享（20 min）</w:t>
+      </w:r>
+    </w:p>
+    <w:p>
+      <w:r>
+        <w:rPr>
+          <w:b/>
+        </w:rPr>
+        <w:t>分享规则</w:t>
+      </w:r>
+      <w:r>
+        <w:rPr>
+          <w:b w:val="0"/>
+        </w:rPr>
+        <w:t>（开场先读一遍）：发言自愿，可以只说"我今天想先听"；每人不超过90秒；只分享自己的感受与发现，不评价他人，不给建议；听到别人的分享，点头就是最好的回应。计时方式：剩15秒时主持人轻声提示"还剩一句"，不掐秒表、不亮牌，避免制造"考试感"；有成员想多说的，邀请其"把剩下的留给主题讨论"。</w:t>
+      </w:r>
+    </w:p>
+    <w:p>
+      <w:r>
+        <w:rPr>
+          <w:b/>
+        </w:rPr>
+        <w:t>起手问题</w:t>
+      </w:r>
+      <w:r>
+        <w:rPr>
+          <w:b w:val="0"/>
+        </w:rPr>
+        <w:t>（按需选用2-3个）：</w:t>
       </w:r>
     </w:p>
     <w:p>
       <w:pPr>
-        <w:ind w:left="340"/>
+        <w:pStyle w:val="ListNumber"/>
       </w:pPr>
       <w:r>
         <w:rPr>
-          <w:color w:val="1F3864"/>
-          <w:sz w:val="21"/>
-        </w:rPr>
-        <w:t xml:space="preserve">• </w:t>
-      </w:r>
-      <w:r>
-        <w:rPr>
-          <w:sz w:val="21"/>
-        </w:rPr>
-        <w:t>打开方式：ima知识库搜索「如来禅修学体系22 禅修次第6 如理作意3」</w:t>
+          <w:b w:val="0"/>
+        </w:rPr>
+        <w:t>今晚四句话——"已生恶令断除、未生恶令不生、未生善令生起、已生善令增长"——哪一句你一听就有印象？不必分析，说出它"碰到了什么"就行。</w:t>
       </w:r>
     </w:p>
     <w:p>
       <w:pPr>
-        <w:spacing w:before="40" w:after="80"/>
-        <w:ind w:left="283"/>
-        <w:shd w:val="clear" w:color="auto" w:fill="EEF2F8"/>
-        <w:pBdr>
-          <w:left w:val="single" w:sz="20" w:space="6" w:color="1F3864"/>
-        </w:pBdr>
+        <w:pStyle w:val="ListNumber"/>
       </w:pPr>
       <w:r>
         <w:rPr>
-          <w:sz w:val="20"/>
-        </w:rPr>
-        <w:t>⚠️ 主持人操作：本材料为转写音声，约3分钟。★核心必读：[00:16:31.140]段（如理作意令精进觉支升起）与[00:18:44.400]段起（十一种培养方法，可读至[00:19:41.050]段末收束）。◈扩展选读：[00:17:25.140]至[00:18:40.900]的古德榜样故事。转写中明显同音错字按原样照录，领读时以正常词义带过（"精进觉学生起/精进觉色"即"精进觉支"、"发情戒/精进界/猛戒"即"发勤精进/出离精进/勇猛精进"、"对峙"即"对治"、"如理作揖"即"如理作意"、"恭敬播时"即"恭敬钵食"、"思维异常的殊胜"即"思维遗产（圣财）的殊胜"、"顺产"即"圣财"），不改写文字；被问起时说明"转写稿保留原貌，读音以尊者原声为准"。</w:t>
-      </w:r>
-    </w:p>
-    <w:p>
-      <w:r>
-        <w:rPr>
-          <w:b/>
-          <w:sz w:val="21"/>
-        </w:rPr>
-        <w:t>照录原文</w:t>
-      </w:r>
-      <w:r>
-        <w:rPr>
-          <w:sz w:val="21"/>
-        </w:rPr>
-        <w:t>（保留时间码）：</w:t>
-      </w:r>
-    </w:p>
-    <w:p>
-      <w:r>
-        <w:rPr>
-          <w:sz w:val="21"/>
-        </w:rPr>
-        <w:t>[00:16:31.140] 好，下一个呢是。怎么样如理作意让精进觉学生起。佛陀讲说，什么是导致未生精进觉知的身体或已生精进觉知的修行圆满的时呢？前面我们说发情戒精进界永远戒，对此多做如理，所以是导致未生清净角色的升起或已生。这个精进觉色的修行，圆满的十。就昨天呢，我们讲到了这个去除五盖，其中分成睡眠，就是要用精进来对峙，而精进呢，有发情戒，精进界有猛戒。那么，发情戒的时候是发情精进勇猛的时候呢，是勇猛精进。所以时常如理作意，这个三个层次精进就能够升起来了。</w:t>
-      </w:r>
-    </w:p>
-    <w:p>
-      <w:r>
-        <w:rPr>
-          <w:sz w:val="21"/>
-        </w:rPr>
-        <w:t>[00:17:25.140] 那我们这么如理作意呢，就想一想说，你看佛陀是怎么成佛的。这个，这个佛陀的圣弟子们是如何？这个无数生以来怎么努力的？那么在这个古时代的这个修行者，老虎咬走了，在被老虎从脚吃上来的时候，他还能够证得阿拉汉。那就过去休息一，那我们这点苦算什么呢？对，有一位长老被强盗这个所迫呢，他是为了争取一点时间，强盗说，我给你这个时间，那你若跑掉怎么办呢？他说，我把脚砸断。他当场拿石头把自己双脚打断，说，我不会跑了？那强盗说，可以，你跑不掉了，</w:t>
-      </w:r>
-    </w:p>
-    <w:p>
-      <w:r>
-        <w:rPr>
-          <w:sz w:val="21"/>
-        </w:rPr>
-        <w:t>[00:18:14.580] 给你一个半个晚上时间。然后他就在在那个时候躺在地上休息，时光到天亮之前，</w:t>
-      </w:r>
-    </w:p>
-    <w:p>
-      <w:r>
-        <w:rPr>
-          <w:sz w:val="21"/>
-        </w:rPr>
-        <w:t>[00:18:22.355] 跟阿拉汉。就完成他自己的作为这个底库的责任呢，那这个就是我们这个。</w:t>
-      </w:r>
-    </w:p>
-    <w:p>
-      <w:r>
-        <w:rPr>
-          <w:sz w:val="21"/>
-        </w:rPr>
-        <w:t>[00:18:32.080] 古代的人给我们很好的这种榜样，那我们是怎么做的呢？以此来如理作揖，我们是不是足够精进？</w:t>
-      </w:r>
-    </w:p>
-    <w:p>
-      <w:r>
-        <w:rPr>
-          <w:sz w:val="21"/>
-        </w:rPr>
-        <w:t>[00:18:40.900] 那么还有十一种能够帮助培养精进哲思的方法呢？</w:t>
-      </w:r>
-    </w:p>
-    <w:p>
-      <w:r>
-        <w:rPr>
-          <w:sz w:val="21"/>
-        </w:rPr>
-        <w:t>[00:18:44.400] 第一个，思维恶道的危险。好，来到这个禅修营，你好不容易花三个月时间到这里来。你没有好好禅修？你甚至呢，这个滥用常住物对，在自己房间里面做法。要小心恶道，诶，你不禅修，你搞七搞八对？要明白精进的意义。思维所行之道你都修什么道？你的道是不是让自己的烦恼断除？恭敬播时，我们每天吃的饭都是十方信众的供养。我们就想说，我们何德何能呢？能够这个用受用此物呢？如果我们不精进修行，我们对得起谁呢？你就会精进，就会起来了，思维异常的殊胜，</w:t>
-      </w:r>
-    </w:p>
-    <w:p>
-      <w:r>
-        <w:rPr>
-          <w:sz w:val="21"/>
-        </w:rPr>
-        <w:t>[00:19:41.050] 佛陀的法，我是这个时候，这样的正法我还能遇到？我自己是换了十多年才遇到这样的话。然后有的人时间更长，对，那这个遗产你现在遇到了，这个宝藏遇到了，你也不好好珍惜，那那真的就会过去了。</w:t>
-      </w:r>
-    </w:p>
-    <w:p>
-      <w:r>
-        <w:rPr>
-          <w:sz w:val="21"/>
-        </w:rPr>
-        <w:t>[00:20:02.820] 就是我们去看历史都是这样的，就是一个时代是有一个或者若干个这个长老来引领一个佛法的时代。那么往往这个时代结束的时候呢，这个佛法就会沉寂一段时间。</w:t>
-      </w:r>
-    </w:p>
-    <w:p>
-      <w:r>
-        <w:rPr>
-          <w:sz w:val="21"/>
-        </w:rPr>
-        <w:t>[00:20:18.200] 他为什么呢？很简单，即我曾经问过很多修上来的，修到缘起的人，有禅那的人，修到缘起的人，我们就请教他们说这个下辈子还来不来。百分之九十九点九九的人都说坚决不来。哼，</w:t>
-      </w:r>
-    </w:p>
-    <w:p>
-      <w:r>
-        <w:rPr>
-          <w:sz w:val="21"/>
-        </w:rPr>
-        <w:t>[00:20:36.550] 那什么意思呢？就是你修到缘曲的人，你就会看到人间真的是很苦迫。他真真的相比天界来讲，只要你有机会去，你就不想来。因为天界也可以修行，我为什么要来？除非就是你真的是发大愿的菩萨。那这个你有非常坚定的信心，为了正法的这个利益，为了民众这个众生的利益，你愿意来，其实大部分都不愿意来，那不愿意来什么意思呢？这个长老走了，他带着那个弟子也都走了。</w:t>
-      </w:r>
-    </w:p>
-    <w:p>
-      <w:r>
-        <w:rPr>
-          <w:sz w:val="21"/>
-        </w:rPr>
-        <w:t>[00:21:10.240] 就会出现一段空档。佛法就出现一段空白，所以呢，你这一生遇到了对方说没关系，下次还有佛法不是有个助力五千年，这是助力五千年，但是你这一生没有碰到，下生再来，你不一定能碰得到，因为很多长老都走了。他不再来了。对，那这个呢，就要思维遗产的殊胜，你被你碰到，</w:t>
-      </w:r>
-    </w:p>
-    <w:p>
-      <w:r>
-        <w:rPr>
-          <w:sz w:val="21"/>
-        </w:rPr>
-        <w:t>[00:21:34.290] 然后导师的伟大，佛陀，如果没有佛陀呢，我们这个所有的生命都是在黑暗当中就是无名，就完全看不明白生命的真相呢。对，是为传承的书生，我们有很多传承，佛法有无数的传承，但是。我们就是不知道过去烧的什么高香，对？等你遇到这样的书生传承，很有欢喜。了不得，那也是为伴行同修的伟大，</w:t>
-      </w:r>
-    </w:p>
-    <w:p>
-      <w:r>
-        <w:rPr>
-          <w:sz w:val="21"/>
-        </w:rPr>
-        <w:t>[00:22:07.735] 我们在座你们很多人，他很用心。对我们向他校学，就是你看看他们一做就是一天，我们像有的一做做八个小时，九个小时。然后我们就做一点五个小时，还有各种各样的毛病，就觉得很很惭愧来。</w:t>
-      </w:r>
-    </w:p>
-    <w:p>
-      <w:r>
-        <w:rPr>
-          <w:sz w:val="21"/>
-        </w:rPr>
-        <w:t>[00:22:26.400] 然后与精进的人相处，倾向于培育精进的觉知，那这个是这个十一种，培养这个。这个精进的这个方法了。好。那包括呢？我们如果不能够去。体会这个。</w:t>
-      </w:r>
-    </w:p>
-    <w:p>
-      <w:r>
-        <w:rPr>
-          <w:sz w:val="21"/>
-        </w:rPr>
-        <w:t>[00:23:09.020] 遗产，他的殊胜呢，它就是七种圣财。我们信界多闻舍智慧，还有惭愧那七种顺产。这种七种圣财，只有佛陀的时候给弟子们才有的了。那这个佛陀从这个四大僧祇劫加十万大劫，然后呢，这个最后成佛，最初开始转讲转法轮经，然后出现双层变到三十三天讲阿毗达摩，这个他这一生，四十多年的，传法，利益的这么多的众生，那么他是书生呢。对，所以要远离怠惰的人呢。对一些懒惰人呢，要远离他们。</w:t>
-      </w:r>
-    </w:p>
-    <w:p>
-      <w:r>
-        <w:rPr>
-          <w:sz w:val="21"/>
-        </w:rPr>
-        <w:t>[00:24:02.660] 那么第三个呢，是喜觉之，第四个是喜觉知，</w:t>
-      </w:r>
-    </w:p>
-    <w:p>
-      <w:r>
-        <w:rPr>
-          <w:sz w:val="21"/>
-        </w:rPr>
-        <w:t>（注：时间码 [00:24:02.660] 之后内容转入"喜觉知"，已超出精进觉知范围，故在此截断，不纳入照录。）</w:t>
+          <w:b w:val="0"/>
+        </w:rPr>
+        <w:t>回想最近一次你想振作却没振作起来的时刻（比如想早起打坐、想放下手机）：那一刻心里升起的是什么感觉？愿意的话说说。</w:t>
       </w:r>
     </w:p>
     <w:p>
       <w:pPr>
-        <w:spacing w:before="160" w:after="80"/>
+        <w:pStyle w:val="ListNumber"/>
       </w:pPr>
       <w:r>
         <w:rPr>
-          <w:rFonts w:ascii="Microsoft YaHei" w:hAnsi="Microsoft YaHei" w:eastAsia="Microsoft YaHei"/>
-          <w:b/>
-          <w:color w:val="1F3864"/>
-          <w:sz w:val="28"/>
-        </w:rPr>
-        <w:t>💬 第一轮分享（20 min）</w:t>
-      </w:r>
-    </w:p>
-    <w:p>
-      <w:r>
-        <w:rPr>
-          <w:b/>
-          <w:sz w:val="21"/>
-        </w:rPr>
-        <w:t>分享规则</w:t>
-      </w:r>
-      <w:r>
-        <w:rPr>
-          <w:sz w:val="21"/>
-        </w:rPr>
-        <w:t>（开场先读一遍）：发言自愿，可以只说"我今天想先听"；每人不超过90秒；只分享自己的感受与发现，不评价他人，不给建议；听到别人的分享，点头就是最好的回应。计时方式：剩15秒时主持人轻声提示"还剩一句"，不掐秒表、不亮牌，避免制造"考试感"；有成员想多说的，邀请其"把剩下的留给主题讨论"。</w:t>
-      </w:r>
-    </w:p>
-    <w:p>
-      <w:r>
-        <w:rPr>
-          <w:b/>
-          <w:sz w:val="21"/>
-        </w:rPr>
-        <w:t>起手问题</w:t>
-      </w:r>
-      <w:r>
-        <w:rPr>
-          <w:sz w:val="21"/>
-        </w:rPr>
-        <w:t>（按需选用2-3个）：</w:t>
+          <w:b w:val="0"/>
+        </w:rPr>
+        <w:t>材料②里那位贤友问"我有紧绷的感觉"——听到"善欲下的邪精进"这段，你有没有似曾相识的地方？愿意才说，不愿意跳过。</w:t>
       </w:r>
     </w:p>
     <w:p>
       <w:pPr>
-        <w:ind w:left="340"/>
+        <w:ind w:left="170"/>
+        <w:pBdr>
+          <w:left w:val="single" w:sz="18" w:space="4" w:color="1F3864"/>
+        </w:pBdr>
+        <w:shd w:val="clear" w:fill="F2F5FA"/>
       </w:pPr>
       <w:r>
         <w:rPr>
-          <w:b/>
-          <w:sz w:val="21"/>
-        </w:rPr>
-        <w:t xml:space="preserve">1. </w:t>
-      </w:r>
-      <w:r>
-        <w:rPr>
-          <w:sz w:val="21"/>
-        </w:rPr>
-        <w:t>今晚四句话——"已生恶令断除、未生恶令不生、未生善令生起、已生善令增长"——哪一句你一听就有印象？不必分析，说出它"碰到了什么"就行。</w:t>
+          <w:b w:val="0"/>
+        </w:rPr>
+        <w:t>主持人注意：第一轮只做"接住"，不做"解读"。成员提到自责、羞愧时，回应"谢谢你愿意说"，然后自然过渡到下一位；不追问细节，不展开个案。</w:t>
       </w:r>
     </w:p>
     <w:p>
       <w:pPr>
-        <w:ind w:left="340"/>
+        <w:ind w:left="170"/>
+        <w:pBdr>
+          <w:left w:val="single" w:sz="18" w:space="4" w:color="1F3864"/>
+        </w:pBdr>
+        <w:shd w:val="clear" w:fill="F2F5FA"/>
       </w:pPr>
       <w:r>
         <w:rPr>
           <w:b/>
-          <w:sz w:val="21"/>
-        </w:rPr>
-        <w:t xml:space="preserve">2. </w:t>
-      </w:r>
-      <w:r>
-        <w:rPr>
-          <w:sz w:val="21"/>
-        </w:rPr>
-        <w:t>回想最近一次你想振作却没振作起来的时刻（比如想早起打坐、想放下手机）：那一刻心里升起的是什么感觉？愿意的话说说。</w:t>
+        </w:rPr>
+        <w:t>接话工具箱</w:t>
+      </w:r>
+      <w:r>
+        <w:rPr>
+          <w:b w:val="0"/>
+        </w:rPr>
+        <w:t>（成员卡住或情绪上来时可选用，逐条照读即可）：</w:t>
       </w:r>
     </w:p>
     <w:p>
       <w:pPr>
-        <w:ind w:left="340"/>
+        <w:ind w:left="170"/>
+        <w:pBdr>
+          <w:left w:val="single" w:sz="18" w:space="4" w:color="1F3864"/>
+        </w:pBdr>
+        <w:shd w:val="clear" w:fill="F2F5FA"/>
       </w:pPr>
       <w:r>
         <w:rPr>
-          <w:b/>
-          <w:sz w:val="21"/>
-        </w:rPr>
-        <w:t xml:space="preserve">3. </w:t>
-      </w:r>
-      <w:r>
-        <w:rPr>
-          <w:sz w:val="21"/>
-        </w:rPr>
-        <w:t>材料②里那位贤友问"我有紧绷的感觉"——听到"善欲下的邪精进"这段，你有没有似曾相识的地方？愿意才说，不愿意跳过。</w:t>
+          <w:b w:val="0"/>
+        </w:rPr>
+        <w:t>- "谢谢你把这一刻带进来。不用再往下说了，我们把它放在这里。"</w:t>
       </w:r>
     </w:p>
     <w:p>
       <w:pPr>
-        <w:spacing w:before="40" w:after="80"/>
-        <w:ind w:left="283"/>
-        <w:shd w:val="clear" w:color="auto" w:fill="EEF2F8"/>
+        <w:ind w:left="170"/>
         <w:pBdr>
-          <w:left w:val="single" w:sz="20" w:space="6" w:color="1F3864"/>
+          <w:left w:val="single" w:sz="18" w:space="4" w:color="1F3864"/>
         </w:pBdr>
+        <w:shd w:val="clear" w:fill="F2F5FA"/>
       </w:pPr>
       <w:r>
         <w:rPr>
-          <w:sz w:val="20"/>
-        </w:rPr>
-        <w:t>主持人注意：第一轮只做"接住"，不做"解读"。成员提到自责、羞愧时，回应"谢谢你愿意说"，然后自然过渡到下一位；不追问细节，不展开个案。</w:t>
+          <w:b w:val="0"/>
+        </w:rPr>
+        <w:t>- "你刚才说的那种'想撑又撑不动'的感觉，今晚原文里管它叫昏沉、睡眠——它是一个心所，不是你这个人。"</w:t>
       </w:r>
     </w:p>
     <w:p>
       <w:pPr>
-        <w:spacing w:before="40" w:after="80"/>
-        <w:ind w:left="283"/>
-        <w:shd w:val="clear" w:color="auto" w:fill="EEF2F8"/>
+        <w:ind w:left="170"/>
         <w:pBdr>
-          <w:left w:val="single" w:sz="20" w:space="6" w:color="1F3864"/>
+          <w:left w:val="single" w:sz="18" w:space="4" w:color="1F3864"/>
         </w:pBdr>
+        <w:shd w:val="clear" w:fill="F2F5FA"/>
       </w:pPr>
       <w:r>
         <w:rPr>
-          <w:b/>
-          <w:sz w:val="20"/>
-        </w:rPr>
-        <w:t>接话工具箱</w:t>
-      </w:r>
-      <w:r>
-        <w:rPr>
-          <w:sz w:val="20"/>
-        </w:rPr>
-        <w:t>（成员卡住或情绪上来时可选用，逐条照读即可）： - "谢谢你把这一刻带进来。不用再往下说了，我们把它放在这里。" - "你刚才说的那种'想撑又撑不动'的感觉，今晚原文里管它叫昏沉、睡眠——它是一个心所，不是你这个人。" - "这个发现很重要：你看见了'紧'。看见，就已经是正念了，不需要再批评自己刚才为什么紧。" - "如果此刻说下去有点累，我们可以换下一个话题——今晚没有必须完成的发言。"</w:t>
+          <w:b w:val="0"/>
+        </w:rPr>
+        <w:t>- "这个发现很重要：你看见了'紧'。看见，就已经是正念了，不需要再批评自己刚才为什么紧。"</w:t>
       </w:r>
     </w:p>
     <w:p>
       <w:pPr>
-        <w:spacing w:before="40" w:after="80"/>
-        <w:ind w:left="283"/>
-        <w:shd w:val="clear" w:color="auto" w:fill="EEF2F8"/>
+        <w:ind w:left="170"/>
         <w:pBdr>
-          <w:left w:val="single" w:sz="20" w:space="6" w:color="1F3864"/>
+          <w:left w:val="single" w:sz="18" w:space="4" w:color="1F3864"/>
         </w:pBdr>
+        <w:shd w:val="clear" w:fill="F2F5FA"/>
       </w:pPr>
       <w:r>
         <w:rPr>
-          <w:sz w:val="20"/>
-        </w:rPr>
-        <w:t>三条红线：不顺着成员的自我攻击往下聊（不讨论"我是不是真的很失败"）；不替成员制定改过计划；不把任何发言转化为对其他成员的提醒（"你就像他说的那样"）。</w:t>
+          <w:b w:val="0"/>
+        </w:rPr>
+        <w:t>- "如果此刻说下去有点累，我们可以换下一个话题——今晚没有必须完成的发言。"</w:t>
       </w:r>
     </w:p>
     <w:p>
       <w:pPr>
-        <w:spacing w:before="160" w:after="80"/>
+        <w:ind w:left="170"/>
+        <w:pBdr>
+          <w:left w:val="single" w:sz="18" w:space="4" w:color="1F3864"/>
+        </w:pBdr>
+        <w:shd w:val="clear" w:fill="F2F5FA"/>
       </w:pPr>
       <w:r>
         <w:rPr>
-          <w:rFonts w:ascii="Microsoft YaHei" w:hAnsi="Microsoft YaHei" w:eastAsia="Microsoft YaHei"/>
+          <w:b w:val="0"/>
+        </w:rPr>
+        <w:t>三条红线：不顺着成员的自我攻击往下聊（不讨论"我是不是真的很失败"）；不替成员制定改过计划；不把任何发言转化为对其他成员的提醒（"你就像他说的那样"）。</w:t>
+      </w:r>
+    </w:p>
+    <w:p>
+      <w:r>
+        <w:rPr>
           <w:b/>
           <w:color w:val="1F3864"/>
-          <w:sz w:val="28"/>
+          <w:sz w:val="26"/>
         </w:rPr>
         <w:t>🎯 主题讨论（35 min）</w:t>
       </w:r>
@@ -3516,7 +3689,6 @@
       <w:r>
         <w:rPr>
           <w:b/>
-          <w:sz w:val="21"/>
         </w:rPr>
         <w:t>问一：四正勤的对象是"行为与习惯"，不是"人格"。请对照你生活里的一个习惯（熬夜、刷手机、拖延……），用四句话给它"对号入座"：哪一句是"断"，哪一句是"生"？</w:t>
       </w:r>
@@ -3524,7 +3696,7 @@
     <w:p>
       <w:r>
         <w:rPr>
-          <w:sz w:val="21"/>
+          <w:b w:val="0"/>
         </w:rPr>
         <w:t>提示：先把框架立在白板上。引导成员把对象锁定在"行为/习惯/盖"的层面——原文说"未生的恶令不生是指什么呢？五盖"，是五盖不是"我这个人坏"。若有人说"我就是个懒人/废物"，温和改写："我们试试把'我就是懒'换成'我的昏沉睡眠盖今天比较强'——主语从人格换到盖，感觉有什么不同？"主持人不给诊断、不用心理学标签。若成员选的对象涉及他人（配偶、同事、孩子），提醒"今晚只对照自己的行为"；若成员一时找不到习惯，可以给备选池：熬夜、刷手机、说话急、吃饭快、拖延回消息、坐下来就困——都是普遍情境，不涉及具体过失。收束问一时用原文一句："就是你就对着五盖下手就对了"——把讨论从"人的好坏"拉回"盖的生灭"。</w:t>
       </w:r>
@@ -3533,7 +3705,6 @@
       <w:r>
         <w:rPr>
           <w:b/>
-          <w:sz w:val="21"/>
         </w:rPr>
         <w:t>问二：精进与自责的分界线在哪里？结合"善欲下的邪精进"一段：同样想做好一件事，什么时候是支持的力量，什么时候变成了"我就是没用的人"？</w:t>
       </w:r>
@@ -3541,7 +3712,7 @@
     <w:p>
       <w:r>
         <w:rPr>
-          <w:sz w:val="21"/>
+          <w:b w:val="0"/>
         </w:rPr>
         <w:t>提示：回到原文两处关键——①"这种紧张，它不是贪，它是嗔，很微细的嗔"（对内攻击也是嗔）；②"五根要平衡""精进根和定根要平衡"（平衡即调弦，不松不紧）。可让成员各说一个自己"太紧"的信号（失眠、烦躁、想放弃）与"太松"的信号（一拖再拖、心安理得），然后问："你的'正好'是什么感觉？"强调：发现太紧，不是再骂自己"连松都做不到"，而是回到呼吸。本周不布置任何量化打卡。讨论中若出现"那我以后每天必须……"的誓愿式发言，温和降级："我们可以先试一周，不做要求。"若成员问"那到底该多用力"，回到原文框架：精进的作用是支持（柱子），现起是不放弃（不是抓住），近因是悚惧与精进事（省思）——三处都没说"要逼"。可补一句白话：柱子撑房子，不掐房子。若讨论出现"以前的我白活了"之类的悔恨表达，主持人接住并指出："四正勤恰好说，已生的善令增长——你今晚坐在这里，本身就是已生的善。"把悔恨导向"已生善"，不导向对"已生恶"的自我清算。</w:t>
       </w:r>
@@ -3550,7 +3721,6 @@
       <w:r>
         <w:rPr>
           <w:b/>
-          <w:sz w:val="21"/>
         </w:rPr>
         <w:t>问三：八种精进事＋两个在家习惯（即入即出、碎片时间）。挑一个你生活里真实存在的"精进事"锚点（远行前后、工作前后、病愈之后、饮食前后），说一个本周可以落地的小做法。</w:t>
       </w:r>
@@ -3558,714 +3728,700 @@
     <w:p>
       <w:r>
         <w:rPr>
-          <w:sz w:val="21"/>
+          <w:b w:val="0"/>
         </w:rPr>
         <w:t>提示：举例先行——主持人自己先说一个（如"开车等红灯的三分钟，觉知三次呼吸"）。提醒成员选"小到不可能失败"的做法；对悚惧事里的死亡、疾病话题，若有成员情绪波动，先回到呼吸，必要时提供暂离。此问若时间不足，改为书面作业。成员举的做法若偏大（"我要每天五点起来打坐一小时"），引导调小："有没有一个失败也不心疼的版本？"强调原文里"即入即出"和"碎片时间"都是低门槛、高频次的路径，不是高强度路径。此处也可请成员互相借点子——只借"做法"，不比较"毅力"。</w:t>
       </w:r>
     </w:p>
     <w:p>
       <w:pPr>
-        <w:spacing w:before="40" w:after="80"/>
-        <w:ind w:left="283"/>
-        <w:shd w:val="clear" w:color="auto" w:fill="EEF2F8"/>
+        <w:ind w:left="170"/>
         <w:pBdr>
-          <w:left w:val="single" w:sz="20" w:space="6" w:color="1F3864"/>
+          <w:left w:val="single" w:sz="18" w:space="4" w:color="1F3864"/>
         </w:pBdr>
+        <w:shd w:val="clear" w:fill="F2F5FA"/>
       </w:pPr>
       <w:r>
         <w:rPr>
           <w:b/>
-          <w:sz w:val="20"/>
         </w:rPr>
         <w:t>分层追问</w:t>
       </w:r>
       <w:r>
         <w:rPr>
-          <w:sz w:val="20"/>
-        </w:rPr>
-        <w:t>（可视时间取用，由浅入深）： - 【现象】四正勤里，你目前最需要的是「断已生恶」，还是「生未生善」？ - 【影响】如果用自责来驱动努力，时间久了会怎样？ - 【应对】这周你愿意怎么给自己「调弦」，让精进不松不紧？</w:t>
+          <w:b w:val="0"/>
+        </w:rPr>
+        <w:t>（可视时间取用，由浅入深）：</w:t>
       </w:r>
     </w:p>
     <w:p>
       <w:pPr>
-        <w:spacing w:before="160" w:after="80"/>
+        <w:ind w:left="170"/>
+        <w:pBdr>
+          <w:left w:val="single" w:sz="18" w:space="4" w:color="1F3864"/>
+        </w:pBdr>
+        <w:shd w:val="clear" w:fill="F2F5FA"/>
       </w:pPr>
       <w:r>
         <w:rPr>
-          <w:rFonts w:ascii="Microsoft YaHei" w:hAnsi="Microsoft YaHei" w:eastAsia="Microsoft YaHei"/>
-          <w:b/>
-          <w:color w:val="1F3864"/>
-          <w:sz w:val="28"/>
-        </w:rPr>
-        <w:t>🧘 禅修练习（15 min）</w:t>
+          <w:b w:val="0"/>
+        </w:rPr>
+        <w:t>- 【现象】四正勤里，你目前最需要的是「断已生恶」，还是「生未生善」？</w:t>
       </w:r>
     </w:p>
     <w:p>
       <w:pPr>
-        <w:spacing w:before="40" w:after="80"/>
-        <w:ind w:left="283"/>
-        <w:shd w:val="clear" w:color="auto" w:fill="EEF2F8"/>
+        <w:ind w:left="170"/>
         <w:pBdr>
-          <w:left w:val="single" w:sz="20" w:space="6" w:color="1F3864"/>
+          <w:left w:val="single" w:sz="18" w:space="4" w:color="1F3864"/>
         </w:pBdr>
+        <w:shd w:val="clear" w:fill="F2F5FA"/>
       </w:pPr>
       <w:r>
         <w:rPr>
-          <w:sz w:val="20"/>
-        </w:rPr>
-        <w:t xml:space="preserve">⚠️ </w:t>
-      </w:r>
-      <w:r>
-        <w:rPr>
-          <w:b/>
-          <w:sz w:val="20"/>
-        </w:rPr>
-        <w:t>禅修禁忌提示</w:t>
-      </w:r>
-      <w:r>
-        <w:rPr>
-          <w:sz w:val="20"/>
-        </w:rPr>
-        <w:t>：若你正处在严重抑郁、焦虑、创伤后应激，或精神类疾病的发作／用药期，或正经历强烈的情绪危机，请先咨询医生或心理师，再决定是否练习；练习中若出现明显不适（如心悸、胸闷、情绪失控），请立即停止，睁开眼睛，把注意力放回呼吸与身体，必要时离场休息。</w:t>
-      </w:r>
-    </w:p>
-    <w:p>
-      <w:r>
-        <w:rPr>
-          <w:sz w:val="21"/>
-        </w:rPr>
-        <w:t>（灯光调暗。以下引导词照读即可，语速放缓，"……"处停顿两拍。开始前可说明一句："接下来的十五分钟不需要盘腿到痛苦，坐在椅子上同样可以——舒服而清醒，就是今晚'不松不紧'的坐姿。"）</w:t>
-      </w:r>
-    </w:p>
-    <w:p>
-      <w:r>
-        <w:rPr>
-          <w:sz w:val="21"/>
-        </w:rPr>
-        <w:t>请大家坐好，闭上眼睛，或者垂下目光。</w:t>
-      </w:r>
-    </w:p>
-    <w:p>
-      <w:r>
-        <w:rPr>
-          <w:sz w:val="21"/>
-        </w:rPr>
-        <w:t>先把身体安顿下来。感觉双脚与地面的接触……臀部与坐垫的接触……让脊背自然直立。</w:t>
-      </w:r>
-    </w:p>
-    <w:p>
-      <w:r>
-        <w:rPr>
-          <w:sz w:val="21"/>
-        </w:rPr>
-        <w:t>做三次深长的呼吸。呼气的时候，感觉肩膀松下来一点……眉心松下来一点……嘴角松下来一点。……（停顿）</w:t>
-      </w:r>
-    </w:p>
-    <w:p>
-      <w:r>
-        <w:rPr>
-          <w:sz w:val="21"/>
-        </w:rPr>
-        <w:t>现在，呼吸回到自然。只是知道呼吸在进、在出。……不用抓住它，也不用推开它。像琴弦一样——太松，弹不出声音；太紧，会断。不松不紧，声音才正。呼吸也是这样，心也是这样。……</w:t>
-      </w:r>
-    </w:p>
-    <w:p>
-      <w:r>
-        <w:rPr>
-          <w:sz w:val="21"/>
-        </w:rPr>
-        <w:t>接下来，我们用四句话轻轻省思。每读一句，只观察，不评判，不承诺。</w:t>
-      </w:r>
-    </w:p>
-    <w:p>
-      <w:r>
-        <w:rPr>
-          <w:sz w:val="21"/>
-        </w:rPr>
-        <w:t>第一句：已生的恶，令断除。——这一周，有没有一个已经生起的盖（烦躁、昏沉、追悔），我看见它了？看见，就已经是开始。……</w:t>
-      </w:r>
-    </w:p>
-    <w:p>
-      <w:r>
-        <w:rPr>
-          <w:sz w:val="21"/>
-        </w:rPr>
-        <w:t>第二句：未生的恶，令不生。——它通常在什么时候、什么地方冒头？知道了那个"门口"，就是防护。……</w:t>
-      </w:r>
-    </w:p>
-    <w:p>
-      <w:r>
-        <w:rPr>
-          <w:sz w:val="21"/>
-        </w:rPr>
-        <w:t>第三句：未生的善，令生起。——有没有一件小小的善，我愿意让它发生？哪怕只是三分钟的呼吸。……</w:t>
-      </w:r>
-    </w:p>
-    <w:p>
-      <w:r>
-        <w:rPr>
-          <w:sz w:val="21"/>
-        </w:rPr>
-        <w:t>第四句：已生的善，令增长。——这一周，我做过哪一点点好事、起过哪一念善？让它被看见，而不是被"还做得不够"盖住。……</w:t>
-      </w:r>
-    </w:p>
-    <w:p>
-      <w:r>
-        <w:rPr>
-          <w:sz w:val="21"/>
-        </w:rPr>
-        <w:t>（静默约2分钟。）</w:t>
-      </w:r>
-    </w:p>
-    <w:p>
-      <w:r>
-        <w:rPr>
-          <w:sz w:val="21"/>
-        </w:rPr>
-        <w:t>最后，把四句话都放下，回到呼吸。不是"我必须精进"的心在呼吸，是呼吸自己在呼吸。让心在"支持"而不是"鞭打"里，再坐一会儿。……</w:t>
-      </w:r>
-    </w:p>
-    <w:p>
-      <w:r>
-        <w:rPr>
-          <w:sz w:val="21"/>
-        </w:rPr>
-        <w:t>（约1分钟后）好，慢慢把注意力带回身体，动动手指脚趾，睁开眼睛。这个练习，今晚的作业里还会用到它：睡前记一句"松/紧"或"多撑了一下"的瞬间，就够。</w:t>
+          <w:b w:val="0"/>
+        </w:rPr>
+        <w:t>- 【影响】如果用自责来驱动努力，时间久了会怎样？</w:t>
       </w:r>
     </w:p>
     <w:p>
       <w:pPr>
-        <w:spacing w:before="40" w:after="80"/>
-        <w:ind w:left="283"/>
-        <w:shd w:val="clear" w:color="auto" w:fill="EEF2F8"/>
+        <w:ind w:left="170"/>
         <w:pBdr>
-          <w:left w:val="single" w:sz="20" w:space="6" w:color="1F3864"/>
+          <w:left w:val="single" w:sz="18" w:space="4" w:color="1F3864"/>
         </w:pBdr>
+        <w:shd w:val="clear" w:fill="F2F5FA"/>
       </w:pPr>
       <w:r>
         <w:rPr>
-          <w:sz w:val="20"/>
-        </w:rPr>
-        <w:t>主持人备注（不读出）：本练习刻意避开"发誓改过"式的语言，四句省思全部落在"观察与看见"。若有成员在省思第一、二句时流泪，属于常见释放，递纸巾即可，不必处理；若影响到全场，可提前进入最后回归呼吸段。全程不触碰成员具体事件。</w:t>
+          <w:b w:val="0"/>
+        </w:rPr>
+        <w:t>- 【应对】这周你愿意怎么给自己「调弦」，让精进不松不紧？</w:t>
+      </w:r>
+    </w:p>
+    <w:p>
+      <w:r>
+        <w:rPr>
+          <w:b/>
+          <w:color w:val="1F3864"/>
+          <w:sz w:val="26"/>
+        </w:rPr>
+        <w:t>🧘 禅修练习（15 min）</w:t>
       </w:r>
     </w:p>
     <w:p>
       <w:pPr>
-        <w:spacing w:before="160" w:after="80"/>
+        <w:ind w:left="170"/>
+        <w:pBdr>
+          <w:left w:val="single" w:sz="18" w:space="4" w:color="1F3864"/>
+        </w:pBdr>
+        <w:shd w:val="clear" w:fill="F2F5FA"/>
       </w:pPr>
       <w:r>
         <w:rPr>
-          <w:rFonts w:ascii="Microsoft YaHei" w:hAnsi="Microsoft YaHei" w:eastAsia="Microsoft YaHei"/>
+          <w:b w:val="0"/>
+        </w:rPr>
+        <w:t xml:space="preserve">⚠️ </w:t>
+      </w:r>
+      <w:r>
+        <w:rPr>
           <w:b/>
-          <w:color w:val="1F3864"/>
-          <w:sz w:val="28"/>
-        </w:rPr>
-        <w:t>📚 扩展内容包（时间富余时使用）</w:t>
+        </w:rPr>
+        <w:t>禅修禁忌提示</w:t>
+      </w:r>
+      <w:r>
+        <w:rPr>
+          <w:b w:val="0"/>
+        </w:rPr>
+        <w:t>：若你正处在严重抑郁、焦虑、创伤后应激，或精神类疾病的发作／用药期，或正经历强烈的情绪危机，请先咨询医生或心理师，再决定是否练习；练习中若出现明显不适（如心悸、胸闷、情绪失控），请立即停止，睁开眼睛，把注意力放回呼吸与身体，必要时离场休息。</w:t>
       </w:r>
     </w:p>
     <w:p>
       <w:r>
         <w:rPr>
-          <w:b/>
-          <w:sz w:val="21"/>
-        </w:rPr>
-        <w:t>扩展话题1：一生精进的四位长老（出自材料①②原文）</w:t>
+          <w:b w:val="0"/>
+        </w:rPr>
+        <w:t>（灯光调暗。以下引导词照读即可，语速放缓，"……"处停顿两拍。开始前可说明一句："接下来的十五分钟不需要盘腿到痛苦，坐在椅子上同样可以——舒服而清醒，就是今晚'不松不紧'的坐姿。"）</w:t>
       </w:r>
     </w:p>
     <w:p>
       <w:r>
         <w:rPr>
-          <w:sz w:val="21"/>
-        </w:rPr>
-        <w:t>苏那长老的精进，是在雨季安居的三个月里持续不断地保持正念，只采用坐与走两种姿势；护眼尊者与他同等；触天长老用了二十五年；大吉祥长老用了三十年。可以请大家省思："如果'结果'要二十五年才来，支撑他们的是什么？"——把讨论引回"专精：决意尽其一生坚守努力精进"，再对照我们给自己定的"21天打卡"，看看什么更可持续。注意：不引导"他们能做到我们做不到"的挫败比较，落点在"方向与方法"，不在"意志力竞赛"。若时间更宽裕，可请成员从四位长老中挑一位，用一句话说出"打动我的细节"——触天长老的二十五年、大吉祥长老的三十年的"慢"，恰恰说明精进是以年为单位的温柔坚持，与我们今晚调弦的意象一致；十年、三十年不是用来吓自己的数字，而是用来松开"必须快"的那根弦的。</w:t>
+          <w:b w:val="0"/>
+        </w:rPr>
+        <w:t>请大家坐好，闭上眼睛，或者垂下目光。</w:t>
       </w:r>
     </w:p>
     <w:p>
       <w:r>
         <w:rPr>
-          <w:b/>
-          <w:sz w:val="21"/>
-        </w:rPr>
-        <w:t>扩展话题2：把八种悚惧事"写下来"的省思法（出自材料②原文）</w:t>
+          <w:b w:val="0"/>
+        </w:rPr>
+        <w:t>先把身体安顿下来。感觉双脚与地面的接触……臀部与坐垫的接触……让脊背自然直立。</w:t>
       </w:r>
     </w:p>
     <w:p>
       <w:r>
         <w:rPr>
-          <w:sz w:val="21"/>
-        </w:rPr>
-        <w:t>原文说"拿起本子来写写，不要在脑子里瞎过"。可提议大家课后找一个安全的时段，把八种悚惧事（再生、年老、疾病、死亡、过去生之苦、未来之苦、觅食之苦等）当成八个省思题目，各写三行——不是写恐惧清单，而是写"所以我决定现在做什么"。收束语用原文："佛陀告诉我们，有一条路是可以终结它的……只要精进就可以。"提示成员：若近期正经历丧亲、重病等，这道练习可暂缓，改用慈心或呼吸。写完的纸不共享、不上交，是否保留由成员自己决定；下次活动不检查这项练习的完成度。</w:t>
+          <w:b w:val="0"/>
+        </w:rPr>
+        <w:t>做三次深长的呼吸。呼气的时候，感觉肩膀松下来一点……眉心松下来一点……嘴角松下来一点。……（停顿）</w:t>
       </w:r>
     </w:p>
     <w:p>
       <w:r>
         <w:rPr>
-          <w:b/>
-          <w:sz w:val="21"/>
-        </w:rPr>
-        <w:t>扩展话题3（备用）：十一种培育精进觉知的方法（出自材料③）</w:t>
+          <w:b w:val="0"/>
+        </w:rPr>
+        <w:t>现在，呼吸回到自然。只是知道呼吸在进、在出。……不用抓住它，也不用推开它。像琴弦一样——太松，弹不出声音；太紧，会断。不松不紧，声音才正。呼吸也是这样，心也是这样。……</w:t>
       </w:r>
     </w:p>
     <w:p>
       <w:r>
         <w:rPr>
-          <w:sz w:val="21"/>
-        </w:rPr>
-        <w:t>思维恶道的危险、明白精进的意义、思维所行之道、恭敬钵食（受用信施省思）、思维遗产（七种圣财：信、戒、惭、愧、多闻、舍、慧）的殊胜、思惟导师的伟大、思维传承的殊胜、思惟同梵行者的伟大、远离怠惰的人、与精进的人相处、倾向于培育精进觉知。可请每位挑一条本周最有共鸣的，说一句为什么。注意"远离怠惰的人"一条：解释为"不与相互增长懈怠的串习纠缠"，不引导成员疏远现实中的家人同事。</w:t>
+          <w:b w:val="0"/>
+        </w:rPr>
+        <w:t>接下来，我们用四句话轻轻省思。每读一句，只观察，不评判，不承诺。</w:t>
       </w:r>
     </w:p>
     <w:p>
       <w:r>
         <w:rPr>
-          <w:b/>
-          <w:sz w:val="21"/>
-        </w:rPr>
-        <w:t>扩展话题4（备用）：四正勤×五盖×生活情境对照表（口头操练，不落纸）</w:t>
+          <w:b w:val="0"/>
+        </w:rPr>
+        <w:t>第一句：已生的恶，令断除。——这一周，有没有一个已经生起的盖（烦躁、昏沉、追悔），我看见它了？看见，就已经是开始。……</w:t>
       </w:r>
     </w:p>
     <w:p>
       <w:r>
         <w:rPr>
-          <w:sz w:val="21"/>
-        </w:rPr>
-        <w:t>主持人把黑板上写四列：情境｜对应的盖｜四正勤哪一句｜我的一小步。先由主持人填一行示范："开会前心里烦躁想刷手机｜嗔＋掉举｜未生恶令不生｜会前三次呼吸"。然后邀请成员自愿添一行，每人限一行。目的不是填满表格，而是让成员体验"四正勤是分析工具，不是道德法庭"——每个情境填完，问一句"这样看，压力是小了还是大了？"（答案通常是"小了"，因为对象从"我"换到了"盖"。）时间富余时此练习约6分钟；若有人填出羞耻性内容，主持人立即示范改写为盖的语言。此练习的目的再次强调：四正勤是解剖刀，不是判决书；刀口对着盖，不对着人。</w:t>
+          <w:b w:val="0"/>
+        </w:rPr>
+        <w:t>第二句：未生的恶，令不生。——它通常在什么时候、什么地方冒头？知道了那个"门口"，就是防护。……</w:t>
+      </w:r>
+    </w:p>
+    <w:p>
+      <w:r>
+        <w:rPr>
+          <w:b w:val="0"/>
+        </w:rPr>
+        <w:t>第三句：未生的善，令生起。——有没有一件小小的善，我愿意让它发生？哪怕只是三分钟的呼吸。……</w:t>
+      </w:r>
+    </w:p>
+    <w:p>
+      <w:r>
+        <w:rPr>
+          <w:b w:val="0"/>
+        </w:rPr>
+        <w:t>第四句：已生的善，令增长。——这一周，我做过哪一点点好事、起过哪一念善？让它被看见，而不是被"还做得不够"盖住。……</w:t>
+      </w:r>
+    </w:p>
+    <w:p>
+      <w:r>
+        <w:rPr>
+          <w:b w:val="0"/>
+        </w:rPr>
+        <w:t>（静默约2分钟。）</w:t>
+      </w:r>
+    </w:p>
+    <w:p>
+      <w:r>
+        <w:rPr>
+          <w:b w:val="0"/>
+        </w:rPr>
+        <w:t>最后，把四句话都放下，回到呼吸。不是"我必须精进"的心在呼吸，是呼吸自己在呼吸。让心在"支持"而不是"鞭打"里，再坐一会儿。……</w:t>
+      </w:r>
+    </w:p>
+    <w:p>
+      <w:r>
+        <w:rPr>
+          <w:b w:val="0"/>
+        </w:rPr>
+        <w:t>（约1分钟后）好，慢慢把注意力带回身体，动动手指脚趾，睁开眼睛。这个练习，今晚的作业里还会用到它：睡前记一句"松/紧"或"多撑了一下"的瞬间，就够。</w:t>
       </w:r>
     </w:p>
     <w:p>
       <w:pPr>
-        <w:spacing w:before="160" w:after="80"/>
+        <w:ind w:left="170"/>
+        <w:pBdr>
+          <w:left w:val="single" w:sz="18" w:space="4" w:color="1F3864"/>
+        </w:pBdr>
+        <w:shd w:val="clear" w:fill="F2F5FA"/>
       </w:pPr>
       <w:r>
         <w:rPr>
-          <w:rFonts w:ascii="Microsoft YaHei" w:hAnsi="Microsoft YaHei" w:eastAsia="Microsoft YaHei"/>
+          <w:b w:val="0"/>
+        </w:rPr>
+        <w:t>主持人备注（不读出）：本练习刻意避开"发誓改过"式的语言，四句省思全部落在"观察与看见"。若有成员在省思第一、二句时流泪，属于常见释放，递纸巾即可，不必处理；若影响到全场，可提前进入最后回归呼吸段。全程不触碰成员具体事件。</w:t>
+      </w:r>
+    </w:p>
+    <w:p>
+      <w:r>
+        <w:rPr>
           <w:b/>
           <w:color w:val="1F3864"/>
-          <w:sz w:val="28"/>
-        </w:rPr>
-        <w:t>🔚 收尾与回向（15 min）</w:t>
+          <w:sz w:val="26"/>
+        </w:rPr>
+        <w:t>📚 扩展内容包（时间富余时使用）</w:t>
       </w:r>
     </w:p>
     <w:p>
       <w:r>
         <w:rPr>
           <w:b/>
-          <w:sz w:val="21"/>
-        </w:rPr>
-        <w:t>主持人手边备忘（不读出）</w:t>
-      </w:r>
-      <w:r>
-        <w:rPr>
-          <w:sz w:val="21"/>
-        </w:rPr>
-        <w:t>：本周收尾时留意两位成员——一位是全程踊跃的，散会时提醒一句"练四正勤的人也要练休息"，把五根平衡送给他；一位是分享时提到"我总是坚持不下来"的，散会时说一句"你今晚已经完成了一次'未生善令生起'——你来了"。收尾的分寸感就是本周主题的最后一次示范。</w:t>
+        </w:rPr>
+        <w:t>扩展话题1：一生精进的四位长老（出自材料①②原文）</w:t>
       </w:r>
     </w:p>
     <w:p>
       <w:r>
         <w:rPr>
-          <w:b/>
-          <w:sz w:val="21"/>
-        </w:rPr>
-        <w:t>下周预告提示（主持人备忘，请用小字号）</w:t>
-      </w:r>
-      <w:r>
-        <w:rPr>
-          <w:sz w:val="21"/>
-        </w:rPr>
-        <w:t>：预告正念周时用一句家常话开场（"下周讲正念，不是让你多做事，是让你做事时人在"），预告词详见下方预告段，此处只是提醒：精进周之后成员容易把"更用力"带入下周，预告语要主动松绑。</w:t>
+          <w:b w:val="0"/>
+        </w:rPr>
+        <w:t>苏那长老的精进，是在雨季安居的三个月里持续不断地保持正念，只采用坐与走两种姿势；护眼尊者与他同等；触天长老用了二十五年；大吉祥长老用了三十年。可以请大家省思："如果'结果'要二十五年才来，支撑他们的是什么？"——把讨论引回"专精：决意尽其一生坚守努力精进"，再对照我们给自己定的"21天打卡"，看看什么更可持续。注意：不引导"他们能做到我们做不到"的挫败比较，落点在"方向与方法"，不在"意志力竞赛"。若时间更宽裕，可请成员从四位长老中挑一位，用一句话说出"打动我的细节"——触天长老的二十五年、大吉祥长老的三十年的"慢"，恰恰说明精进是以年为单位的温柔坚持，与我们今晚调弦的意象一致；十年、三十年不是用来吓自己的数字，而是用来松开"必须快"的那根弦的。</w:t>
       </w:r>
     </w:p>
     <w:p>
       <w:r>
         <w:rPr>
           <w:b/>
-          <w:sz w:val="21"/>
-        </w:rPr>
-        <w:t>总结引导（约5分钟，可请成员各用一句话说"今晚带走什么"后再总结）</w:t>
-      </w:r>
-      <w:r>
-        <w:rPr>
-          <w:sz w:val="21"/>
-        </w:rPr>
-        <w:t>：</w:t>
+        </w:rPr>
+        <w:t>扩展话题2：把八种悚惧事"写下来"的省思法（出自材料②原文）</w:t>
       </w:r>
     </w:p>
     <w:p>
       <w:r>
         <w:rPr>
-          <w:sz w:val="21"/>
-        </w:rPr>
-        <w:t>第一，</w:t>
-      </w:r>
-      <w:r>
-        <w:rPr>
-          <w:b/>
-          <w:sz w:val="21"/>
-        </w:rPr>
-        <w:t>四正勤是四张"地图"，不是四条"军令"</w:t>
-      </w:r>
-      <w:r>
-        <w:rPr>
-          <w:sz w:val="21"/>
-        </w:rPr>
-        <w:t>。已生恶令断、未生恶令不生、未生善令生、已生善令增长——对象是行为、习惯与五盖；原文说得清楚："未生的恶令不生是指什么呢？五盖。"主语永远是盖与行为，不是人格。这也是把四正勤讲"安全"的关键一句：断的是盖，生的是善，全程没有"我不好"的位置。</w:t>
+          <w:b w:val="0"/>
+        </w:rPr>
+        <w:t>原文说"拿起本子来写写，不要在脑子里瞎过"。可提议大家课后找一个安全的时段，把八种悚惧事（再生、年老、疾病、死亡、过去生之苦、未来之苦、觅食之苦等）当成八个省思题目，各写三行——不是写恐惧清单，而是写"所以我决定现在做什么"。收束语用原文："佛陀告诉我们，有一条路是可以终结它的……只要精进就可以。"提示成员：若近期正经历丧亲、重病等，这道练习可暂缓，改用慈心或呼吸。写完的纸不共享、不上交，是否保留由成员自己决定；下次活动不检查这项练习的完成度。</w:t>
       </w:r>
     </w:p>
     <w:p>
       <w:r>
         <w:rPr>
-          <w:sz w:val="21"/>
-        </w:rPr>
-        <w:t>第二，</w:t>
-      </w:r>
-      <w:r>
-        <w:rPr>
           <w:b/>
-          <w:sz w:val="21"/>
-        </w:rPr>
-        <w:t>精进的本职是"支持"，不是"鞭打"</w:t>
-      </w:r>
-      <w:r>
-        <w:rPr>
-          <w:sz w:val="21"/>
-        </w:rPr>
-        <w:t>。原文把它比作给老房子加的柱子、给边境弱军派去的援兵——它撑住信心、护持欲心所，"由精进支撑所有其他的法，而使善法不会退堕"。当我们发现自己用"我就是没用的人"逼自己时，那已经不是精进，是"善欲下的邪精进"——很微细的嗔。分辨的把手很简单：支撑性的语言谈"事"（下一步做什么），苛责性的语言谈"人"（我是不是不行）。回家后若听到后者，就想起今晚的柱子。</w:t>
+        </w:rPr>
+        <w:t>扩展话题3（备用）：十一种培育精进觉知的方法（出自材料③）</w:t>
       </w:r>
     </w:p>
     <w:p>
       <w:r>
         <w:rPr>
-          <w:sz w:val="21"/>
-        </w:rPr>
-        <w:t>第三，</w:t>
-      </w:r>
-      <w:r>
-        <w:rPr>
-          <w:b/>
-          <w:sz w:val="21"/>
-        </w:rPr>
-        <w:t>平衡是正精进的分寸</w:t>
-      </w:r>
-      <w:r>
-        <w:rPr>
-          <w:sz w:val="21"/>
-        </w:rPr>
-        <w:t>。五根平衡：精进根与定根平衡，信根与慧根平衡，念根一直要强。像调弦，不松不紧。松了，用八种悚惧事、八种精进事提一提；紧了，回到呼吸，松开肩膀。</w:t>
+          <w:b w:val="0"/>
+        </w:rPr>
+        <w:t>思维恶道的危险、明白精进的意义、思维所行之道、恭敬钵食（受用信施省思）、思维遗产（七种圣财：信、戒、惭、愧、多闻、舍、慧）的殊胜、思惟导师的伟大、思维传承的殊胜、思惟同梵行者的伟大、远离怠惰的人、与精进的人相处、倾向于培育精进觉知。可请每位挑一条本周最有共鸣的，说一句为什么。注意"远离怠惰的人"一条：解释为"不与相互增长懈怠的串习纠缠"，不引导成员疏远现实中的家人同事。</w:t>
       </w:r>
     </w:p>
     <w:p>
       <w:r>
         <w:rPr>
-          <w:sz w:val="21"/>
-        </w:rPr>
-        <w:t>第四，</w:t>
-      </w:r>
-      <w:r>
-        <w:rPr>
           <w:b/>
-          <w:sz w:val="21"/>
-        </w:rPr>
-        <w:t>给精进配一副"慧的眼睛"</w:t>
-      </w:r>
-      <w:r>
-        <w:rPr>
-          <w:sz w:val="21"/>
-        </w:rPr>
-        <w:t>。今晚原文里最值得带走的一句话是："善法欲会带来紧绷吗？这叫善欲下的邪精进。"想变好本身没有错，错的是把"没达标"翻译成"我没用"。四正勤教我们的，是把"断恶修善"当作每天可以重新开始的一张地图——走错了折回来就是，不需要在原地开批斗会。愿我们今晚回家，对自己的心，用柱子的方式，不用鞭子的方式。</w:t>
+        </w:rPr>
+        <w:t>扩展话题4（备用）：四正勤×五盖×生活情境对照表（口头操练，不落纸）</w:t>
       </w:r>
     </w:p>
     <w:p>
       <w:r>
         <w:rPr>
-          <w:b/>
-          <w:sz w:val="21"/>
-        </w:rPr>
-        <w:t>下周预告（约3分钟）</w:t>
-      </w:r>
-      <w:r>
-        <w:rPr>
-          <w:sz w:val="21"/>
-        </w:rPr>
-        <w:t>：方向有了（正见）、心转了（正思维）、守住了（戒学三支）、也学会了持续用力（正精进）——可是力用在哪里、当下在发生什么，要看得住。第6周《正念——四念处的生活应用与四种正知》：正念是那根"一直要强"的念根，我们会学习把念带进穿衣、吃饭、走路、说话的每一个当下。请留意下周你带生活的"现场素材"来。与本周的衔接可以点一句：正精进负责"持续用力"，正念负责"看清当下在发生什么"——没有念的精进容易变成蛮力，这也是今晚"平衡"一词埋下的伏笔。</w:t>
+          <w:b w:val="0"/>
+        </w:rPr>
+        <w:t>主持人把黑板上写四列：情境｜对应的盖｜四正勤哪一句｜我的一小步。先由主持人填一行示范："开会前心里烦躁想刷手机｜嗔＋掉举｜未生恶令不生｜会前三次呼吸"。然后邀请成员自愿添一行，每人限一行。目的不是填满表格，而是让成员体验"四正勤是分析工具，不是道德法庭"——每个情境填完，问一句"这样看，压力是小了还是大了？"（答案通常是"小了"，因为对象从"我"换到了"盖"。）时间富余时此练习约6分钟；若有人填出羞耻性内容，主持人立即示范改写为盖的语言。此练习的目的再次强调：四正勤是解剖刀，不是判决书；刀口对着盖，不对着人。</w:t>
       </w:r>
     </w:p>
     <w:p>
       <w:r>
         <w:rPr>
           <w:b/>
-          <w:sz w:val="21"/>
-        </w:rPr>
-        <w:t>本周作业再确认（约2分钟）</w:t>
-      </w:r>
-      <w:r>
-        <w:rPr>
-          <w:sz w:val="21"/>
-        </w:rPr>
-        <w:t>：每晚睡前记一句——今天的"松/紧"瞬间，或"想放弃又多撑了一下"的瞬间。一条即可，不打卡、不上传、不比较，下周自愿分享。若成员问"记什么才算数"，回应："写下来的那一刻它就算数了。一句话、五个字都行——比如'今天紧了三次，松了一次'。"</w:t>
+          <w:color w:val="1F3864"/>
+          <w:sz w:val="26"/>
+        </w:rPr>
+        <w:t>🔚 收尾与回向（15 min）</w:t>
       </w:r>
     </w:p>
     <w:p>
       <w:r>
         <w:rPr>
           <w:b/>
-          <w:sz w:val="21"/>
+        </w:rPr>
+        <w:t>主持人手边备忘（不读出）</w:t>
+      </w:r>
+      <w:r>
+        <w:rPr>
+          <w:b w:val="0"/>
+        </w:rPr>
+        <w:t>：本周收尾时留意两位成员——一位是全程踊跃的，散会时提醒一句"练四正勤的人也要练休息"，把五根平衡送给他；一位是分享时提到"我总是坚持不下来"的，散会时说一句"你今晚已经完成了一次'未生善令生起'——你来了"。收尾的分寸感就是本周主题的最后一次示范。</w:t>
+      </w:r>
+    </w:p>
+    <w:p>
+      <w:r>
+        <w:rPr>
+          <w:b/>
+        </w:rPr>
+        <w:t>下周预告提示（主持人备忘，请用小字号）</w:t>
+      </w:r>
+      <w:r>
+        <w:rPr>
+          <w:b w:val="0"/>
+        </w:rPr>
+        <w:t>：预告正念周时用一句家常话开场（"下周讲正念，不是让你多做事，是让你做事时人在"），预告词详见下方预告段，此处只是提醒：精进周之后成员容易把"更用力"带入下周，预告语要主动松绑。</w:t>
+      </w:r>
+    </w:p>
+    <w:p>
+      <w:r>
+        <w:rPr>
+          <w:b/>
+        </w:rPr>
+        <w:t>总结引导（约5分钟，可请成员各用一句话说"今晚带走什么"后再总结）</w:t>
+      </w:r>
+      <w:r>
+        <w:rPr>
+          <w:b w:val="0"/>
+        </w:rPr>
+        <w:t>：</w:t>
+      </w:r>
+    </w:p>
+    <w:p>
+      <w:r>
+        <w:rPr>
+          <w:b w:val="0"/>
+        </w:rPr>
+        <w:t>第一，</w:t>
+      </w:r>
+      <w:r>
+        <w:rPr>
+          <w:b/>
+        </w:rPr>
+        <w:t>四正勤是四张"地图"，不是四条"军令"</w:t>
+      </w:r>
+      <w:r>
+        <w:rPr>
+          <w:b w:val="0"/>
+        </w:rPr>
+        <w:t>。已生恶令断、未生恶令不生、未生善令生、已生善令增长——对象是行为、习惯与五盖；原文说得清楚："未生的恶令不生是指什么呢？五盖。"主语永远是盖与行为，不是人格。这也是把四正勤讲"安全"的关键一句：断的是盖，生的是善，全程没有"我不好"的位置。</w:t>
+      </w:r>
+    </w:p>
+    <w:p>
+      <w:r>
+        <w:rPr>
+          <w:b w:val="0"/>
+        </w:rPr>
+        <w:t>第二，</w:t>
+      </w:r>
+      <w:r>
+        <w:rPr>
+          <w:b/>
+        </w:rPr>
+        <w:t>精进的本职是"支持"，不是"鞭打"</w:t>
+      </w:r>
+      <w:r>
+        <w:rPr>
+          <w:b w:val="0"/>
+        </w:rPr>
+        <w:t>。原文把它比作给老房子加的柱子、给边境弱军派去的援兵——它撑住信心、护持欲心所，"由精进支撑所有其他的法，而使善法不会退堕"。当我们发现自己用"我就是没用的人"逼自己时，那已经不是精进，是"善欲下的邪精进"——很微细的嗔。分辨的把手很简单：支撑性的语言谈"事"（下一步做什么），苛责性的语言谈"人"（我是不是不行）。回家后若听到后者，就想起今晚的柱子。</w:t>
+      </w:r>
+    </w:p>
+    <w:p>
+      <w:r>
+        <w:rPr>
+          <w:b w:val="0"/>
+        </w:rPr>
+        <w:t>第三，</w:t>
+      </w:r>
+      <w:r>
+        <w:rPr>
+          <w:b/>
+        </w:rPr>
+        <w:t>平衡是正精进的分寸</w:t>
+      </w:r>
+      <w:r>
+        <w:rPr>
+          <w:b w:val="0"/>
+        </w:rPr>
+        <w:t>。五根平衡：精进根与定根平衡，信根与慧根平衡，念根一直要强。像调弦，不松不紧。松了，用八种悚惧事、八种精进事提一提；紧了，回到呼吸，松开肩膀。</w:t>
+      </w:r>
+    </w:p>
+    <w:p>
+      <w:r>
+        <w:rPr>
+          <w:b w:val="0"/>
+        </w:rPr>
+        <w:t>第四，</w:t>
+      </w:r>
+      <w:r>
+        <w:rPr>
+          <w:b/>
+        </w:rPr>
+        <w:t>给精进配一副"慧的眼睛"</w:t>
+      </w:r>
+      <w:r>
+        <w:rPr>
+          <w:b w:val="0"/>
+        </w:rPr>
+        <w:t>。今晚原文里最值得带走的一句话是："善法欲会带来紧绷吗？这叫善欲下的邪精进。"想变好本身没有错，错的是把"没达标"翻译成"我没用"。四正勤教我们的，是把"断恶修善"当作每天可以重新开始的一张地图——走错了折回来就是，不需要在原地开批斗会。愿我们今晚回家，对自己的心，用柱子的方式，不用鞭子的方式。</w:t>
+      </w:r>
+    </w:p>
+    <w:p>
+      <w:r>
+        <w:rPr>
+          <w:b/>
+        </w:rPr>
+        <w:t>下周预告（约3分钟）</w:t>
+      </w:r>
+      <w:r>
+        <w:rPr>
+          <w:b w:val="0"/>
+        </w:rPr>
+        <w:t>：方向有了（正见）、心转了（正思维）、守住了（戒学三支）、也学会了持续用力（正精进）——可是力用在哪里、当下在发生什么，要看得住。第6周《正念——四念处的生活应用与四种正知》：正念是那根"一直要强"的念根，我们会学习把念带进穿衣、吃饭、走路、说话的每一个当下。请留意下周你带生活的"现场素材"来。与本周的衔接可以点一句：正精进负责"持续用力"，正念负责"看清当下在发生什么"——没有念的精进容易变成蛮力，这也是今晚"平衡"一词埋下的伏笔。</w:t>
+      </w:r>
+    </w:p>
+    <w:p>
+      <w:r>
+        <w:rPr>
+          <w:b/>
+        </w:rPr>
+        <w:t>本周作业再确认（约2分钟）</w:t>
+      </w:r>
+      <w:r>
+        <w:rPr>
+          <w:b w:val="0"/>
+        </w:rPr>
+        <w:t>：每晚睡前记一句——今天的"松/紧"瞬间，或"想放弃又多撑了一下"的瞬间。一条即可，不打卡、不上传、不比较，下周自愿分享。若成员问"记什么才算数"，回应："写下来的那一刻它就算数了。一句话、五个字都行——比如'今天紧了三次，松了一次'。"</w:t>
+      </w:r>
+    </w:p>
+    <w:p>
+      <w:r>
+        <w:rPr>
+          <w:b/>
         </w:rPr>
         <w:t>回向词（约2分钟，全体合掌，主持人领读，照读不省）</w:t>
       </w:r>
       <w:r>
         <w:rPr>
-          <w:sz w:val="21"/>
+          <w:b w:val="0"/>
         </w:rPr>
         <w:t>：</w:t>
       </w:r>
     </w:p>
     <w:p>
       <w:pPr>
-        <w:spacing w:before="40" w:after="80"/>
-        <w:ind w:left="283"/>
-        <w:shd w:val="clear" w:color="auto" w:fill="EEF2F8"/>
+        <w:ind w:left="170"/>
         <w:pBdr>
-          <w:left w:val="single" w:sz="20" w:space="6" w:color="1F3864"/>
+          <w:left w:val="single" w:sz="18" w:space="4" w:color="1F3864"/>
         </w:pBdr>
+        <w:shd w:val="clear" w:fill="F2F5FA"/>
       </w:pPr>
       <w:r>
         <w:rPr>
-          <w:sz w:val="20"/>
-        </w:rPr>
-        <w:t>愿我此功德　导向诸漏尽 愿我此功德　为证涅槃缘 我此功德分　回向诸有情 愿彼等一切　同得功德分</w:t>
+          <w:b w:val="0"/>
+        </w:rPr>
+        <w:t>愿我此功德　导向诸漏尽</w:t>
       </w:r>
     </w:p>
     <w:p>
       <w:pPr>
-        <w:spacing w:before="40" w:after="80"/>
-        <w:ind w:left="283"/>
-        <w:shd w:val="clear" w:color="auto" w:fill="EEF2F8"/>
+        <w:ind w:left="170"/>
         <w:pBdr>
-          <w:left w:val="single" w:sz="20" w:space="6" w:color="1F3864"/>
+          <w:left w:val="single" w:sz="18" w:space="4" w:color="1F3864"/>
         </w:pBdr>
+        <w:shd w:val="clear" w:fill="F2F5FA"/>
       </w:pPr>
       <w:r>
         <w:rPr>
-          <w:sz w:val="20"/>
-        </w:rPr>
-        <w:t>Sādhu! Sādhu! Sādhu!（萨度！萨度！萨度！）</w:t>
-      </w:r>
-    </w:p>
-    <w:p>
-      <w:r>
-        <w:rPr>
-          <w:sz w:val="21"/>
-        </w:rPr>
-        <w:t>（宣布散会，感谢大家。）</w:t>
+          <w:b w:val="0"/>
+        </w:rPr>
+        <w:t>愿我此功德　为证涅槃缘</w:t>
       </w:r>
     </w:p>
     <w:p>
       <w:pPr>
-        <w:spacing w:before="160" w:after="80"/>
+        <w:ind w:left="170"/>
+        <w:pBdr>
+          <w:left w:val="single" w:sz="18" w:space="4" w:color="1F3864"/>
+        </w:pBdr>
+        <w:shd w:val="clear" w:fill="F2F5FA"/>
       </w:pPr>
       <w:r>
         <w:rPr>
-          <w:rFonts w:ascii="Microsoft YaHei" w:hAnsi="Microsoft YaHei" w:eastAsia="Microsoft YaHei"/>
-          <w:b/>
-          <w:color w:val="1F3864"/>
-          <w:sz w:val="28"/>
-        </w:rPr>
-        <w:t>📌 本讲主持人特别提醒</w:t>
+          <w:b w:val="0"/>
+        </w:rPr>
+        <w:t>我此功德分　回向诸有情</w:t>
       </w:r>
     </w:p>
     <w:p>
       <w:pPr>
-        <w:ind w:left="340"/>
+        <w:ind w:left="170"/>
+        <w:pBdr>
+          <w:left w:val="single" w:sz="18" w:space="4" w:color="1F3864"/>
+        </w:pBdr>
+        <w:shd w:val="clear" w:fill="F2F5FA"/>
       </w:pPr>
       <w:r>
         <w:rPr>
-          <w:b/>
-          <w:sz w:val="21"/>
-        </w:rPr>
-        <w:t xml:space="preserve">1. </w:t>
-      </w:r>
-      <w:r>
-        <w:rPr>
-          <w:b/>
-          <w:sz w:val="21"/>
-        </w:rPr>
-        <w:t>心理安全——重点防"自我苛责"（本周第一提醒）</w:t>
-      </w:r>
-      <w:r>
-        <w:rPr>
-          <w:sz w:val="21"/>
-        </w:rPr>
-        <w:t>：正精进是平衡的精进（如调弦不松不紧），不以自责驱动；四正勤的对象是行为与习惯，不是否定人格。共读原文本身就是最好的药方——"对于我如果没有完成一半以上的念知，那我就不对，我就不行，我就是没用的人……这种紧张，它不是贪，它是嗔，很微细的嗔"。当成员出现"我就是个废物""我业障深重"式的自我攻击时，主持人温和打断并带回呼吸与身体（"我们先停一下，感觉一下此刻的肩膀"），把"我做错了事"与"我是坏人"区分开；全场不促成任何"自我检讨大会"，分享以自愿为限。</w:t>
+          <w:b w:val="0"/>
+        </w:rPr>
+        <w:t>愿彼等一切　同得功德分</w:t>
       </w:r>
     </w:p>
     <w:p>
       <w:pPr>
-        <w:ind w:left="340"/>
+        <w:ind w:left="170"/>
+        <w:pBdr>
+          <w:left w:val="single" w:sz="18" w:space="4" w:color="1F3864"/>
+        </w:pBdr>
+        <w:shd w:val="clear" w:fill="F2F5FA"/>
       </w:pPr>
       <w:r>
         <w:rPr>
+          <w:b w:val="0"/>
+        </w:rPr>
+        <w:t>Sādhu! Sādhu! Sādhu!（萨度！萨度！萨度！）</w:t>
+      </w:r>
+    </w:p>
+    <w:p>
+      <w:r>
+        <w:rPr>
+          <w:b w:val="0"/>
+        </w:rPr>
+        <w:t>（宣布散会，感谢大家。）</w:t>
+      </w:r>
+    </w:p>
+    <w:p>
+      <w:r>
+        <w:rPr>
           <w:b/>
-          <w:sz w:val="21"/>
-        </w:rPr>
-        <w:t xml:space="preserve">2. </w:t>
-      </w:r>
-      <w:r>
-        <w:rPr>
-          <w:b/>
-          <w:sz w:val="21"/>
-        </w:rPr>
-        <w:t>讨论"断恶"不用成员的具体过失举例</w:t>
-      </w:r>
-      <w:r>
-        <w:rPr>
-          <w:sz w:val="21"/>
-        </w:rPr>
-        <w:t>：举例一律由主持人先给泛化情境（刷手机到深夜、说话急了伤人这类普遍习惯），不点名、不影射、不追问成员的具体过失；成员主动自述时只接住感受，不给改进方案，不展开细节数据（如金额、对象、情节）。若有成员以他人过失举例（"我们组谁谁就……"），立即温和转回："我们今晚只照自己这面镜子。"</w:t>
+          <w:color w:val="1F3864"/>
+          <w:sz w:val="26"/>
+        </w:rPr>
+        <w:t>📌 本讲主持人特别提醒</w:t>
       </w:r>
     </w:p>
     <w:p>
       <w:pPr>
-        <w:ind w:left="340"/>
+        <w:pStyle w:val="ListNumber"/>
       </w:pPr>
       <w:r>
         <w:rPr>
           <w:b/>
-          <w:sz w:val="21"/>
-        </w:rPr>
-        <w:t xml:space="preserve">3. </w:t>
-      </w:r>
-      <w:r>
-        <w:rPr>
-          <w:b/>
-          <w:sz w:val="21"/>
-        </w:rPr>
-        <w:t>悚惧事话题的心理安全</w:t>
-      </w:r>
-      <w:r>
-        <w:rPr>
-          <w:sz w:val="21"/>
-        </w:rPr>
-        <w:t>：八种悚惧事涉及再生、年老、疾病、死亡、恶道。提前声明"这一段是无常省思，不是恐吓"；领读死亡、疾病段时语气平缓，观察全场状态；近期经历丧亲、重病或对死亡话题敏感的成员，可提前私下告知其"可以暂离或只做呼吸"；成员情绪波动时提供呼吸放松/暂离选项，不追问原因，会后个别关怀。恶道描述不渲染、不展开细节。收尾时若有人仍停留在沉重情绪里，主持人可用一句话送行："悚惧是提醒，不是负担——它把我们推向的，正是今晚学的这种平衡的用力。"散会后留十分钟，供需要的人个别交谈。</w:t>
+        </w:rPr>
+        <w:t>心理安全——重点防"自我苛责"（本周第一提醒）</w:t>
+      </w:r>
+      <w:r>
+        <w:rPr>
+          <w:b w:val="0"/>
+        </w:rPr>
+        <w:t>：正精进是平衡的精进（如调弦不松不紧），不以自责驱动；四正勤的对象是行为与习惯，不是否定人格。共读原文本身就是最好的药方——"对于我如果没有完成一半以上的念知，那我就不对，我就不行，我就是没用的人……这种紧张，它不是贪，它是嗔，很微细的嗔"。当成员出现"我就是个废物""我业障深重"式的自我攻击时，主持人温和打断并带回呼吸与身体（"我们先停一下，感觉一下此刻的肩膀"），把"我做错了事"与"我是坏人"区分开；全场不促成任何"自我检讨大会"，分享以自愿为限。</w:t>
       </w:r>
     </w:p>
     <w:p>
       <w:pPr>
-        <w:ind w:left="340"/>
+        <w:pStyle w:val="ListNumber"/>
       </w:pPr>
       <w:r>
         <w:rPr>
           <w:b/>
-          <w:sz w:val="21"/>
-        </w:rPr>
-        <w:t xml:space="preserve">4. </w:t>
-      </w:r>
-      <w:r>
-        <w:rPr>
-          <w:b/>
-          <w:sz w:val="21"/>
-        </w:rPr>
-        <w:t>不比较精进、不布置打卡</w:t>
-      </w:r>
-      <w:r>
-        <w:rPr>
-          <w:sz w:val="21"/>
-        </w:rPr>
-        <w:t>：原文明确"你不交作业不代表你不精进"。本周不设任何量化任务（天数、次数、时长），不做"谁最精进"的隐性竞赛；成员间出现"你不妨像我一样……"的建议时，转回"做法可以参考，节奏各自定"。同样地，主持人不表扬"谁最精进"——表扬某个成员"很用功"会让其他人感到被排名；想肯定时，肯定具体的观察品质（"你刚才看见了想放弃又多撑了一下，这就是正念"），不肯定"量"。</w:t>
+        </w:rPr>
+        <w:t>讨论"断恶"不用成员的具体过失举例</w:t>
+      </w:r>
+      <w:r>
+        <w:rPr>
+          <w:b w:val="0"/>
+        </w:rPr>
+        <w:t>：举例一律由主持人先给泛化情境（刷手机到深夜、说话急了伤人这类普遍习惯），不点名、不影射、不追问成员的具体过失；成员主动自述时只接住感受，不给改进方案，不展开细节数据（如金额、对象、情节）。若有成员以他人过失举例（"我们组谁谁就……"），立即温和转回："我们今晚只照自己这面镜子。"</w:t>
       </w:r>
     </w:p>
     <w:p>
       <w:pPr>
-        <w:ind w:left="340"/>
+        <w:pStyle w:val="ListNumber"/>
       </w:pPr>
       <w:r>
         <w:rPr>
           <w:b/>
-          <w:sz w:val="21"/>
-        </w:rPr>
-        <w:t xml:space="preserve">5. </w:t>
-      </w:r>
-      <w:r>
-        <w:rPr>
-          <w:b/>
-          <w:sz w:val="21"/>
-        </w:rPr>
-        <w:t>转写文本的处理</w:t>
-      </w:r>
-      <w:r>
-        <w:rPr>
-          <w:sz w:val="21"/>
-        </w:rPr>
-        <w:t>：材料③为音声转写，同音错字按原样照录（对照注记清单：精进觉支、发勤/出离/勇猛三层次、对治、如理作意、恭敬钵食、遗产（圣财）、正法五千年等），屏幕展示与共读文本保持照录原样，不擅自"修正"原文；被成员问起时说明："转写稿保留原貌，我们听录音时的读音以尊者原声为准。"</w:t>
+        </w:rPr>
+        <w:t>悚惧事话题的心理安全</w:t>
+      </w:r>
+      <w:r>
+        <w:rPr>
+          <w:b w:val="0"/>
+        </w:rPr>
+        <w:t>：八种悚惧事涉及再生、年老、疾病、死亡、恶道。提前声明"这一段是无常省思，不是恐吓"；领读死亡、疾病段时语气平缓，观察全场状态；近期经历丧亲、重病或对死亡话题敏感的成员，可提前私下告知其"可以暂离或只做呼吸"；成员情绪波动时提供呼吸放松/暂离选项，不追问原因，会后个别关怀。恶道描述不渲染、不展开细节。收尾时若有人仍停留在沉重情绪里，主持人可用一句话送行："悚惧是提醒，不是负担——它把我们推向的，正是今晚学的这种平衡的用力。"散会后留十分钟，供需要的人个别交谈。</w:t>
       </w:r>
     </w:p>
     <w:p>
       <w:pPr>
-        <w:ind w:left="340"/>
+        <w:pStyle w:val="ListNumber"/>
       </w:pPr>
       <w:r>
         <w:rPr>
           <w:b/>
-          <w:sz w:val="21"/>
-        </w:rPr>
-        <w:t xml:space="preserve">6. </w:t>
-      </w:r>
-      <w:r>
-        <w:rPr>
-          <w:b/>
-          <w:sz w:val="21"/>
-        </w:rPr>
-        <w:t>跨系列边界与领地纪律</w:t>
-      </w:r>
-      <w:r>
-        <w:rPr>
-          <w:sz w:val="21"/>
-        </w:rPr>
-        <w:t>：涅槃义理归读书会09，材料①"有余涅槃"一句带过即可，成员追问时回应"这是很好的功课，读书会09会专门讲"；入出息念方法细节归读书会01，材料②"觉知呼吸"只作日常提示，不现场教数息、不做禅相引导；四念处结构下周（第6周）展开，今晚不预讲；材料③出自禅修营语境（禅修营、常住物等），解释时说明是背景，不要求成员对标。</w:t>
+        </w:rPr>
+        <w:t>不比较精进、不布置打卡</w:t>
+      </w:r>
+      <w:r>
+        <w:rPr>
+          <w:b w:val="0"/>
+        </w:rPr>
+        <w:t>：原文明确"你不交作业不代表你不精进"。本周不设任何量化任务（天数、次数、时长），不做"谁最精进"的隐性竞赛；成员间出现"你不妨像我一样……"的建议时，转回"做法可以参考，节奏各自定"。同样地，主持人不表扬"谁最精进"——表扬某个成员"很用功"会让其他人感到被排名；想肯定时，肯定具体的观察品质（"你刚才看见了想放弃又多撑了一下，这就是正念"），不肯定"量"。</w:t>
       </w:r>
     </w:p>
     <w:p>
       <w:pPr>
-        <w:ind w:left="340"/>
+        <w:pStyle w:val="ListNumber"/>
       </w:pPr>
       <w:r>
         <w:rPr>
           <w:b/>
-          <w:sz w:val="21"/>
-        </w:rPr>
-        <w:t xml:space="preserve">7. </w:t>
-      </w:r>
-      <w:r>
-        <w:rPr>
-          <w:b/>
-          <w:sz w:val="21"/>
-        </w:rPr>
-        <w:t>主持人的自我定位</w:t>
-      </w:r>
-      <w:r>
-        <w:rPr>
-          <w:sz w:val="21"/>
-        </w:rPr>
-        <w:t>：今晚主持人不扮演"精进榜样"，也不扮演"纪律委员"。若被问"你做到四正勤了吗"，照实轻松回应："常常做不到，所以我才需要每周来这里重新看一次。"这份诚实本身就是本周主题的示范——正精进是长期、平衡、自我慈悲的用力，不是一次性的豪言。若成员带来专业心理议题（长期抑郁、自我伤害倾向），温和建议寻求专业帮助，本读书会不替代心理治疗。</w:t>
-      </w:r>
-    </w:p>
-    <w:p>
-      <w:r>
-        <w:rPr>
-          <w:sz w:val="21"/>
-        </w:rPr>
-        <w:t>&lt;!--EXT_READ--&gt;</w:t>
+        </w:rPr>
+        <w:t>转写文本的处理</w:t>
+      </w:r>
+      <w:r>
+        <w:rPr>
+          <w:b w:val="0"/>
+        </w:rPr>
+        <w:t>：材料③为音声转写，同音错字按原样照录（对照注记清单：精进觉支、发勤/出离/勇猛三层次、对治、如理作意、恭敬钵食、遗产（圣财）、正法五千年等），屏幕展示与共读文本保持照录原样，不擅自"修正"原文；被成员问起时说明："转写稿保留原貌，我们听录音时的读音以尊者原声为准。"</w:t>
       </w:r>
     </w:p>
     <w:p>
       <w:pPr>
-        <w:spacing w:before="160" w:after="80"/>
+        <w:pStyle w:val="ListNumber"/>
       </w:pPr>
       <w:r>
         <w:rPr>
-          <w:rFonts w:ascii="Microsoft YaHei" w:hAnsi="Microsoft YaHei" w:eastAsia="Microsoft YaHei"/>
+          <w:b/>
+        </w:rPr>
+        <w:t>跨系列边界与领地纪律</w:t>
+      </w:r>
+      <w:r>
+        <w:rPr>
+          <w:b w:val="0"/>
+        </w:rPr>
+        <w:t>：涅槃义理归读书会09，材料①"有余涅槃"一句带过即可，成员追问时回应"这是很好的功课，读书会09会专门讲"；入出息念方法细节归读书会01，材料②"觉知呼吸"只作日常提示，不现场教数息、不做禅相引导；四念处结构下周（第6周）展开，今晚不预讲；材料③出自禅修营语境（禅修营、常住物等），解释时说明是背景，不要求成员对标。</w:t>
+      </w:r>
+    </w:p>
+    <w:p>
+      <w:pPr>
+        <w:pStyle w:val="ListNumber"/>
+      </w:pPr>
+      <w:r>
+        <w:rPr>
+          <w:b/>
+        </w:rPr>
+        <w:t>主持人的自我定位</w:t>
+      </w:r>
+      <w:r>
+        <w:rPr>
+          <w:b w:val="0"/>
+        </w:rPr>
+        <w:t>：今晚主持人不扮演"精进榜样"，也不扮演"纪律委员"。若被问"你做到四正勤了吗"，照实轻松回应："常常做不到，所以我才需要每周来这里重新看一次。"这份诚实本身就是本周主题的示范——正精进是长期、平衡、自我慈悲的用力，不是一次性的豪言。若成员带来专业心理议题（长期抑郁、自我伤害倾向），温和建议寻求专业帮助，本读书会不替代心理治疗。</w:t>
+      </w:r>
+    </w:p>
+    <w:p/>
+    <w:p>
+      <w:r>
+        <w:rPr>
           <w:b/>
           <w:color w:val="1F3864"/>
-          <w:sz w:val="28"/>
+          <w:sz w:val="26"/>
         </w:rPr>
         <w:t>📖 延伸阅读</w:t>
       </w:r>
@@ -4274,7 +4430,6 @@
       <w:tblPr>
         <w:tblStyle w:val="TableGrid"/>
         <w:tblW w:type="auto" w:w="0"/>
-        <w:jc w:val="center"/>
         <w:tblLook w:firstColumn="1" w:firstRow="1" w:lastColumn="0" w:lastRow="0" w:noHBand="0" w:noVBand="1" w:val="04A0"/>
       </w:tblPr>
       <w:tblGrid>
@@ -4287,17 +4442,20 @@
         <w:tc>
           <w:tcPr>
             <w:tcW w:type="dxa" w:w="2409"/>
-            <w:shd w:val="clear" w:color="auto" w:fill="1F3864"/>
+            <w:shd w:val="clear" w:fill="1F3864"/>
           </w:tcPr>
           <w:p>
-            <w:pPr>
-              <w:spacing w:after="20"/>
-            </w:pPr>
             <w:r>
               <w:rPr>
-                <w:b/>
                 <w:color w:val="FFFFFF"/>
-                <w:sz w:val="19"/>
+                <w:sz w:val="18"/>
+              </w:rPr>
+            </w:r>
+            <w:r>
+              <w:rPr>
+                <w:b w:val="0"/>
+                <w:color w:val="FFFFFF"/>
+                <w:sz w:val="18"/>
               </w:rPr>
               <w:t>材料</w:t>
             </w:r>
@@ -4306,17 +4464,20 @@
         <w:tc>
           <w:tcPr>
             <w:tcW w:type="dxa" w:w="2409"/>
-            <w:shd w:val="clear" w:color="auto" w:fill="1F3864"/>
+            <w:shd w:val="clear" w:fill="1F3864"/>
           </w:tcPr>
           <w:p>
-            <w:pPr>
-              <w:spacing w:after="20"/>
-            </w:pPr>
             <w:r>
               <w:rPr>
-                <w:b/>
                 <w:color w:val="FFFFFF"/>
-                <w:sz w:val="19"/>
+                <w:sz w:val="18"/>
+              </w:rPr>
+            </w:r>
+            <w:r>
+              <w:rPr>
+                <w:b w:val="0"/>
+                <w:color w:val="FFFFFF"/>
+                <w:sz w:val="18"/>
               </w:rPr>
               <w:t>出处</w:t>
             </w:r>
@@ -4325,17 +4486,20 @@
         <w:tc>
           <w:tcPr>
             <w:tcW w:type="dxa" w:w="2409"/>
-            <w:shd w:val="clear" w:color="auto" w:fill="1F3864"/>
+            <w:shd w:val="clear" w:fill="1F3864"/>
           </w:tcPr>
           <w:p>
-            <w:pPr>
-              <w:spacing w:after="20"/>
-            </w:pPr>
             <w:r>
               <w:rPr>
-                <w:b/>
                 <w:color w:val="FFFFFF"/>
-                <w:sz w:val="19"/>
+                <w:sz w:val="18"/>
+              </w:rPr>
+            </w:r>
+            <w:r>
+              <w:rPr>
+                <w:b w:val="0"/>
+                <w:color w:val="FFFFFF"/>
+                <w:sz w:val="18"/>
               </w:rPr>
               <w:t>media_id</w:t>
             </w:r>
@@ -4344,17 +4508,20 @@
         <w:tc>
           <w:tcPr>
             <w:tcW w:type="dxa" w:w="2409"/>
-            <w:shd w:val="clear" w:color="auto" w:fill="1F3864"/>
+            <w:shd w:val="clear" w:fill="1F3864"/>
           </w:tcPr>
           <w:p>
-            <w:pPr>
-              <w:spacing w:after="20"/>
-            </w:pPr>
             <w:r>
               <w:rPr>
-                <w:b/>
                 <w:color w:val="FFFFFF"/>
-                <w:sz w:val="19"/>
+                <w:sz w:val="18"/>
+              </w:rPr>
+            </w:r>
+            <w:r>
+              <w:rPr>
+                <w:b w:val="0"/>
+                <w:color w:val="FFFFFF"/>
+                <w:sz w:val="18"/>
               </w:rPr>
               <w:t>说明</w:t>
             </w:r>
@@ -4367,12 +4534,15 @@
             <w:tcW w:type="dxa" w:w="2409"/>
           </w:tcPr>
           <w:p>
-            <w:pPr>
-              <w:spacing w:after="20"/>
-            </w:pPr>
             <w:r>
               <w:rPr>
-                <w:sz w:val="19"/>
+                <w:sz w:val="18"/>
+              </w:rPr>
+            </w:r>
+            <w:r>
+              <w:rPr>
+                <w:b w:val="0"/>
+                <w:sz w:val="18"/>
               </w:rPr>
               <w:t>《07 四正勤.doc》（word）</w:t>
             </w:r>
@@ -4383,12 +4553,15 @@
             <w:tcW w:type="dxa" w:w="2409"/>
           </w:tcPr>
           <w:p>
-            <w:pPr>
-              <w:spacing w:after="20"/>
-            </w:pPr>
             <w:r>
               <w:rPr>
-                <w:sz w:val="19"/>
+                <w:sz w:val="18"/>
+              </w:rPr>
+            </w:r>
+            <w:r>
+              <w:rPr>
+                <w:b w:val="0"/>
+                <w:sz w:val="18"/>
               </w:rPr>
               <w:t>古源尊者开示及上座部佛教资料</w:t>
             </w:r>
@@ -4399,14 +4572,17 @@
             <w:tcW w:type="dxa" w:w="2409"/>
           </w:tcPr>
           <w:p>
-            <w:pPr>
-              <w:spacing w:after="20"/>
-            </w:pPr>
             <w:r>
               <w:rPr>
-                <w:sz w:val="19"/>
+                <w:sz w:val="18"/>
               </w:rPr>
-              <w:t>`word_d0dd1c0cd17209afe241ece24bf6b7b4_f788aaf2cb2d60fe4bb1421621e909207439961422831605`</w:t>
+            </w:r>
+            <w:r>
+              <w:rPr>
+                <w:b w:val="0"/>
+                <w:sz w:val="18"/>
+              </w:rPr>
+              <w:t>word_d0dd1c0cd17209afe241ece24bf6b7b4_f788aaf2cb2d60fe4bb1421621e909207439961422831605</w:t>
             </w:r>
           </w:p>
         </w:tc>
@@ -4415,12 +4591,15 @@
             <w:tcW w:type="dxa" w:w="2409"/>
           </w:tcPr>
           <w:p>
-            <w:pPr>
-              <w:spacing w:after="20"/>
-            </w:pPr>
             <w:r>
               <w:rPr>
-                <w:sz w:val="19"/>
+                <w:sz w:val="18"/>
+              </w:rPr>
+            </w:r>
+            <w:r>
+              <w:rPr>
+                <w:b w:val="0"/>
+                <w:sz w:val="18"/>
               </w:rPr>
               <w:t>共读材料①完整原件：四正勤四句、四相决心、已生未生恶业与善业修习的完整展开，备课与扩展使用</w:t>
             </w:r>
@@ -4431,15 +4610,18 @@
         <w:tc>
           <w:tcPr>
             <w:tcW w:type="dxa" w:w="2409"/>
-            <w:shd w:val="clear" w:color="auto" w:fill="F2F2F2"/>
+            <w:shd w:val="clear" w:fill="F2F5FA"/>
           </w:tcPr>
           <w:p>
-            <w:pPr>
-              <w:spacing w:after="20"/>
-            </w:pPr>
             <w:r>
               <w:rPr>
-                <w:sz w:val="19"/>
+                <w:sz w:val="18"/>
+              </w:rPr>
+            </w:r>
+            <w:r>
+              <w:rPr>
+                <w:b w:val="0"/>
+                <w:sz w:val="18"/>
               </w:rPr>
               <w:t>《第32讲-精进2-（共修版）.pdf》（pdf）</w:t>
             </w:r>
@@ -4448,15 +4630,18 @@
         <w:tc>
           <w:tcPr>
             <w:tcW w:type="dxa" w:w="2409"/>
-            <w:shd w:val="clear" w:color="auto" w:fill="F2F2F2"/>
+            <w:shd w:val="clear" w:fill="F2F5FA"/>
           </w:tcPr>
           <w:p>
-            <w:pPr>
-              <w:spacing w:after="20"/>
-            </w:pPr>
             <w:r>
               <w:rPr>
-                <w:sz w:val="19"/>
+                <w:sz w:val="18"/>
+              </w:rPr>
+            </w:r>
+            <w:r>
+              <w:rPr>
+                <w:b w:val="0"/>
+                <w:sz w:val="18"/>
               </w:rPr>
               <w:t>古源尊者开示及上座部佛教资料</w:t>
             </w:r>
@@ -4465,32 +4650,38 @@
         <w:tc>
           <w:tcPr>
             <w:tcW w:type="dxa" w:w="2409"/>
-            <w:shd w:val="clear" w:color="auto" w:fill="F2F2F2"/>
+            <w:shd w:val="clear" w:fill="F2F5FA"/>
           </w:tcPr>
           <w:p>
-            <w:pPr>
-              <w:spacing w:after="20"/>
-            </w:pPr>
             <w:r>
               <w:rPr>
-                <w:sz w:val="19"/>
+                <w:sz w:val="18"/>
               </w:rPr>
-              <w:t>`pdf_d0dd1c0cd17209afe241ece24bf6b7b4_2044b32127a3c62d9df0501668e2397a7439961422831605`</w:t>
+            </w:r>
+            <w:r>
+              <w:rPr>
+                <w:b w:val="0"/>
+                <w:sz w:val="18"/>
+              </w:rPr>
+              <w:t>pdf_d0dd1c0cd17209afe241ece24bf6b7b4_2044b32127a3c62d9df0501668e2397a7439961422831605</w:t>
             </w:r>
           </w:p>
         </w:tc>
         <w:tc>
           <w:tcPr>
             <w:tcW w:type="dxa" w:w="2409"/>
-            <w:shd w:val="clear" w:color="auto" w:fill="F2F2F2"/>
+            <w:shd w:val="clear" w:fill="F2F5FA"/>
           </w:tcPr>
           <w:p>
-            <w:pPr>
-              <w:spacing w:after="20"/>
-            </w:pPr>
             <w:r>
               <w:rPr>
-                <w:sz w:val="19"/>
+                <w:sz w:val="18"/>
+              </w:rPr>
+            </w:r>
+            <w:r>
+              <w:rPr>
+                <w:b w:val="0"/>
+                <w:sz w:val="18"/>
               </w:rPr>
               <w:t>共读材料②完整原件：精进心所作用/现起/近因、三层次、悚惧事与精进事、五根平衡的完整照录存于《第5周_素材照录.md》</w:t>
             </w:r>
@@ -4503,12 +4694,15 @@
             <w:tcW w:type="dxa" w:w="2409"/>
           </w:tcPr>
           <w:p>
-            <w:pPr>
-              <w:spacing w:after="20"/>
-            </w:pPr>
             <w:r>
               <w:rPr>
-                <w:sz w:val="19"/>
+                <w:sz w:val="18"/>
+              </w:rPr>
+            </w:r>
+            <w:r>
+              <w:rPr>
+                <w:b w:val="0"/>
+                <w:sz w:val="18"/>
               </w:rPr>
               <w:t>《24缘教学09音声》（音声，依据录音转写整理，已校对明显同音错字）</w:t>
             </w:r>
@@ -4519,12 +4713,15 @@
             <w:tcW w:type="dxa" w:w="2409"/>
           </w:tcPr>
           <w:p>
-            <w:pPr>
-              <w:spacing w:after="20"/>
-            </w:pPr>
             <w:r>
               <w:rPr>
-                <w:sz w:val="19"/>
+                <w:sz w:val="18"/>
+              </w:rPr>
+            </w:r>
+            <w:r>
+              <w:rPr>
+                <w:b w:val="0"/>
+                <w:sz w:val="18"/>
               </w:rPr>
               <w:t>古源尊者开示及上座部佛教资料</w:t>
             </w:r>
@@ -4535,14 +4732,17 @@
             <w:tcW w:type="dxa" w:w="2409"/>
           </w:tcPr>
           <w:p>
-            <w:pPr>
-              <w:spacing w:after="20"/>
-            </w:pPr>
             <w:r>
               <w:rPr>
-                <w:sz w:val="19"/>
+                <w:sz w:val="18"/>
               </w:rPr>
-              <w:t>`soundrecording_d0dd1c0cd17209afe241ece24bf6b7b4_7c27922f9c6207294048aa672c01703c7439961422831605`</w:t>
+            </w:r>
+            <w:r>
+              <w:rPr>
+                <w:b w:val="0"/>
+                <w:sz w:val="18"/>
+              </w:rPr>
+              <w:t>soundrecording_d0dd1c0cd17209afe241ece24bf6b7b4_7c27922f9c6207294048aa672c01703c7439961422831605</w:t>
             </w:r>
           </w:p>
         </w:tc>
@@ -4551,12 +4751,15 @@
             <w:tcW w:type="dxa" w:w="2409"/>
           </w:tcPr>
           <w:p>
-            <w:pPr>
-              <w:spacing w:after="20"/>
-            </w:pPr>
             <w:r>
               <w:rPr>
-                <w:sz w:val="19"/>
+                <w:sz w:val="18"/>
+              </w:rPr>
+            </w:r>
+            <w:r>
+              <w:rPr>
+                <w:b w:val="0"/>
+                <w:sz w:val="18"/>
               </w:rPr>
               <w:t>延伸阅读：精进增上与四正勤在道品中出现频率最高；只列表不照录，本周不进入共读</w:t>
             </w:r>
@@ -4564,38 +4767,17 @@
         </w:tc>
       </w:tr>
     </w:tbl>
+    <w:p/>
+    <w:p/>
     <w:p>
       <w:r>
         <w:rPr>
-          <w:sz w:val="21"/>
-        </w:rPr>
-        <w:t>&lt;!--/EXT_READ--&gt;</w:t>
+          <w:b w:val="0"/>
+        </w:rPr>
+        <w:t>主持人开场提示：欢迎各位来到读书会10《八正道实践》第5周。上周我们看见善心在哪里落地，这一周我们看它靠什么持续生长——正精进与四正勤。今晚请带着一个温柔的问题来：同样想变得更好，什么时候是支持，什么时候变成了苛责？</w:t>
       </w:r>
     </w:p>
-    <w:p>
-      <w:r>
-        <w:rPr>
-          <w:sz w:val="21"/>
-        </w:rPr>
-        <w:t>&lt;!--W_LEAD--&gt;</w:t>
-      </w:r>
-    </w:p>
-    <w:p>
-      <w:r>
-        <w:rPr>
-          <w:sz w:val="21"/>
-        </w:rPr>
-        <w:t>主持人开场提示：欢迎各位来到读书会10《八正道实践》第5周。上周我们看见善心在哪里落地，这一周我们看它靠什么持续生长——正精进与四正勤。今晚请带着一个温柔的问题来：同样想变得更好，什么时候是支持，什么时候变成了苛责？</w:t>
-      </w:r>
-    </w:p>
-    <w:p>
-      <w:r>
-        <w:rPr>
-          <w:sz w:val="21"/>
-        </w:rPr>
-        <w:t>&lt;!--/W_LEAD--&gt;</w:t>
-      </w:r>
-    </w:p>
+    <w:p/>
     <w:sectPr>
       <w:headerReference w:type="default" r:id="rId9"/>
       <w:footerReference w:type="default" r:id="rId10"/>
@@ -4615,7 +4797,11 @@
       <w:pStyle w:val="Footer"/>
       <w:jc w:val="center"/>
     </w:pPr>
-    <w:fldSimple w:instr="PAGE"/>
+    <w:r>
+      <w:fldChar w:fldCharType="begin"/>
+      <w:instrText xml:space="preserve">PAGE</w:instrText>
+      <w:fldChar w:fldCharType="end"/>
+    </w:r>
   </w:p>
 </w:ftr>
 </file>
@@ -4629,10 +4815,10 @@
     </w:pPr>
     <w:r>
       <w:rPr>
-        <w:color w:val="808080"/>
+        <w:color w:val="1F3864"/>
         <w:sz w:val="16"/>
       </w:rPr>
-      <w:t>读书会10·第5周·正精进——四正勤的实践（朗读优化版）</w:t>
+      <w:t>读书会10 · 第5周 · 朗读优化版（8周版） · 主持人版</w:t>
     </w:r>
   </w:p>
 </w:hdr>
@@ -5001,11 +5187,8 @@
     <w:name w:val="Normal"/>
     <w:qFormat/>
     <w:rsid w:val="00FC693F"/>
-    <w:pPr>
-      <w:spacing w:line="324" w:lineRule="auto" w:after="60"/>
-    </w:pPr>
     <w:rPr>
-      <w:rFonts w:ascii="Microsoft YaHei" w:hAnsi="Microsoft YaHei" w:eastAsia="Microsoft YaHei"/>
+      <w:rFonts w:ascii="等线" w:hAnsi="等线" w:eastAsia="宋体"/>
       <w:sz w:val="21"/>
     </w:rPr>
   </w:style>
